--- a/20260908_SDVC_서버구축WBS.docx
+++ b/20260908_SDVC_서버구축WBS.docx
@@ -8998,7 +8998,7 @@
     </w:p>
     <w:tbl>
       <w:tblPr>
-        <w:tblW w:w="14678" w:type="dxa"/>
+        <w:tblW w:w="14668" w:type="dxa"/>
         <w:tblBorders>
           <w:top w:val="single" w:sz="4" w:space="0" w:color="auto"/>
           <w:left w:val="single" w:sz="4" w:space="0" w:color="auto"/>
@@ -9014,12 +9014,13 @@
         <w:tblLook w:val="04A0" w:firstRow="1" w:lastRow="0" w:firstColumn="1" w:lastColumn="0" w:noHBand="0" w:noVBand="1"/>
       </w:tblPr>
       <w:tblGrid>
-        <w:gridCol w:w="1100"/>
-        <w:gridCol w:w="2500"/>
-        <w:gridCol w:w="5578"/>
-        <w:gridCol w:w="1600"/>
-        <w:gridCol w:w="2400"/>
-        <w:gridCol w:w="1500"/>
+        <w:gridCol w:w="1076"/>
+        <w:gridCol w:w="2471"/>
+        <w:gridCol w:w="5520"/>
+        <w:gridCol w:w="1170"/>
+        <w:gridCol w:w="2288"/>
+        <w:gridCol w:w="1220"/>
+        <w:gridCol w:w="923"/>
       </w:tblGrid>
       <w:tr>
         <w:tblPrEx>
@@ -9033,7 +9034,7 @@
         </w:trPr>
         <w:tc>
           <w:tcPr>
-            <w:tcW w:w="1100" w:type="dxa"/>
+            <w:tcW w:w="1076" w:type="dxa"/>
             <w:shd w:val="clear" w:color="auto" w:fill="D9E2F3"/>
             <w:tcMar>
               <w:top w:w="60" w:type="dxa"/>
@@ -9061,7 +9062,7 @@
         </w:tc>
         <w:tc>
           <w:tcPr>
-            <w:tcW w:w="2500" w:type="dxa"/>
+            <w:tcW w:w="2471" w:type="dxa"/>
             <w:shd w:val="clear" w:color="auto" w:fill="D9E2F3"/>
             <w:tcMar>
               <w:top w:w="60" w:type="dxa"/>
@@ -9091,7 +9092,7 @@
         </w:tc>
         <w:tc>
           <w:tcPr>
-            <w:tcW w:w="5578" w:type="dxa"/>
+            <w:tcW w:w="5520" w:type="dxa"/>
             <w:shd w:val="clear" w:color="auto" w:fill="D9E2F3"/>
             <w:tcMar>
               <w:top w:w="60" w:type="dxa"/>
@@ -9119,7 +9120,7 @@
         </w:tc>
         <w:tc>
           <w:tcPr>
-            <w:tcW w:w="1600" w:type="dxa"/>
+            <w:tcW w:w="1170" w:type="dxa"/>
             <w:shd w:val="clear" w:color="auto" w:fill="D9E2F3"/>
             <w:tcMar>
               <w:top w:w="60" w:type="dxa"/>
@@ -9147,7 +9148,7 @@
         </w:tc>
         <w:tc>
           <w:tcPr>
-            <w:tcW w:w="2400" w:type="dxa"/>
+            <w:tcW w:w="2288" w:type="dxa"/>
             <w:shd w:val="clear" w:color="auto" w:fill="D9E2F3"/>
             <w:tcMar>
               <w:top w:w="60" w:type="dxa"/>
@@ -9175,7 +9176,7 @@
         </w:tc>
         <w:tc>
           <w:tcPr>
-            <w:tcW w:w="1500" w:type="dxa"/>
+            <w:tcW w:w="1220" w:type="dxa"/>
             <w:shd w:val="clear" w:color="auto" w:fill="D9E2F3"/>
             <w:tcMar>
               <w:top w:w="60" w:type="dxa"/>
@@ -9199,6 +9200,24 @@
               </w:rPr>
               <w:t>예상 세션</w:t>
             </w:r>
+          </w:p>
+        </w:tc>
+        <w:tc>
+          <w:tcPr>
+            <w:tcW w:w="923" w:type="dxa"/>
+            <w:shd w:val="clear" w:color="auto" w:fill="D9E2F3"/>
+          </w:tcPr>
+          <w:p>
+            <w:pPr>
+              <w:spacing w:before="20" w:after="20" w:line="260" w:lineRule="auto"/>
+              <w:jc w:val="center"/>
+              <w:rPr>
+                <w:b/>
+                <w:bCs/>
+                <w:sz w:val="18"/>
+                <w:szCs w:val="18"/>
+              </w:rPr>
+            </w:pPr>
           </w:p>
         </w:tc>
       </w:tr>
@@ -9211,7 +9230,7 @@
         </w:tblPrEx>
         <w:tc>
           <w:tcPr>
-            <w:tcW w:w="14678" w:type="dxa"/>
+            <w:tcW w:w="13745" w:type="dxa"/>
             <w:gridSpan w:val="6"/>
             <w:shd w:val="clear" w:color="auto" w:fill="EDEDED"/>
             <w:tcMar>
@@ -9275,6 +9294,23 @@
               </w:rPr>
               <w:t>예상 4.5 세션)</w:t>
             </w:r>
+          </w:p>
+        </w:tc>
+        <w:tc>
+          <w:tcPr>
+            <w:tcW w:w="923" w:type="dxa"/>
+            <w:shd w:val="clear" w:color="auto" w:fill="EDEDED"/>
+          </w:tcPr>
+          <w:p>
+            <w:pPr>
+              <w:spacing w:before="20" w:after="20" w:line="260" w:lineRule="auto"/>
+              <w:rPr>
+                <w:b/>
+                <w:bCs/>
+                <w:sz w:val="19"/>
+                <w:szCs w:val="19"/>
+              </w:rPr>
+            </w:pPr>
           </w:p>
         </w:tc>
       </w:tr>
@@ -9287,7 +9323,7 @@
         </w:tblPrEx>
         <w:tc>
           <w:tcPr>
-            <w:tcW w:w="1100" w:type="dxa"/>
+            <w:tcW w:w="1076" w:type="dxa"/>
             <w:tcMar>
               <w:top w:w="60" w:type="dxa"/>
               <w:left w:w="100" w:type="dxa"/>
@@ -9314,7 +9350,7 @@
         </w:tc>
         <w:tc>
           <w:tcPr>
-            <w:tcW w:w="2500" w:type="dxa"/>
+            <w:tcW w:w="2471" w:type="dxa"/>
             <w:tcMar>
               <w:top w:w="60" w:type="dxa"/>
               <w:left w:w="100" w:type="dxa"/>
@@ -9338,7 +9374,7 @@
         </w:tc>
         <w:tc>
           <w:tcPr>
-            <w:tcW w:w="5578" w:type="dxa"/>
+            <w:tcW w:w="5520" w:type="dxa"/>
             <w:tcMar>
               <w:top w:w="60" w:type="dxa"/>
               <w:left w:w="100" w:type="dxa"/>
@@ -9362,7 +9398,7 @@
         </w:tc>
         <w:tc>
           <w:tcPr>
-            <w:tcW w:w="1600" w:type="dxa"/>
+            <w:tcW w:w="1170" w:type="dxa"/>
             <w:tcMar>
               <w:top w:w="60" w:type="dxa"/>
               <w:left w:w="100" w:type="dxa"/>
@@ -9387,7 +9423,7 @@
         </w:tc>
         <w:tc>
           <w:tcPr>
-            <w:tcW w:w="2400" w:type="dxa"/>
+            <w:tcW w:w="2288" w:type="dxa"/>
             <w:tcMar>
               <w:top w:w="60" w:type="dxa"/>
               <w:left w:w="100" w:type="dxa"/>
@@ -9411,7 +9447,7 @@
         </w:tc>
         <w:tc>
           <w:tcPr>
-            <w:tcW w:w="1500" w:type="dxa"/>
+            <w:tcW w:w="1220" w:type="dxa"/>
             <w:tcMar>
               <w:top w:w="60" w:type="dxa"/>
               <w:left w:w="100" w:type="dxa"/>
@@ -9432,6 +9468,21 @@
               </w:rPr>
               <w:t>0.5</w:t>
             </w:r>
+          </w:p>
+        </w:tc>
+        <w:tc>
+          <w:tcPr>
+            <w:tcW w:w="923" w:type="dxa"/>
+          </w:tcPr>
+          <w:p>
+            <w:pPr>
+              <w:spacing w:before="20" w:after="20" w:line="260" w:lineRule="auto"/>
+              <w:jc w:val="center"/>
+              <w:rPr>
+                <w:sz w:val="18"/>
+                <w:szCs w:val="18"/>
+              </w:rPr>
+            </w:pPr>
           </w:p>
         </w:tc>
       </w:tr>
@@ -9444,7 +9495,7 @@
         </w:tblPrEx>
         <w:tc>
           <w:tcPr>
-            <w:tcW w:w="1100" w:type="dxa"/>
+            <w:tcW w:w="1076" w:type="dxa"/>
             <w:tcMar>
               <w:top w:w="60" w:type="dxa"/>
               <w:left w:w="100" w:type="dxa"/>
@@ -9471,7 +9522,7 @@
         </w:tc>
         <w:tc>
           <w:tcPr>
-            <w:tcW w:w="2500" w:type="dxa"/>
+            <w:tcW w:w="2471" w:type="dxa"/>
             <w:tcMar>
               <w:top w:w="60" w:type="dxa"/>
               <w:left w:w="100" w:type="dxa"/>
@@ -9504,18 +9555,22 @@
         </w:tc>
         <w:tc>
           <w:tcPr>
-            <w:tcW w:w="5578" w:type="dxa"/>
-            <w:tcMar>
-              <w:top w:w="60" w:type="dxa"/>
-              <w:left w:w="100" w:type="dxa"/>
-              <w:bottom w:w="60" w:type="dxa"/>
-              <w:right w:w="100" w:type="dxa"/>
-            </w:tcMar>
-            <w:vAlign w:val="center"/>
-          </w:tcPr>
-          <w:p>
-            <w:pPr>
-              <w:spacing w:before="20" w:after="20" w:line="260" w:lineRule="auto"/>
+            <w:tcW w:w="5520" w:type="dxa"/>
+            <w:tcMar>
+              <w:top w:w="60" w:type="dxa"/>
+              <w:left w:w="100" w:type="dxa"/>
+              <w:bottom w:w="60" w:type="dxa"/>
+              <w:right w:w="100" w:type="dxa"/>
+            </w:tcMar>
+            <w:vAlign w:val="center"/>
+          </w:tcPr>
+          <w:p>
+            <w:pPr>
+              <w:spacing w:before="20" w:after="20" w:line="260" w:lineRule="auto"/>
+              <w:rPr>
+                <w:sz w:val="18"/>
+                <w:szCs w:val="18"/>
+              </w:rPr>
             </w:pPr>
             <w:r>
               <w:rPr>
@@ -9525,10 +9580,27 @@
               <w:t>vercel.com에 GitHub 계정으로 가입 → 저장소 접근 권한 허용. push하면 자동 배포되는 통로가 열린다.</w:t>
             </w:r>
           </w:p>
-        </w:tc>
-        <w:tc>
-          <w:tcPr>
-            <w:tcW w:w="1600" w:type="dxa"/>
+          <w:p>
+            <w:pPr>
+              <w:spacing w:before="20" w:after="20" w:line="260" w:lineRule="auto"/>
+              <w:rPr>
+                <w:rFonts w:hint="eastAsia"/>
+              </w:rPr>
+            </w:pPr>
+            <w:r>
+              <w:t xml:space="preserve"> "GitHub로 계속하기" 누</w:t>
+            </w:r>
+            <w:r>
+              <w:rPr>
+                <w:rFonts w:hint="eastAsia"/>
+              </w:rPr>
+              <w:t>름</w:t>
+            </w:r>
+          </w:p>
+        </w:tc>
+        <w:tc>
+          <w:tcPr>
+            <w:tcW w:w="1170" w:type="dxa"/>
             <w:tcMar>
               <w:top w:w="60" w:type="dxa"/>
               <w:left w:w="100" w:type="dxa"/>
@@ -9553,7 +9625,7 @@
         </w:tc>
         <w:tc>
           <w:tcPr>
-            <w:tcW w:w="2400" w:type="dxa"/>
+            <w:tcW w:w="2288" w:type="dxa"/>
             <w:tcMar>
               <w:top w:w="60" w:type="dxa"/>
               <w:left w:w="100" w:type="dxa"/>
@@ -9586,7 +9658,7 @@
         </w:tc>
         <w:tc>
           <w:tcPr>
-            <w:tcW w:w="1500" w:type="dxa"/>
+            <w:tcW w:w="1220" w:type="dxa"/>
             <w:tcMar>
               <w:top w:w="60" w:type="dxa"/>
               <w:left w:w="100" w:type="dxa"/>
@@ -9607,6 +9679,21 @@
               </w:rPr>
               <w:t>0.5</w:t>
             </w:r>
+          </w:p>
+        </w:tc>
+        <w:tc>
+          <w:tcPr>
+            <w:tcW w:w="923" w:type="dxa"/>
+          </w:tcPr>
+          <w:p>
+            <w:pPr>
+              <w:spacing w:before="20" w:after="20" w:line="260" w:lineRule="auto"/>
+              <w:jc w:val="center"/>
+              <w:rPr>
+                <w:sz w:val="18"/>
+                <w:szCs w:val="18"/>
+              </w:rPr>
+            </w:pPr>
           </w:p>
         </w:tc>
       </w:tr>
@@ -9619,7 +9706,7 @@
         </w:tblPrEx>
         <w:tc>
           <w:tcPr>
-            <w:tcW w:w="1100" w:type="dxa"/>
+            <w:tcW w:w="1076" w:type="dxa"/>
             <w:tcMar>
               <w:top w:w="60" w:type="dxa"/>
               <w:left w:w="100" w:type="dxa"/>
@@ -9646,7 +9733,7 @@
         </w:tc>
         <w:tc>
           <w:tcPr>
-            <w:tcW w:w="2500" w:type="dxa"/>
+            <w:tcW w:w="2471" w:type="dxa"/>
             <w:tcMar>
               <w:top w:w="60" w:type="dxa"/>
               <w:left w:w="100" w:type="dxa"/>
@@ -9679,18 +9766,22 @@
         </w:tc>
         <w:tc>
           <w:tcPr>
-            <w:tcW w:w="5578" w:type="dxa"/>
-            <w:tcMar>
-              <w:top w:w="60" w:type="dxa"/>
-              <w:left w:w="100" w:type="dxa"/>
-              <w:bottom w:w="60" w:type="dxa"/>
-              <w:right w:w="100" w:type="dxa"/>
-            </w:tcMar>
-            <w:vAlign w:val="center"/>
-          </w:tcPr>
-          <w:p>
-            <w:pPr>
-              <w:spacing w:before="20" w:after="20" w:line="260" w:lineRule="auto"/>
+            <w:tcW w:w="5520" w:type="dxa"/>
+            <w:tcMar>
+              <w:top w:w="60" w:type="dxa"/>
+              <w:left w:w="100" w:type="dxa"/>
+              <w:bottom w:w="60" w:type="dxa"/>
+              <w:right w:w="100" w:type="dxa"/>
+            </w:tcMar>
+            <w:vAlign w:val="center"/>
+          </w:tcPr>
+          <w:p>
+            <w:pPr>
+              <w:spacing w:before="20" w:after="20" w:line="260" w:lineRule="auto"/>
+              <w:rPr>
+                <w:sz w:val="18"/>
+                <w:szCs w:val="18"/>
+              </w:rPr>
             </w:pPr>
             <w:r>
               <w:rPr>
@@ -9716,10 +9807,23 @@
               <w:t xml:space="preserve"> 서울 권장). 회원·프로젝트 정보를 담을 DB와 파일 저장소가 여기 생긴다.</w:t>
             </w:r>
           </w:p>
-        </w:tc>
-        <w:tc>
-          <w:tcPr>
-            <w:tcW w:w="1600" w:type="dxa"/>
+          <w:p>
+            <w:pPr>
+              <w:spacing w:before="20" w:after="20" w:line="260" w:lineRule="auto"/>
+            </w:pPr>
+            <w:proofErr w:type="spellStart"/>
+            <w:r>
+              <w:t>리전은</w:t>
+            </w:r>
+            <w:proofErr w:type="spellEnd"/>
+            <w:r>
+              <w:t xml:space="preserve"> "서울(ap-northeast-2)"로 선택</w:t>
+            </w:r>
+          </w:p>
+        </w:tc>
+        <w:tc>
+          <w:tcPr>
+            <w:tcW w:w="1170" w:type="dxa"/>
             <w:tcMar>
               <w:top w:w="60" w:type="dxa"/>
               <w:left w:w="100" w:type="dxa"/>
@@ -9744,7 +9848,7 @@
         </w:tc>
         <w:tc>
           <w:tcPr>
-            <w:tcW w:w="2400" w:type="dxa"/>
+            <w:tcW w:w="2288" w:type="dxa"/>
             <w:tcMar>
               <w:top w:w="60" w:type="dxa"/>
               <w:left w:w="100" w:type="dxa"/>
@@ -9777,7 +9881,7 @@
         </w:tc>
         <w:tc>
           <w:tcPr>
-            <w:tcW w:w="1500" w:type="dxa"/>
+            <w:tcW w:w="1220" w:type="dxa"/>
             <w:tcMar>
               <w:top w:w="60" w:type="dxa"/>
               <w:left w:w="100" w:type="dxa"/>
@@ -9797,6 +9901,28 @@
                 <w:szCs w:val="18"/>
               </w:rPr>
               <w:t>0.5</w:t>
+            </w:r>
+          </w:p>
+        </w:tc>
+        <w:tc>
+          <w:tcPr>
+            <w:tcW w:w="923" w:type="dxa"/>
+          </w:tcPr>
+          <w:p>
+            <w:pPr>
+              <w:spacing w:before="20" w:after="20" w:line="260" w:lineRule="auto"/>
+              <w:jc w:val="center"/>
+              <w:rPr>
+                <w:sz w:val="4"/>
+                <w:szCs w:val="4"/>
+              </w:rPr>
+            </w:pPr>
+            <w:r>
+              <w:rPr>
+                <w:sz w:val="4"/>
+                <w:szCs w:val="4"/>
+              </w:rPr>
+              <w:t>@Topgun178670</w:t>
             </w:r>
           </w:p>
         </w:tc>
@@ -9810,7 +9936,7 @@
         </w:tblPrEx>
         <w:tc>
           <w:tcPr>
-            <w:tcW w:w="1100" w:type="dxa"/>
+            <w:tcW w:w="1076" w:type="dxa"/>
             <w:tcMar>
               <w:top w:w="60" w:type="dxa"/>
               <w:left w:w="100" w:type="dxa"/>
@@ -9837,7 +9963,7 @@
         </w:tc>
         <w:tc>
           <w:tcPr>
-            <w:tcW w:w="2500" w:type="dxa"/>
+            <w:tcW w:w="2471" w:type="dxa"/>
             <w:tcMar>
               <w:top w:w="60" w:type="dxa"/>
               <w:left w:w="100" w:type="dxa"/>
@@ -9861,7 +9987,7 @@
         </w:tc>
         <w:tc>
           <w:tcPr>
-            <w:tcW w:w="5578" w:type="dxa"/>
+            <w:tcW w:w="5520" w:type="dxa"/>
             <w:tcMar>
               <w:top w:w="60" w:type="dxa"/>
               <w:left w:w="100" w:type="dxa"/>
@@ -9885,7 +10011,7 @@
         </w:tc>
         <w:tc>
           <w:tcPr>
-            <w:tcW w:w="1600" w:type="dxa"/>
+            <w:tcW w:w="1170" w:type="dxa"/>
             <w:tcMar>
               <w:top w:w="60" w:type="dxa"/>
               <w:left w:w="100" w:type="dxa"/>
@@ -9910,7 +10036,7 @@
         </w:tc>
         <w:tc>
           <w:tcPr>
-            <w:tcW w:w="2400" w:type="dxa"/>
+            <w:tcW w:w="2288" w:type="dxa"/>
             <w:tcMar>
               <w:top w:w="60" w:type="dxa"/>
               <w:left w:w="100" w:type="dxa"/>
@@ -9934,7 +10060,7 @@
         </w:tc>
         <w:tc>
           <w:tcPr>
-            <w:tcW w:w="1500" w:type="dxa"/>
+            <w:tcW w:w="1220" w:type="dxa"/>
             <w:tcMar>
               <w:top w:w="60" w:type="dxa"/>
               <w:left w:w="100" w:type="dxa"/>
@@ -9955,6 +10081,21 @@
               </w:rPr>
               <w:t>0.5</w:t>
             </w:r>
+          </w:p>
+        </w:tc>
+        <w:tc>
+          <w:tcPr>
+            <w:tcW w:w="923" w:type="dxa"/>
+          </w:tcPr>
+          <w:p>
+            <w:pPr>
+              <w:spacing w:before="20" w:after="20" w:line="260" w:lineRule="auto"/>
+              <w:jc w:val="center"/>
+              <w:rPr>
+                <w:sz w:val="18"/>
+                <w:szCs w:val="18"/>
+              </w:rPr>
+            </w:pPr>
           </w:p>
         </w:tc>
       </w:tr>
@@ -9967,7 +10108,7 @@
         </w:tblPrEx>
         <w:tc>
           <w:tcPr>
-            <w:tcW w:w="1100" w:type="dxa"/>
+            <w:tcW w:w="1076" w:type="dxa"/>
             <w:tcMar>
               <w:top w:w="60" w:type="dxa"/>
               <w:left w:w="100" w:type="dxa"/>
@@ -9994,7 +10135,7 @@
         </w:tc>
         <w:tc>
           <w:tcPr>
-            <w:tcW w:w="2500" w:type="dxa"/>
+            <w:tcW w:w="2471" w:type="dxa"/>
             <w:tcMar>
               <w:top w:w="60" w:type="dxa"/>
               <w:left w:w="100" w:type="dxa"/>
@@ -10018,7 +10159,7 @@
         </w:tc>
         <w:tc>
           <w:tcPr>
-            <w:tcW w:w="5578" w:type="dxa"/>
+            <w:tcW w:w="5520" w:type="dxa"/>
             <w:tcMar>
               <w:top w:w="60" w:type="dxa"/>
               <w:left w:w="100" w:type="dxa"/>
@@ -10170,7 +10311,7 @@
         </w:tc>
         <w:tc>
           <w:tcPr>
-            <w:tcW w:w="1600" w:type="dxa"/>
+            <w:tcW w:w="1170" w:type="dxa"/>
             <w:tcMar>
               <w:top w:w="60" w:type="dxa"/>
               <w:left w:w="100" w:type="dxa"/>
@@ -10195,7 +10336,7 @@
         </w:tc>
         <w:tc>
           <w:tcPr>
-            <w:tcW w:w="2400" w:type="dxa"/>
+            <w:tcW w:w="2288" w:type="dxa"/>
             <w:tcMar>
               <w:top w:w="60" w:type="dxa"/>
               <w:left w:w="100" w:type="dxa"/>
@@ -10219,7 +10360,7 @@
         </w:tc>
         <w:tc>
           <w:tcPr>
-            <w:tcW w:w="1500" w:type="dxa"/>
+            <w:tcW w:w="1220" w:type="dxa"/>
             <w:tcMar>
               <w:top w:w="60" w:type="dxa"/>
               <w:left w:w="100" w:type="dxa"/>
@@ -10240,6 +10381,21 @@
               </w:rPr>
               <w:t>1</w:t>
             </w:r>
+          </w:p>
+        </w:tc>
+        <w:tc>
+          <w:tcPr>
+            <w:tcW w:w="923" w:type="dxa"/>
+          </w:tcPr>
+          <w:p>
+            <w:pPr>
+              <w:spacing w:before="20" w:after="20" w:line="260" w:lineRule="auto"/>
+              <w:jc w:val="center"/>
+              <w:rPr>
+                <w:sz w:val="18"/>
+                <w:szCs w:val="18"/>
+              </w:rPr>
+            </w:pPr>
           </w:p>
         </w:tc>
       </w:tr>
@@ -10252,7 +10408,7 @@
         </w:tblPrEx>
         <w:tc>
           <w:tcPr>
-            <w:tcW w:w="1100" w:type="dxa"/>
+            <w:tcW w:w="1076" w:type="dxa"/>
             <w:shd w:val="clear" w:color="auto" w:fill="E2F0D9"/>
             <w:tcMar>
               <w:top w:w="60" w:type="dxa"/>
@@ -10280,7 +10436,7 @@
         </w:tc>
         <w:tc>
           <w:tcPr>
-            <w:tcW w:w="2500" w:type="dxa"/>
+            <w:tcW w:w="2471" w:type="dxa"/>
             <w:shd w:val="clear" w:color="auto" w:fill="E2F0D9"/>
             <w:tcMar>
               <w:top w:w="60" w:type="dxa"/>
@@ -10305,7 +10461,7 @@
         </w:tc>
         <w:tc>
           <w:tcPr>
-            <w:tcW w:w="5578" w:type="dxa"/>
+            <w:tcW w:w="5520" w:type="dxa"/>
             <w:shd w:val="clear" w:color="auto" w:fill="E2F0D9"/>
             <w:tcMar>
               <w:top w:w="60" w:type="dxa"/>
@@ -10330,7 +10486,7 @@
         </w:tc>
         <w:tc>
           <w:tcPr>
-            <w:tcW w:w="1600" w:type="dxa"/>
+            <w:tcW w:w="1170" w:type="dxa"/>
             <w:shd w:val="clear" w:color="auto" w:fill="E2F0D9"/>
             <w:tcMar>
               <w:top w:w="60" w:type="dxa"/>
@@ -10356,7 +10512,7 @@
         </w:tc>
         <w:tc>
           <w:tcPr>
-            <w:tcW w:w="2400" w:type="dxa"/>
+            <w:tcW w:w="2288" w:type="dxa"/>
             <w:shd w:val="clear" w:color="auto" w:fill="E2F0D9"/>
             <w:tcMar>
               <w:top w:w="60" w:type="dxa"/>
@@ -10390,7 +10546,7 @@
         </w:tc>
         <w:tc>
           <w:tcPr>
-            <w:tcW w:w="1500" w:type="dxa"/>
+            <w:tcW w:w="1220" w:type="dxa"/>
             <w:shd w:val="clear" w:color="auto" w:fill="E2F0D9"/>
             <w:tcMar>
               <w:top w:w="60" w:type="dxa"/>
@@ -10412,6 +10568,22 @@
               </w:rPr>
               <w:t>1</w:t>
             </w:r>
+          </w:p>
+        </w:tc>
+        <w:tc>
+          <w:tcPr>
+            <w:tcW w:w="923" w:type="dxa"/>
+            <w:shd w:val="clear" w:color="auto" w:fill="E2F0D9"/>
+          </w:tcPr>
+          <w:p>
+            <w:pPr>
+              <w:spacing w:before="20" w:after="20" w:line="260" w:lineRule="auto"/>
+              <w:jc w:val="center"/>
+              <w:rPr>
+                <w:sz w:val="18"/>
+                <w:szCs w:val="18"/>
+              </w:rPr>
+            </w:pPr>
           </w:p>
         </w:tc>
       </w:tr>
@@ -10424,7 +10596,7 @@
         </w:tblPrEx>
         <w:tc>
           <w:tcPr>
-            <w:tcW w:w="1100" w:type="dxa"/>
+            <w:tcW w:w="1076" w:type="dxa"/>
             <w:tcMar>
               <w:top w:w="60" w:type="dxa"/>
               <w:left w:w="100" w:type="dxa"/>
@@ -10451,7 +10623,7 @@
         </w:tc>
         <w:tc>
           <w:tcPr>
-            <w:tcW w:w="2500" w:type="dxa"/>
+            <w:tcW w:w="2471" w:type="dxa"/>
             <w:tcMar>
               <w:top w:w="60" w:type="dxa"/>
               <w:left w:w="100" w:type="dxa"/>
@@ -10475,25 +10647,33 @@
         </w:tc>
         <w:tc>
           <w:tcPr>
-            <w:tcW w:w="5578" w:type="dxa"/>
-            <w:tcMar>
-              <w:top w:w="60" w:type="dxa"/>
-              <w:left w:w="100" w:type="dxa"/>
-              <w:bottom w:w="60" w:type="dxa"/>
-              <w:right w:w="100" w:type="dxa"/>
-            </w:tcMar>
-            <w:vAlign w:val="center"/>
-          </w:tcPr>
-          <w:p>
-            <w:pPr>
-              <w:spacing w:before="20" w:after="20" w:line="260" w:lineRule="auto"/>
-            </w:pPr>
-            <w:r>
-              <w:rPr>
-                <w:sz w:val="18"/>
-                <w:szCs w:val="18"/>
-              </w:rPr>
-              <w:t>P0-5 결정에 따라 GitHub에 앱 전용 private 저장소 생성. 방법론·문서 저장소(</w:t>
+            <w:tcW w:w="5520" w:type="dxa"/>
+            <w:tcMar>
+              <w:top w:w="60" w:type="dxa"/>
+              <w:left w:w="100" w:type="dxa"/>
+              <w:bottom w:w="60" w:type="dxa"/>
+              <w:right w:w="100" w:type="dxa"/>
+            </w:tcMar>
+            <w:vAlign w:val="center"/>
+          </w:tcPr>
+          <w:p>
+            <w:pPr>
+              <w:spacing w:before="20" w:after="20" w:line="260" w:lineRule="auto"/>
+            </w:pPr>
+            <w:r>
+              <w:rPr>
+                <w:sz w:val="18"/>
+                <w:szCs w:val="18"/>
+              </w:rPr>
+              <w:t>P0-5 결정에 따라 GitHub에 앱 전용 private 저장소 생성. 방법론·</w:t>
+            </w:r>
+            <w:r>
+              <w:rPr>
+                <w:sz w:val="18"/>
+                <w:szCs w:val="18"/>
+              </w:rPr>
+              <w:lastRenderedPageBreak/>
+              <w:t>문서 저장소(</w:t>
             </w:r>
             <w:proofErr w:type="spellStart"/>
             <w:r>
@@ -10515,32 +10695,33 @@
         </w:tc>
         <w:tc>
           <w:tcPr>
-            <w:tcW w:w="1600" w:type="dxa"/>
-            <w:tcMar>
-              <w:top w:w="60" w:type="dxa"/>
-              <w:left w:w="100" w:type="dxa"/>
-              <w:bottom w:w="60" w:type="dxa"/>
-              <w:right w:w="100" w:type="dxa"/>
-            </w:tcMar>
-            <w:vAlign w:val="center"/>
-          </w:tcPr>
-          <w:p>
-            <w:pPr>
-              <w:spacing w:before="20" w:after="20" w:line="260" w:lineRule="auto"/>
-              <w:jc w:val="center"/>
-            </w:pPr>
-            <w:r>
-              <w:rPr>
-                <w:sz w:val="18"/>
-                <w:szCs w:val="18"/>
-              </w:rPr>
+            <w:tcW w:w="1170" w:type="dxa"/>
+            <w:tcMar>
+              <w:top w:w="60" w:type="dxa"/>
+              <w:left w:w="100" w:type="dxa"/>
+              <w:bottom w:w="60" w:type="dxa"/>
+              <w:right w:w="100" w:type="dxa"/>
+            </w:tcMar>
+            <w:vAlign w:val="center"/>
+          </w:tcPr>
+          <w:p>
+            <w:pPr>
+              <w:spacing w:before="20" w:after="20" w:line="260" w:lineRule="auto"/>
+              <w:jc w:val="center"/>
+            </w:pPr>
+            <w:r>
+              <w:rPr>
+                <w:sz w:val="18"/>
+                <w:szCs w:val="18"/>
+              </w:rPr>
+              <w:lastRenderedPageBreak/>
               <w:t>Claude</w:t>
             </w:r>
           </w:p>
         </w:tc>
         <w:tc>
           <w:tcPr>
-            <w:tcW w:w="2400" w:type="dxa"/>
+            <w:tcW w:w="2288" w:type="dxa"/>
             <w:tcMar>
               <w:top w:w="60" w:type="dxa"/>
               <w:left w:w="100" w:type="dxa"/>
@@ -10564,7 +10745,7 @@
         </w:tc>
         <w:tc>
           <w:tcPr>
-            <w:tcW w:w="1500" w:type="dxa"/>
+            <w:tcW w:w="1220" w:type="dxa"/>
             <w:tcMar>
               <w:top w:w="60" w:type="dxa"/>
               <w:left w:w="100" w:type="dxa"/>
@@ -10585,6 +10766,21 @@
               </w:rPr>
               <w:t>0.5</w:t>
             </w:r>
+          </w:p>
+        </w:tc>
+        <w:tc>
+          <w:tcPr>
+            <w:tcW w:w="923" w:type="dxa"/>
+          </w:tcPr>
+          <w:p>
+            <w:pPr>
+              <w:spacing w:before="20" w:after="20" w:line="260" w:lineRule="auto"/>
+              <w:jc w:val="center"/>
+              <w:rPr>
+                <w:sz w:val="18"/>
+                <w:szCs w:val="18"/>
+              </w:rPr>
+            </w:pPr>
           </w:p>
         </w:tc>
       </w:tr>
@@ -10597,7 +10793,7 @@
         </w:tblPrEx>
         <w:tc>
           <w:tcPr>
-            <w:tcW w:w="14678" w:type="dxa"/>
+            <w:tcW w:w="13745" w:type="dxa"/>
             <w:gridSpan w:val="6"/>
             <w:shd w:val="clear" w:color="auto" w:fill="EDEDED"/>
             <w:tcMar>
@@ -10661,6 +10857,23 @@
               </w:rPr>
               <w:t>예상 5.5 세션)</w:t>
             </w:r>
+          </w:p>
+        </w:tc>
+        <w:tc>
+          <w:tcPr>
+            <w:tcW w:w="923" w:type="dxa"/>
+            <w:shd w:val="clear" w:color="auto" w:fill="EDEDED"/>
+          </w:tcPr>
+          <w:p>
+            <w:pPr>
+              <w:spacing w:before="20" w:after="20" w:line="260" w:lineRule="auto"/>
+              <w:rPr>
+                <w:b/>
+                <w:bCs/>
+                <w:sz w:val="19"/>
+                <w:szCs w:val="19"/>
+              </w:rPr>
+            </w:pPr>
           </w:p>
         </w:tc>
       </w:tr>
@@ -10673,7 +10886,7 @@
         </w:tblPrEx>
         <w:tc>
           <w:tcPr>
-            <w:tcW w:w="1100" w:type="dxa"/>
+            <w:tcW w:w="1076" w:type="dxa"/>
             <w:tcMar>
               <w:top w:w="60" w:type="dxa"/>
               <w:left w:w="100" w:type="dxa"/>
@@ -10694,14 +10907,13 @@
                 <w:sz w:val="18"/>
                 <w:szCs w:val="18"/>
               </w:rPr>
-              <w:lastRenderedPageBreak/>
               <w:t>P1-1</w:t>
             </w:r>
           </w:p>
         </w:tc>
         <w:tc>
           <w:tcPr>
-            <w:tcW w:w="2500" w:type="dxa"/>
+            <w:tcW w:w="2471" w:type="dxa"/>
             <w:tcMar>
               <w:top w:w="60" w:type="dxa"/>
               <w:left w:w="100" w:type="dxa"/>
@@ -10725,7 +10937,7 @@
         </w:tc>
         <w:tc>
           <w:tcPr>
-            <w:tcW w:w="5578" w:type="dxa"/>
+            <w:tcW w:w="5520" w:type="dxa"/>
             <w:tcMar>
               <w:top w:w="60" w:type="dxa"/>
               <w:left w:w="100" w:type="dxa"/>
@@ -10765,7 +10977,7 @@
         </w:tc>
         <w:tc>
           <w:tcPr>
-            <w:tcW w:w="1600" w:type="dxa"/>
+            <w:tcW w:w="1170" w:type="dxa"/>
             <w:tcMar>
               <w:top w:w="60" w:type="dxa"/>
               <w:left w:w="100" w:type="dxa"/>
@@ -10790,7 +11002,7 @@
         </w:tc>
         <w:tc>
           <w:tcPr>
-            <w:tcW w:w="2400" w:type="dxa"/>
+            <w:tcW w:w="2288" w:type="dxa"/>
             <w:tcMar>
               <w:top w:w="60" w:type="dxa"/>
               <w:left w:w="100" w:type="dxa"/>
@@ -10814,7 +11026,7 @@
         </w:tc>
         <w:tc>
           <w:tcPr>
-            <w:tcW w:w="1500" w:type="dxa"/>
+            <w:tcW w:w="1220" w:type="dxa"/>
             <w:tcMar>
               <w:top w:w="60" w:type="dxa"/>
               <w:left w:w="100" w:type="dxa"/>
@@ -10835,6 +11047,21 @@
               </w:rPr>
               <w:t>1</w:t>
             </w:r>
+          </w:p>
+        </w:tc>
+        <w:tc>
+          <w:tcPr>
+            <w:tcW w:w="923" w:type="dxa"/>
+          </w:tcPr>
+          <w:p>
+            <w:pPr>
+              <w:spacing w:before="20" w:after="20" w:line="260" w:lineRule="auto"/>
+              <w:jc w:val="center"/>
+              <w:rPr>
+                <w:sz w:val="18"/>
+                <w:szCs w:val="18"/>
+              </w:rPr>
+            </w:pPr>
           </w:p>
         </w:tc>
       </w:tr>
@@ -10847,7 +11074,7 @@
         </w:tblPrEx>
         <w:tc>
           <w:tcPr>
-            <w:tcW w:w="1100" w:type="dxa"/>
+            <w:tcW w:w="1076" w:type="dxa"/>
             <w:tcMar>
               <w:top w:w="60" w:type="dxa"/>
               <w:left w:w="100" w:type="dxa"/>
@@ -10874,7 +11101,7 @@
         </w:tc>
         <w:tc>
           <w:tcPr>
-            <w:tcW w:w="2500" w:type="dxa"/>
+            <w:tcW w:w="2471" w:type="dxa"/>
             <w:tcMar>
               <w:top w:w="60" w:type="dxa"/>
               <w:left w:w="100" w:type="dxa"/>
@@ -10898,7 +11125,7 @@
         </w:tc>
         <w:tc>
           <w:tcPr>
-            <w:tcW w:w="5578" w:type="dxa"/>
+            <w:tcW w:w="5520" w:type="dxa"/>
             <w:tcMar>
               <w:top w:w="60" w:type="dxa"/>
               <w:left w:w="100" w:type="dxa"/>
@@ -10986,7 +11213,7 @@
         </w:tc>
         <w:tc>
           <w:tcPr>
-            <w:tcW w:w="1600" w:type="dxa"/>
+            <w:tcW w:w="1170" w:type="dxa"/>
             <w:tcMar>
               <w:top w:w="60" w:type="dxa"/>
               <w:left w:w="100" w:type="dxa"/>
@@ -11011,7 +11238,7 @@
         </w:tc>
         <w:tc>
           <w:tcPr>
-            <w:tcW w:w="2400" w:type="dxa"/>
+            <w:tcW w:w="2288" w:type="dxa"/>
             <w:tcMar>
               <w:top w:w="60" w:type="dxa"/>
               <w:left w:w="100" w:type="dxa"/>
@@ -11035,7 +11262,7 @@
         </w:tc>
         <w:tc>
           <w:tcPr>
-            <w:tcW w:w="1500" w:type="dxa"/>
+            <w:tcW w:w="1220" w:type="dxa"/>
             <w:tcMar>
               <w:top w:w="60" w:type="dxa"/>
               <w:left w:w="100" w:type="dxa"/>
@@ -11056,6 +11283,21 @@
               </w:rPr>
               <w:t>1</w:t>
             </w:r>
+          </w:p>
+        </w:tc>
+        <w:tc>
+          <w:tcPr>
+            <w:tcW w:w="923" w:type="dxa"/>
+          </w:tcPr>
+          <w:p>
+            <w:pPr>
+              <w:spacing w:before="20" w:after="20" w:line="260" w:lineRule="auto"/>
+              <w:jc w:val="center"/>
+              <w:rPr>
+                <w:sz w:val="18"/>
+                <w:szCs w:val="18"/>
+              </w:rPr>
+            </w:pPr>
           </w:p>
         </w:tc>
       </w:tr>
@@ -11068,7 +11310,7 @@
         </w:tblPrEx>
         <w:tc>
           <w:tcPr>
-            <w:tcW w:w="1100" w:type="dxa"/>
+            <w:tcW w:w="1076" w:type="dxa"/>
             <w:tcMar>
               <w:top w:w="60" w:type="dxa"/>
               <w:left w:w="100" w:type="dxa"/>
@@ -11095,7 +11337,7 @@
         </w:tc>
         <w:tc>
           <w:tcPr>
-            <w:tcW w:w="2500" w:type="dxa"/>
+            <w:tcW w:w="2471" w:type="dxa"/>
             <w:tcMar>
               <w:top w:w="60" w:type="dxa"/>
               <w:left w:w="100" w:type="dxa"/>
@@ -11119,7 +11361,7 @@
         </w:tc>
         <w:tc>
           <w:tcPr>
-            <w:tcW w:w="5578" w:type="dxa"/>
+            <w:tcW w:w="5520" w:type="dxa"/>
             <w:tcMar>
               <w:top w:w="60" w:type="dxa"/>
               <w:left w:w="100" w:type="dxa"/>
@@ -11159,7 +11401,7 @@
         </w:tc>
         <w:tc>
           <w:tcPr>
-            <w:tcW w:w="1600" w:type="dxa"/>
+            <w:tcW w:w="1170" w:type="dxa"/>
             <w:tcMar>
               <w:top w:w="60" w:type="dxa"/>
               <w:left w:w="100" w:type="dxa"/>
@@ -11184,7 +11426,7 @@
         </w:tc>
         <w:tc>
           <w:tcPr>
-            <w:tcW w:w="2400" w:type="dxa"/>
+            <w:tcW w:w="2288" w:type="dxa"/>
             <w:tcMar>
               <w:top w:w="60" w:type="dxa"/>
               <w:left w:w="100" w:type="dxa"/>
@@ -11208,7 +11450,7 @@
         </w:tc>
         <w:tc>
           <w:tcPr>
-            <w:tcW w:w="1500" w:type="dxa"/>
+            <w:tcW w:w="1220" w:type="dxa"/>
             <w:tcMar>
               <w:top w:w="60" w:type="dxa"/>
               <w:left w:w="100" w:type="dxa"/>
@@ -11229,6 +11471,21 @@
               </w:rPr>
               <w:t>1.5</w:t>
             </w:r>
+          </w:p>
+        </w:tc>
+        <w:tc>
+          <w:tcPr>
+            <w:tcW w:w="923" w:type="dxa"/>
+          </w:tcPr>
+          <w:p>
+            <w:pPr>
+              <w:spacing w:before="20" w:after="20" w:line="260" w:lineRule="auto"/>
+              <w:jc w:val="center"/>
+              <w:rPr>
+                <w:sz w:val="18"/>
+                <w:szCs w:val="18"/>
+              </w:rPr>
+            </w:pPr>
           </w:p>
         </w:tc>
       </w:tr>
@@ -11241,7 +11498,7 @@
         </w:tblPrEx>
         <w:tc>
           <w:tcPr>
-            <w:tcW w:w="1100" w:type="dxa"/>
+            <w:tcW w:w="1076" w:type="dxa"/>
             <w:tcMar>
               <w:top w:w="60" w:type="dxa"/>
               <w:left w:w="100" w:type="dxa"/>
@@ -11268,7 +11525,7 @@
         </w:tc>
         <w:tc>
           <w:tcPr>
-            <w:tcW w:w="2500" w:type="dxa"/>
+            <w:tcW w:w="2471" w:type="dxa"/>
             <w:tcMar>
               <w:top w:w="60" w:type="dxa"/>
               <w:left w:w="100" w:type="dxa"/>
@@ -11292,7 +11549,7 @@
         </w:tc>
         <w:tc>
           <w:tcPr>
-            <w:tcW w:w="5578" w:type="dxa"/>
+            <w:tcW w:w="5520" w:type="dxa"/>
             <w:tcMar>
               <w:top w:w="60" w:type="dxa"/>
               <w:left w:w="100" w:type="dxa"/>
@@ -11348,7 +11605,7 @@
         </w:tc>
         <w:tc>
           <w:tcPr>
-            <w:tcW w:w="1600" w:type="dxa"/>
+            <w:tcW w:w="1170" w:type="dxa"/>
             <w:tcMar>
               <w:top w:w="60" w:type="dxa"/>
               <w:left w:w="100" w:type="dxa"/>
@@ -11373,7 +11630,7 @@
         </w:tc>
         <w:tc>
           <w:tcPr>
-            <w:tcW w:w="2400" w:type="dxa"/>
+            <w:tcW w:w="2288" w:type="dxa"/>
             <w:tcMar>
               <w:top w:w="60" w:type="dxa"/>
               <w:left w:w="100" w:type="dxa"/>
@@ -11397,7 +11654,7 @@
         </w:tc>
         <w:tc>
           <w:tcPr>
-            <w:tcW w:w="1500" w:type="dxa"/>
+            <w:tcW w:w="1220" w:type="dxa"/>
             <w:tcMar>
               <w:top w:w="60" w:type="dxa"/>
               <w:left w:w="100" w:type="dxa"/>
@@ -11418,6 +11675,21 @@
               </w:rPr>
               <w:t>1</w:t>
             </w:r>
+          </w:p>
+        </w:tc>
+        <w:tc>
+          <w:tcPr>
+            <w:tcW w:w="923" w:type="dxa"/>
+          </w:tcPr>
+          <w:p>
+            <w:pPr>
+              <w:spacing w:before="20" w:after="20" w:line="260" w:lineRule="auto"/>
+              <w:jc w:val="center"/>
+              <w:rPr>
+                <w:sz w:val="18"/>
+                <w:szCs w:val="18"/>
+              </w:rPr>
+            </w:pPr>
           </w:p>
         </w:tc>
       </w:tr>
@@ -11430,7 +11702,7 @@
         </w:tblPrEx>
         <w:tc>
           <w:tcPr>
-            <w:tcW w:w="1100" w:type="dxa"/>
+            <w:tcW w:w="1076" w:type="dxa"/>
             <w:tcMar>
               <w:top w:w="60" w:type="dxa"/>
               <w:left w:w="100" w:type="dxa"/>
@@ -11457,7 +11729,7 @@
         </w:tc>
         <w:tc>
           <w:tcPr>
-            <w:tcW w:w="2500" w:type="dxa"/>
+            <w:tcW w:w="2471" w:type="dxa"/>
             <w:tcMar>
               <w:top w:w="60" w:type="dxa"/>
               <w:left w:w="100" w:type="dxa"/>
@@ -11481,7 +11753,7 @@
         </w:tc>
         <w:tc>
           <w:tcPr>
-            <w:tcW w:w="5578" w:type="dxa"/>
+            <w:tcW w:w="5520" w:type="dxa"/>
             <w:tcMar>
               <w:top w:w="60" w:type="dxa"/>
               <w:left w:w="100" w:type="dxa"/>
@@ -11514,7 +11786,7 @@
         </w:tc>
         <w:tc>
           <w:tcPr>
-            <w:tcW w:w="1600" w:type="dxa"/>
+            <w:tcW w:w="1170" w:type="dxa"/>
             <w:tcMar>
               <w:top w:w="60" w:type="dxa"/>
               <w:left w:w="100" w:type="dxa"/>
@@ -11539,7 +11811,7 @@
         </w:tc>
         <w:tc>
           <w:tcPr>
-            <w:tcW w:w="2400" w:type="dxa"/>
+            <w:tcW w:w="2288" w:type="dxa"/>
             <w:tcMar>
               <w:top w:w="60" w:type="dxa"/>
               <w:left w:w="100" w:type="dxa"/>
@@ -11563,7 +11835,7 @@
         </w:tc>
         <w:tc>
           <w:tcPr>
-            <w:tcW w:w="1500" w:type="dxa"/>
+            <w:tcW w:w="1220" w:type="dxa"/>
             <w:tcMar>
               <w:top w:w="60" w:type="dxa"/>
               <w:left w:w="100" w:type="dxa"/>
@@ -11584,6 +11856,21 @@
               </w:rPr>
               <w:t>0.5</w:t>
             </w:r>
+          </w:p>
+        </w:tc>
+        <w:tc>
+          <w:tcPr>
+            <w:tcW w:w="923" w:type="dxa"/>
+          </w:tcPr>
+          <w:p>
+            <w:pPr>
+              <w:spacing w:before="20" w:after="20" w:line="260" w:lineRule="auto"/>
+              <w:jc w:val="center"/>
+              <w:rPr>
+                <w:sz w:val="18"/>
+                <w:szCs w:val="18"/>
+              </w:rPr>
+            </w:pPr>
           </w:p>
         </w:tc>
       </w:tr>
@@ -11596,7 +11883,7 @@
         </w:tblPrEx>
         <w:tc>
           <w:tcPr>
-            <w:tcW w:w="1100" w:type="dxa"/>
+            <w:tcW w:w="1076" w:type="dxa"/>
             <w:shd w:val="clear" w:color="auto" w:fill="E2F0D9"/>
             <w:tcMar>
               <w:top w:w="60" w:type="dxa"/>
@@ -11624,7 +11911,7 @@
         </w:tc>
         <w:tc>
           <w:tcPr>
-            <w:tcW w:w="2500" w:type="dxa"/>
+            <w:tcW w:w="2471" w:type="dxa"/>
             <w:shd w:val="clear" w:color="auto" w:fill="E2F0D9"/>
             <w:tcMar>
               <w:top w:w="60" w:type="dxa"/>
@@ -11649,7 +11936,7 @@
         </w:tc>
         <w:tc>
           <w:tcPr>
-            <w:tcW w:w="5578" w:type="dxa"/>
+            <w:tcW w:w="5520" w:type="dxa"/>
             <w:shd w:val="clear" w:color="auto" w:fill="E2F0D9"/>
             <w:tcMar>
               <w:top w:w="60" w:type="dxa"/>
@@ -11674,7 +11961,7 @@
         </w:tc>
         <w:tc>
           <w:tcPr>
-            <w:tcW w:w="1600" w:type="dxa"/>
+            <w:tcW w:w="1170" w:type="dxa"/>
             <w:shd w:val="clear" w:color="auto" w:fill="E2F0D9"/>
             <w:tcMar>
               <w:top w:w="60" w:type="dxa"/>
@@ -11700,7 +11987,7 @@
         </w:tc>
         <w:tc>
           <w:tcPr>
-            <w:tcW w:w="2400" w:type="dxa"/>
+            <w:tcW w:w="2288" w:type="dxa"/>
             <w:shd w:val="clear" w:color="auto" w:fill="E2F0D9"/>
             <w:tcMar>
               <w:top w:w="60" w:type="dxa"/>
@@ -11725,7 +12012,7 @@
         </w:tc>
         <w:tc>
           <w:tcPr>
-            <w:tcW w:w="1500" w:type="dxa"/>
+            <w:tcW w:w="1220" w:type="dxa"/>
             <w:shd w:val="clear" w:color="auto" w:fill="E2F0D9"/>
             <w:tcMar>
               <w:top w:w="60" w:type="dxa"/>
@@ -11747,6 +12034,22 @@
               </w:rPr>
               <w:t>0.5</w:t>
             </w:r>
+          </w:p>
+        </w:tc>
+        <w:tc>
+          <w:tcPr>
+            <w:tcW w:w="923" w:type="dxa"/>
+            <w:shd w:val="clear" w:color="auto" w:fill="E2F0D9"/>
+          </w:tcPr>
+          <w:p>
+            <w:pPr>
+              <w:spacing w:before="20" w:after="20" w:line="260" w:lineRule="auto"/>
+              <w:jc w:val="center"/>
+              <w:rPr>
+                <w:sz w:val="18"/>
+                <w:szCs w:val="18"/>
+              </w:rPr>
+            </w:pPr>
           </w:p>
         </w:tc>
       </w:tr>
@@ -11759,7 +12062,7 @@
         </w:tblPrEx>
         <w:tc>
           <w:tcPr>
-            <w:tcW w:w="14678" w:type="dxa"/>
+            <w:tcW w:w="13745" w:type="dxa"/>
             <w:gridSpan w:val="6"/>
             <w:shd w:val="clear" w:color="auto" w:fill="EDEDED"/>
             <w:tcMar>
@@ -11843,6 +12146,23 @@
               </w:rPr>
               <w:t>예상 8 세션)</w:t>
             </w:r>
+          </w:p>
+        </w:tc>
+        <w:tc>
+          <w:tcPr>
+            <w:tcW w:w="923" w:type="dxa"/>
+            <w:shd w:val="clear" w:color="auto" w:fill="EDEDED"/>
+          </w:tcPr>
+          <w:p>
+            <w:pPr>
+              <w:spacing w:before="20" w:after="20" w:line="260" w:lineRule="auto"/>
+              <w:rPr>
+                <w:b/>
+                <w:bCs/>
+                <w:sz w:val="19"/>
+                <w:szCs w:val="19"/>
+              </w:rPr>
+            </w:pPr>
           </w:p>
         </w:tc>
       </w:tr>
@@ -11855,7 +12175,7 @@
         </w:tblPrEx>
         <w:tc>
           <w:tcPr>
-            <w:tcW w:w="1100" w:type="dxa"/>
+            <w:tcW w:w="1076" w:type="dxa"/>
             <w:tcMar>
               <w:top w:w="60" w:type="dxa"/>
               <w:left w:w="100" w:type="dxa"/>
@@ -11882,7 +12202,7 @@
         </w:tc>
         <w:tc>
           <w:tcPr>
-            <w:tcW w:w="2500" w:type="dxa"/>
+            <w:tcW w:w="2471" w:type="dxa"/>
             <w:tcMar>
               <w:top w:w="60" w:type="dxa"/>
               <w:left w:w="100" w:type="dxa"/>
@@ -11906,7 +12226,7 @@
         </w:tc>
         <w:tc>
           <w:tcPr>
-            <w:tcW w:w="5578" w:type="dxa"/>
+            <w:tcW w:w="5520" w:type="dxa"/>
             <w:tcMar>
               <w:top w:w="60" w:type="dxa"/>
               <w:left w:w="100" w:type="dxa"/>
@@ -11946,7 +12266,7 @@
         </w:tc>
         <w:tc>
           <w:tcPr>
-            <w:tcW w:w="1600" w:type="dxa"/>
+            <w:tcW w:w="1170" w:type="dxa"/>
             <w:tcMar>
               <w:top w:w="60" w:type="dxa"/>
               <w:left w:w="100" w:type="dxa"/>
@@ -11971,7 +12291,7 @@
         </w:tc>
         <w:tc>
           <w:tcPr>
-            <w:tcW w:w="2400" w:type="dxa"/>
+            <w:tcW w:w="2288" w:type="dxa"/>
             <w:tcMar>
               <w:top w:w="60" w:type="dxa"/>
               <w:left w:w="100" w:type="dxa"/>
@@ -11995,7 +12315,7 @@
         </w:tc>
         <w:tc>
           <w:tcPr>
-            <w:tcW w:w="1500" w:type="dxa"/>
+            <w:tcW w:w="1220" w:type="dxa"/>
             <w:tcMar>
               <w:top w:w="60" w:type="dxa"/>
               <w:left w:w="100" w:type="dxa"/>
@@ -12016,6 +12336,21 @@
               </w:rPr>
               <w:t>1</w:t>
             </w:r>
+          </w:p>
+        </w:tc>
+        <w:tc>
+          <w:tcPr>
+            <w:tcW w:w="923" w:type="dxa"/>
+          </w:tcPr>
+          <w:p>
+            <w:pPr>
+              <w:spacing w:before="20" w:after="20" w:line="260" w:lineRule="auto"/>
+              <w:jc w:val="center"/>
+              <w:rPr>
+                <w:sz w:val="18"/>
+                <w:szCs w:val="18"/>
+              </w:rPr>
+            </w:pPr>
           </w:p>
         </w:tc>
       </w:tr>
@@ -12028,7 +12363,7 @@
         </w:tblPrEx>
         <w:tc>
           <w:tcPr>
-            <w:tcW w:w="1100" w:type="dxa"/>
+            <w:tcW w:w="1076" w:type="dxa"/>
             <w:tcMar>
               <w:top w:w="60" w:type="dxa"/>
               <w:left w:w="100" w:type="dxa"/>
@@ -12055,7 +12390,7 @@
         </w:tc>
         <w:tc>
           <w:tcPr>
-            <w:tcW w:w="2500" w:type="dxa"/>
+            <w:tcW w:w="2471" w:type="dxa"/>
             <w:tcMar>
               <w:top w:w="60" w:type="dxa"/>
               <w:left w:w="100" w:type="dxa"/>
@@ -12088,7 +12423,7 @@
         </w:tc>
         <w:tc>
           <w:tcPr>
-            <w:tcW w:w="5578" w:type="dxa"/>
+            <w:tcW w:w="5520" w:type="dxa"/>
             <w:tcMar>
               <w:top w:w="60" w:type="dxa"/>
               <w:left w:w="100" w:type="dxa"/>
@@ -12128,7 +12463,7 @@
         </w:tc>
         <w:tc>
           <w:tcPr>
-            <w:tcW w:w="1600" w:type="dxa"/>
+            <w:tcW w:w="1170" w:type="dxa"/>
             <w:tcMar>
               <w:top w:w="60" w:type="dxa"/>
               <w:left w:w="100" w:type="dxa"/>
@@ -12153,7 +12488,7 @@
         </w:tc>
         <w:tc>
           <w:tcPr>
-            <w:tcW w:w="2400" w:type="dxa"/>
+            <w:tcW w:w="2288" w:type="dxa"/>
             <w:tcMar>
               <w:top w:w="60" w:type="dxa"/>
               <w:left w:w="100" w:type="dxa"/>
@@ -12177,7 +12512,7 @@
         </w:tc>
         <w:tc>
           <w:tcPr>
-            <w:tcW w:w="1500" w:type="dxa"/>
+            <w:tcW w:w="1220" w:type="dxa"/>
             <w:tcMar>
               <w:top w:w="60" w:type="dxa"/>
               <w:left w:w="100" w:type="dxa"/>
@@ -12198,6 +12533,21 @@
               </w:rPr>
               <w:t>0.5</w:t>
             </w:r>
+          </w:p>
+        </w:tc>
+        <w:tc>
+          <w:tcPr>
+            <w:tcW w:w="923" w:type="dxa"/>
+          </w:tcPr>
+          <w:p>
+            <w:pPr>
+              <w:spacing w:before="20" w:after="20" w:line="260" w:lineRule="auto"/>
+              <w:jc w:val="center"/>
+              <w:rPr>
+                <w:sz w:val="18"/>
+                <w:szCs w:val="18"/>
+              </w:rPr>
+            </w:pPr>
           </w:p>
         </w:tc>
       </w:tr>
@@ -12210,7 +12560,7 @@
         </w:tblPrEx>
         <w:tc>
           <w:tcPr>
-            <w:tcW w:w="1100" w:type="dxa"/>
+            <w:tcW w:w="1076" w:type="dxa"/>
             <w:tcMar>
               <w:top w:w="60" w:type="dxa"/>
               <w:left w:w="100" w:type="dxa"/>
@@ -12237,7 +12587,7 @@
         </w:tc>
         <w:tc>
           <w:tcPr>
-            <w:tcW w:w="2500" w:type="dxa"/>
+            <w:tcW w:w="2471" w:type="dxa"/>
             <w:tcMar>
               <w:top w:w="60" w:type="dxa"/>
               <w:left w:w="100" w:type="dxa"/>
@@ -12270,7 +12620,7 @@
         </w:tc>
         <w:tc>
           <w:tcPr>
-            <w:tcW w:w="5578" w:type="dxa"/>
+            <w:tcW w:w="5520" w:type="dxa"/>
             <w:tcMar>
               <w:top w:w="60" w:type="dxa"/>
               <w:left w:w="100" w:type="dxa"/>
@@ -12342,7 +12692,7 @@
         </w:tc>
         <w:tc>
           <w:tcPr>
-            <w:tcW w:w="1600" w:type="dxa"/>
+            <w:tcW w:w="1170" w:type="dxa"/>
             <w:tcMar>
               <w:top w:w="60" w:type="dxa"/>
               <w:left w:w="100" w:type="dxa"/>
@@ -12367,7 +12717,7 @@
         </w:tc>
         <w:tc>
           <w:tcPr>
-            <w:tcW w:w="2400" w:type="dxa"/>
+            <w:tcW w:w="2288" w:type="dxa"/>
             <w:tcMar>
               <w:top w:w="60" w:type="dxa"/>
               <w:left w:w="100" w:type="dxa"/>
@@ -12416,7 +12766,7 @@
         </w:tc>
         <w:tc>
           <w:tcPr>
-            <w:tcW w:w="1500" w:type="dxa"/>
+            <w:tcW w:w="1220" w:type="dxa"/>
             <w:tcMar>
               <w:top w:w="60" w:type="dxa"/>
               <w:left w:w="100" w:type="dxa"/>
@@ -12437,6 +12787,21 @@
               </w:rPr>
               <w:t>0.5</w:t>
             </w:r>
+          </w:p>
+        </w:tc>
+        <w:tc>
+          <w:tcPr>
+            <w:tcW w:w="923" w:type="dxa"/>
+          </w:tcPr>
+          <w:p>
+            <w:pPr>
+              <w:spacing w:before="20" w:after="20" w:line="260" w:lineRule="auto"/>
+              <w:jc w:val="center"/>
+              <w:rPr>
+                <w:sz w:val="18"/>
+                <w:szCs w:val="18"/>
+              </w:rPr>
+            </w:pPr>
           </w:p>
         </w:tc>
       </w:tr>
@@ -12449,7 +12814,7 @@
         </w:tblPrEx>
         <w:tc>
           <w:tcPr>
-            <w:tcW w:w="1100" w:type="dxa"/>
+            <w:tcW w:w="1076" w:type="dxa"/>
             <w:shd w:val="clear" w:color="auto" w:fill="E2F0D9"/>
             <w:tcMar>
               <w:top w:w="60" w:type="dxa"/>
@@ -12471,13 +12836,14 @@
                 <w:sz w:val="18"/>
                 <w:szCs w:val="18"/>
               </w:rPr>
+              <w:lastRenderedPageBreak/>
               <w:t>P2-4</w:t>
             </w:r>
           </w:p>
         </w:tc>
         <w:tc>
           <w:tcPr>
-            <w:tcW w:w="2500" w:type="dxa"/>
+            <w:tcW w:w="2471" w:type="dxa"/>
             <w:shd w:val="clear" w:color="auto" w:fill="E2F0D9"/>
             <w:tcMar>
               <w:top w:w="60" w:type="dxa"/>
@@ -12502,7 +12868,7 @@
         </w:tc>
         <w:tc>
           <w:tcPr>
-            <w:tcW w:w="5578" w:type="dxa"/>
+            <w:tcW w:w="5520" w:type="dxa"/>
             <w:shd w:val="clear" w:color="auto" w:fill="E2F0D9"/>
             <w:tcMar>
               <w:top w:w="60" w:type="dxa"/>
@@ -12521,21 +12887,13 @@
                 <w:sz w:val="18"/>
                 <w:szCs w:val="18"/>
               </w:rPr>
-              <w:t>3계층 역할, 계층별 등급, 기능별 권한을 담는 표를 설계. 한 계정이 여러 역할을 겸할 수 있는 구조로 만든다(개발자이면서 남의 산출</w:t>
-            </w:r>
-            <w:r>
-              <w:rPr>
-                <w:sz w:val="18"/>
-                <w:szCs w:val="18"/>
-              </w:rPr>
-              <w:lastRenderedPageBreak/>
-              <w:t>물의 사용자인 경우).</w:t>
-            </w:r>
-          </w:p>
-        </w:tc>
-        <w:tc>
-          <w:tcPr>
-            <w:tcW w:w="1600" w:type="dxa"/>
+              <w:t>3계층 역할, 계층별 등급, 기능별 권한을 담는 표를 설계. 한 계정이 여러 역할을 겸할 수 있는 구조로 만든다(개발자이면서 남의 산출물의 사용자인 경우).</w:t>
+            </w:r>
+          </w:p>
+        </w:tc>
+        <w:tc>
+          <w:tcPr>
+            <w:tcW w:w="1170" w:type="dxa"/>
             <w:shd w:val="clear" w:color="auto" w:fill="E2F0D9"/>
             <w:tcMar>
               <w:top w:w="60" w:type="dxa"/>
@@ -12555,14 +12913,13 @@
                 <w:sz w:val="18"/>
                 <w:szCs w:val="18"/>
               </w:rPr>
-              <w:lastRenderedPageBreak/>
               <w:t>Claude</w:t>
             </w:r>
           </w:p>
         </w:tc>
         <w:tc>
           <w:tcPr>
-            <w:tcW w:w="2400" w:type="dxa"/>
+            <w:tcW w:w="2288" w:type="dxa"/>
             <w:shd w:val="clear" w:color="auto" w:fill="E2F0D9"/>
             <w:tcMar>
               <w:top w:w="60" w:type="dxa"/>
@@ -12603,7 +12960,7 @@
         </w:tc>
         <w:tc>
           <w:tcPr>
-            <w:tcW w:w="1500" w:type="dxa"/>
+            <w:tcW w:w="1220" w:type="dxa"/>
             <w:shd w:val="clear" w:color="auto" w:fill="E2F0D9"/>
             <w:tcMar>
               <w:top w:w="60" w:type="dxa"/>
@@ -12625,6 +12982,22 @@
               </w:rPr>
               <w:t>1</w:t>
             </w:r>
+          </w:p>
+        </w:tc>
+        <w:tc>
+          <w:tcPr>
+            <w:tcW w:w="923" w:type="dxa"/>
+            <w:shd w:val="clear" w:color="auto" w:fill="E2F0D9"/>
+          </w:tcPr>
+          <w:p>
+            <w:pPr>
+              <w:spacing w:before="20" w:after="20" w:line="260" w:lineRule="auto"/>
+              <w:jc w:val="center"/>
+              <w:rPr>
+                <w:sz w:val="18"/>
+                <w:szCs w:val="18"/>
+              </w:rPr>
+            </w:pPr>
           </w:p>
         </w:tc>
       </w:tr>
@@ -12637,7 +13010,7 @@
         </w:tblPrEx>
         <w:tc>
           <w:tcPr>
-            <w:tcW w:w="1100" w:type="dxa"/>
+            <w:tcW w:w="1076" w:type="dxa"/>
             <w:tcMar>
               <w:top w:w="60" w:type="dxa"/>
               <w:left w:w="100" w:type="dxa"/>
@@ -12664,7 +13037,7 @@
         </w:tc>
         <w:tc>
           <w:tcPr>
-            <w:tcW w:w="2500" w:type="dxa"/>
+            <w:tcW w:w="2471" w:type="dxa"/>
             <w:tcMar>
               <w:top w:w="60" w:type="dxa"/>
               <w:left w:w="100" w:type="dxa"/>
@@ -12688,7 +13061,7 @@
         </w:tc>
         <w:tc>
           <w:tcPr>
-            <w:tcW w:w="5578" w:type="dxa"/>
+            <w:tcW w:w="5520" w:type="dxa"/>
             <w:tcMar>
               <w:top w:w="60" w:type="dxa"/>
               <w:left w:w="100" w:type="dxa"/>
@@ -12712,7 +13085,7 @@
         </w:tc>
         <w:tc>
           <w:tcPr>
-            <w:tcW w:w="1600" w:type="dxa"/>
+            <w:tcW w:w="1170" w:type="dxa"/>
             <w:tcMar>
               <w:top w:w="60" w:type="dxa"/>
               <w:left w:w="100" w:type="dxa"/>
@@ -12737,7 +13110,7 @@
         </w:tc>
         <w:tc>
           <w:tcPr>
-            <w:tcW w:w="2400" w:type="dxa"/>
+            <w:tcW w:w="2288" w:type="dxa"/>
             <w:tcMar>
               <w:top w:w="60" w:type="dxa"/>
               <w:left w:w="100" w:type="dxa"/>
@@ -12761,7 +13134,7 @@
         </w:tc>
         <w:tc>
           <w:tcPr>
-            <w:tcW w:w="1500" w:type="dxa"/>
+            <w:tcW w:w="1220" w:type="dxa"/>
             <w:tcMar>
               <w:top w:w="60" w:type="dxa"/>
               <w:left w:w="100" w:type="dxa"/>
@@ -12782,6 +13155,21 @@
               </w:rPr>
               <w:t>1.5</w:t>
             </w:r>
+          </w:p>
+        </w:tc>
+        <w:tc>
+          <w:tcPr>
+            <w:tcW w:w="923" w:type="dxa"/>
+          </w:tcPr>
+          <w:p>
+            <w:pPr>
+              <w:spacing w:before="20" w:after="20" w:line="260" w:lineRule="auto"/>
+              <w:jc w:val="center"/>
+              <w:rPr>
+                <w:sz w:val="18"/>
+                <w:szCs w:val="18"/>
+              </w:rPr>
+            </w:pPr>
           </w:p>
         </w:tc>
       </w:tr>
@@ -12794,7 +13182,7 @@
         </w:tblPrEx>
         <w:tc>
           <w:tcPr>
-            <w:tcW w:w="1100" w:type="dxa"/>
+            <w:tcW w:w="1076" w:type="dxa"/>
             <w:shd w:val="clear" w:color="auto" w:fill="E2F0D9"/>
             <w:tcMar>
               <w:top w:w="60" w:type="dxa"/>
@@ -12822,7 +13210,7 @@
         </w:tc>
         <w:tc>
           <w:tcPr>
-            <w:tcW w:w="2500" w:type="dxa"/>
+            <w:tcW w:w="2471" w:type="dxa"/>
             <w:shd w:val="clear" w:color="auto" w:fill="E2F0D9"/>
             <w:tcMar>
               <w:top w:w="60" w:type="dxa"/>
@@ -12847,7 +13235,7 @@
         </w:tc>
         <w:tc>
           <w:tcPr>
-            <w:tcW w:w="5578" w:type="dxa"/>
+            <w:tcW w:w="5520" w:type="dxa"/>
             <w:shd w:val="clear" w:color="auto" w:fill="E2F0D9"/>
             <w:tcMar>
               <w:top w:w="60" w:type="dxa"/>
@@ -12888,7 +13276,7 @@
         </w:tc>
         <w:tc>
           <w:tcPr>
-            <w:tcW w:w="1600" w:type="dxa"/>
+            <w:tcW w:w="1170" w:type="dxa"/>
             <w:shd w:val="clear" w:color="auto" w:fill="E2F0D9"/>
             <w:tcMar>
               <w:top w:w="60" w:type="dxa"/>
@@ -12914,7 +13302,7 @@
         </w:tc>
         <w:tc>
           <w:tcPr>
-            <w:tcW w:w="2400" w:type="dxa"/>
+            <w:tcW w:w="2288" w:type="dxa"/>
             <w:shd w:val="clear" w:color="auto" w:fill="E2F0D9"/>
             <w:tcMar>
               <w:top w:w="60" w:type="dxa"/>
@@ -12939,7 +13327,7 @@
         </w:tc>
         <w:tc>
           <w:tcPr>
-            <w:tcW w:w="1500" w:type="dxa"/>
+            <w:tcW w:w="1220" w:type="dxa"/>
             <w:shd w:val="clear" w:color="auto" w:fill="E2F0D9"/>
             <w:tcMar>
               <w:top w:w="60" w:type="dxa"/>
@@ -12961,6 +13349,22 @@
               </w:rPr>
               <w:t>1</w:t>
             </w:r>
+          </w:p>
+        </w:tc>
+        <w:tc>
+          <w:tcPr>
+            <w:tcW w:w="923" w:type="dxa"/>
+            <w:shd w:val="clear" w:color="auto" w:fill="E2F0D9"/>
+          </w:tcPr>
+          <w:p>
+            <w:pPr>
+              <w:spacing w:before="20" w:after="20" w:line="260" w:lineRule="auto"/>
+              <w:jc w:val="center"/>
+              <w:rPr>
+                <w:sz w:val="18"/>
+                <w:szCs w:val="18"/>
+              </w:rPr>
+            </w:pPr>
           </w:p>
         </w:tc>
       </w:tr>
@@ -12973,7 +13377,7 @@
         </w:tblPrEx>
         <w:tc>
           <w:tcPr>
-            <w:tcW w:w="1100" w:type="dxa"/>
+            <w:tcW w:w="1076" w:type="dxa"/>
             <w:shd w:val="clear" w:color="auto" w:fill="E2F0D9"/>
             <w:tcMar>
               <w:top w:w="60" w:type="dxa"/>
@@ -13001,7 +13405,7 @@
         </w:tc>
         <w:tc>
           <w:tcPr>
-            <w:tcW w:w="2500" w:type="dxa"/>
+            <w:tcW w:w="2471" w:type="dxa"/>
             <w:shd w:val="clear" w:color="auto" w:fill="E2F0D9"/>
             <w:tcMar>
               <w:top w:w="60" w:type="dxa"/>
@@ -13026,7 +13430,7 @@
         </w:tc>
         <w:tc>
           <w:tcPr>
-            <w:tcW w:w="5578" w:type="dxa"/>
+            <w:tcW w:w="5520" w:type="dxa"/>
             <w:shd w:val="clear" w:color="auto" w:fill="E2F0D9"/>
             <w:tcMar>
               <w:top w:w="60" w:type="dxa"/>
@@ -13051,7 +13455,7 @@
         </w:tc>
         <w:tc>
           <w:tcPr>
-            <w:tcW w:w="1600" w:type="dxa"/>
+            <w:tcW w:w="1170" w:type="dxa"/>
             <w:shd w:val="clear" w:color="auto" w:fill="E2F0D9"/>
             <w:tcMar>
               <w:top w:w="60" w:type="dxa"/>
@@ -13077,7 +13481,7 @@
         </w:tc>
         <w:tc>
           <w:tcPr>
-            <w:tcW w:w="2400" w:type="dxa"/>
+            <w:tcW w:w="2288" w:type="dxa"/>
             <w:shd w:val="clear" w:color="auto" w:fill="E2F0D9"/>
             <w:tcMar>
               <w:top w:w="60" w:type="dxa"/>
@@ -13102,7 +13506,7 @@
         </w:tc>
         <w:tc>
           <w:tcPr>
-            <w:tcW w:w="1500" w:type="dxa"/>
+            <w:tcW w:w="1220" w:type="dxa"/>
             <w:shd w:val="clear" w:color="auto" w:fill="E2F0D9"/>
             <w:tcMar>
               <w:top w:w="60" w:type="dxa"/>
@@ -13124,6 +13528,22 @@
               </w:rPr>
               <w:t>1</w:t>
             </w:r>
+          </w:p>
+        </w:tc>
+        <w:tc>
+          <w:tcPr>
+            <w:tcW w:w="923" w:type="dxa"/>
+            <w:shd w:val="clear" w:color="auto" w:fill="E2F0D9"/>
+          </w:tcPr>
+          <w:p>
+            <w:pPr>
+              <w:spacing w:before="20" w:after="20" w:line="260" w:lineRule="auto"/>
+              <w:jc w:val="center"/>
+              <w:rPr>
+                <w:sz w:val="18"/>
+                <w:szCs w:val="18"/>
+              </w:rPr>
+            </w:pPr>
           </w:p>
         </w:tc>
       </w:tr>
@@ -13136,7 +13556,7 @@
         </w:tblPrEx>
         <w:tc>
           <w:tcPr>
-            <w:tcW w:w="1100" w:type="dxa"/>
+            <w:tcW w:w="1076" w:type="dxa"/>
             <w:tcMar>
               <w:top w:w="60" w:type="dxa"/>
               <w:left w:w="100" w:type="dxa"/>
@@ -13163,7 +13583,7 @@
         </w:tc>
         <w:tc>
           <w:tcPr>
-            <w:tcW w:w="2500" w:type="dxa"/>
+            <w:tcW w:w="2471" w:type="dxa"/>
             <w:tcMar>
               <w:top w:w="60" w:type="dxa"/>
               <w:left w:w="100" w:type="dxa"/>
@@ -13187,7 +13607,7 @@
         </w:tc>
         <w:tc>
           <w:tcPr>
-            <w:tcW w:w="5578" w:type="dxa"/>
+            <w:tcW w:w="5520" w:type="dxa"/>
             <w:tcMar>
               <w:top w:w="60" w:type="dxa"/>
               <w:left w:w="100" w:type="dxa"/>
@@ -13211,7 +13631,7 @@
         </w:tc>
         <w:tc>
           <w:tcPr>
-            <w:tcW w:w="1600" w:type="dxa"/>
+            <w:tcW w:w="1170" w:type="dxa"/>
             <w:tcMar>
               <w:top w:w="60" w:type="dxa"/>
               <w:left w:w="100" w:type="dxa"/>
@@ -13236,7 +13656,7 @@
         </w:tc>
         <w:tc>
           <w:tcPr>
-            <w:tcW w:w="2400" w:type="dxa"/>
+            <w:tcW w:w="2288" w:type="dxa"/>
             <w:tcMar>
               <w:top w:w="60" w:type="dxa"/>
               <w:left w:w="100" w:type="dxa"/>
@@ -13260,7 +13680,7 @@
         </w:tc>
         <w:tc>
           <w:tcPr>
-            <w:tcW w:w="1500" w:type="dxa"/>
+            <w:tcW w:w="1220" w:type="dxa"/>
             <w:tcMar>
               <w:top w:w="60" w:type="dxa"/>
               <w:left w:w="100" w:type="dxa"/>
@@ -13281,6 +13701,21 @@
               </w:rPr>
               <w:t>1</w:t>
             </w:r>
+          </w:p>
+        </w:tc>
+        <w:tc>
+          <w:tcPr>
+            <w:tcW w:w="923" w:type="dxa"/>
+          </w:tcPr>
+          <w:p>
+            <w:pPr>
+              <w:spacing w:before="20" w:after="20" w:line="260" w:lineRule="auto"/>
+              <w:jc w:val="center"/>
+              <w:rPr>
+                <w:sz w:val="18"/>
+                <w:szCs w:val="18"/>
+              </w:rPr>
+            </w:pPr>
           </w:p>
         </w:tc>
       </w:tr>
@@ -13293,7 +13728,7 @@
         </w:tblPrEx>
         <w:tc>
           <w:tcPr>
-            <w:tcW w:w="1100" w:type="dxa"/>
+            <w:tcW w:w="1076" w:type="dxa"/>
             <w:tcMar>
               <w:top w:w="60" w:type="dxa"/>
               <w:left w:w="100" w:type="dxa"/>
@@ -13320,7 +13755,7 @@
         </w:tc>
         <w:tc>
           <w:tcPr>
-            <w:tcW w:w="2500" w:type="dxa"/>
+            <w:tcW w:w="2471" w:type="dxa"/>
             <w:tcMar>
               <w:top w:w="60" w:type="dxa"/>
               <w:left w:w="100" w:type="dxa"/>
@@ -13344,7 +13779,7 @@
         </w:tc>
         <w:tc>
           <w:tcPr>
-            <w:tcW w:w="5578" w:type="dxa"/>
+            <w:tcW w:w="5520" w:type="dxa"/>
             <w:tcMar>
               <w:top w:w="60" w:type="dxa"/>
               <w:left w:w="100" w:type="dxa"/>
@@ -13384,7 +13819,7 @@
         </w:tc>
         <w:tc>
           <w:tcPr>
-            <w:tcW w:w="1600" w:type="dxa"/>
+            <w:tcW w:w="1170" w:type="dxa"/>
             <w:tcMar>
               <w:top w:w="60" w:type="dxa"/>
               <w:left w:w="100" w:type="dxa"/>
@@ -13409,7 +13844,7 @@
         </w:tc>
         <w:tc>
           <w:tcPr>
-            <w:tcW w:w="2400" w:type="dxa"/>
+            <w:tcW w:w="2288" w:type="dxa"/>
             <w:tcMar>
               <w:top w:w="60" w:type="dxa"/>
               <w:left w:w="100" w:type="dxa"/>
@@ -13433,7 +13868,7 @@
         </w:tc>
         <w:tc>
           <w:tcPr>
-            <w:tcW w:w="1500" w:type="dxa"/>
+            <w:tcW w:w="1220" w:type="dxa"/>
             <w:tcMar>
               <w:top w:w="60" w:type="dxa"/>
               <w:left w:w="100" w:type="dxa"/>
@@ -13454,6 +13889,21 @@
               </w:rPr>
               <w:t>0.5</w:t>
             </w:r>
+          </w:p>
+        </w:tc>
+        <w:tc>
+          <w:tcPr>
+            <w:tcW w:w="923" w:type="dxa"/>
+          </w:tcPr>
+          <w:p>
+            <w:pPr>
+              <w:spacing w:before="20" w:after="20" w:line="260" w:lineRule="auto"/>
+              <w:jc w:val="center"/>
+              <w:rPr>
+                <w:sz w:val="18"/>
+                <w:szCs w:val="18"/>
+              </w:rPr>
+            </w:pPr>
           </w:p>
         </w:tc>
       </w:tr>
@@ -13466,7 +13916,7 @@
         </w:tblPrEx>
         <w:tc>
           <w:tcPr>
-            <w:tcW w:w="14678" w:type="dxa"/>
+            <w:tcW w:w="13745" w:type="dxa"/>
             <w:gridSpan w:val="6"/>
             <w:shd w:val="clear" w:color="auto" w:fill="EDEDED"/>
             <w:tcMar>
@@ -13550,6 +14000,23 @@
               </w:rPr>
               <w:t>예상 8.5 세션)</w:t>
             </w:r>
+          </w:p>
+        </w:tc>
+        <w:tc>
+          <w:tcPr>
+            <w:tcW w:w="923" w:type="dxa"/>
+            <w:shd w:val="clear" w:color="auto" w:fill="EDEDED"/>
+          </w:tcPr>
+          <w:p>
+            <w:pPr>
+              <w:spacing w:before="20" w:after="20" w:line="260" w:lineRule="auto"/>
+              <w:rPr>
+                <w:b/>
+                <w:bCs/>
+                <w:sz w:val="19"/>
+                <w:szCs w:val="19"/>
+              </w:rPr>
+            </w:pPr>
           </w:p>
         </w:tc>
       </w:tr>
@@ -13562,7 +14029,7 @@
         </w:tblPrEx>
         <w:tc>
           <w:tcPr>
-            <w:tcW w:w="1100" w:type="dxa"/>
+            <w:tcW w:w="1076" w:type="dxa"/>
             <w:tcMar>
               <w:top w:w="60" w:type="dxa"/>
               <w:left w:w="100" w:type="dxa"/>
@@ -13589,7 +14056,7 @@
         </w:tc>
         <w:tc>
           <w:tcPr>
-            <w:tcW w:w="2500" w:type="dxa"/>
+            <w:tcW w:w="2471" w:type="dxa"/>
             <w:tcMar>
               <w:top w:w="60" w:type="dxa"/>
               <w:left w:w="100" w:type="dxa"/>
@@ -13613,7 +14080,7 @@
         </w:tc>
         <w:tc>
           <w:tcPr>
-            <w:tcW w:w="5578" w:type="dxa"/>
+            <w:tcW w:w="5520" w:type="dxa"/>
             <w:tcMar>
               <w:top w:w="60" w:type="dxa"/>
               <w:left w:w="100" w:type="dxa"/>
@@ -13669,7 +14136,7 @@
         </w:tc>
         <w:tc>
           <w:tcPr>
-            <w:tcW w:w="1600" w:type="dxa"/>
+            <w:tcW w:w="1170" w:type="dxa"/>
             <w:tcMar>
               <w:top w:w="60" w:type="dxa"/>
               <w:left w:w="100" w:type="dxa"/>
@@ -13694,7 +14161,7 @@
         </w:tc>
         <w:tc>
           <w:tcPr>
-            <w:tcW w:w="2400" w:type="dxa"/>
+            <w:tcW w:w="2288" w:type="dxa"/>
             <w:tcMar>
               <w:top w:w="60" w:type="dxa"/>
               <w:left w:w="100" w:type="dxa"/>
@@ -13718,7 +14185,7 @@
         </w:tc>
         <w:tc>
           <w:tcPr>
-            <w:tcW w:w="1500" w:type="dxa"/>
+            <w:tcW w:w="1220" w:type="dxa"/>
             <w:tcMar>
               <w:top w:w="60" w:type="dxa"/>
               <w:left w:w="100" w:type="dxa"/>
@@ -13739,6 +14206,21 @@
               </w:rPr>
               <w:t>0.5</w:t>
             </w:r>
+          </w:p>
+        </w:tc>
+        <w:tc>
+          <w:tcPr>
+            <w:tcW w:w="923" w:type="dxa"/>
+          </w:tcPr>
+          <w:p>
+            <w:pPr>
+              <w:spacing w:before="20" w:after="20" w:line="260" w:lineRule="auto"/>
+              <w:jc w:val="center"/>
+              <w:rPr>
+                <w:sz w:val="18"/>
+                <w:szCs w:val="18"/>
+              </w:rPr>
+            </w:pPr>
           </w:p>
         </w:tc>
       </w:tr>
@@ -13751,7 +14233,7 @@
         </w:tblPrEx>
         <w:tc>
           <w:tcPr>
-            <w:tcW w:w="1100" w:type="dxa"/>
+            <w:tcW w:w="1076" w:type="dxa"/>
             <w:tcMar>
               <w:top w:w="60" w:type="dxa"/>
               <w:left w:w="100" w:type="dxa"/>
@@ -13778,7 +14260,7 @@
         </w:tc>
         <w:tc>
           <w:tcPr>
-            <w:tcW w:w="2500" w:type="dxa"/>
+            <w:tcW w:w="2471" w:type="dxa"/>
             <w:tcMar>
               <w:top w:w="60" w:type="dxa"/>
               <w:left w:w="100" w:type="dxa"/>
@@ -13802,7 +14284,7 @@
         </w:tc>
         <w:tc>
           <w:tcPr>
-            <w:tcW w:w="5578" w:type="dxa"/>
+            <w:tcW w:w="5520" w:type="dxa"/>
             <w:tcMar>
               <w:top w:w="60" w:type="dxa"/>
               <w:left w:w="100" w:type="dxa"/>
@@ -13858,7 +14340,7 @@
         </w:tc>
         <w:tc>
           <w:tcPr>
-            <w:tcW w:w="1600" w:type="dxa"/>
+            <w:tcW w:w="1170" w:type="dxa"/>
             <w:tcMar>
               <w:top w:w="60" w:type="dxa"/>
               <w:left w:w="100" w:type="dxa"/>
@@ -13883,7 +14365,7 @@
         </w:tc>
         <w:tc>
           <w:tcPr>
-            <w:tcW w:w="2400" w:type="dxa"/>
+            <w:tcW w:w="2288" w:type="dxa"/>
             <w:tcMar>
               <w:top w:w="60" w:type="dxa"/>
               <w:left w:w="100" w:type="dxa"/>
@@ -13907,7 +14389,7 @@
         </w:tc>
         <w:tc>
           <w:tcPr>
-            <w:tcW w:w="1500" w:type="dxa"/>
+            <w:tcW w:w="1220" w:type="dxa"/>
             <w:tcMar>
               <w:top w:w="60" w:type="dxa"/>
               <w:left w:w="100" w:type="dxa"/>
@@ -13928,6 +14410,21 @@
               </w:rPr>
               <w:t>1.5</w:t>
             </w:r>
+          </w:p>
+        </w:tc>
+        <w:tc>
+          <w:tcPr>
+            <w:tcW w:w="923" w:type="dxa"/>
+          </w:tcPr>
+          <w:p>
+            <w:pPr>
+              <w:spacing w:before="20" w:after="20" w:line="260" w:lineRule="auto"/>
+              <w:jc w:val="center"/>
+              <w:rPr>
+                <w:sz w:val="18"/>
+                <w:szCs w:val="18"/>
+              </w:rPr>
+            </w:pPr>
           </w:p>
         </w:tc>
       </w:tr>
@@ -13940,7 +14437,7 @@
         </w:tblPrEx>
         <w:tc>
           <w:tcPr>
-            <w:tcW w:w="1100" w:type="dxa"/>
+            <w:tcW w:w="1076" w:type="dxa"/>
             <w:tcMar>
               <w:top w:w="60" w:type="dxa"/>
               <w:left w:w="100" w:type="dxa"/>
@@ -13967,7 +14464,7 @@
         </w:tc>
         <w:tc>
           <w:tcPr>
-            <w:tcW w:w="2500" w:type="dxa"/>
+            <w:tcW w:w="2471" w:type="dxa"/>
             <w:tcMar>
               <w:top w:w="60" w:type="dxa"/>
               <w:left w:w="100" w:type="dxa"/>
@@ -13991,7 +14488,7 @@
         </w:tc>
         <w:tc>
           <w:tcPr>
-            <w:tcW w:w="5578" w:type="dxa"/>
+            <w:tcW w:w="5520" w:type="dxa"/>
             <w:tcMar>
               <w:top w:w="60" w:type="dxa"/>
               <w:left w:w="100" w:type="dxa"/>
@@ -14015,7 +14512,7 @@
         </w:tc>
         <w:tc>
           <w:tcPr>
-            <w:tcW w:w="1600" w:type="dxa"/>
+            <w:tcW w:w="1170" w:type="dxa"/>
             <w:tcMar>
               <w:top w:w="60" w:type="dxa"/>
               <w:left w:w="100" w:type="dxa"/>
@@ -14040,7 +14537,7 @@
         </w:tc>
         <w:tc>
           <w:tcPr>
-            <w:tcW w:w="2400" w:type="dxa"/>
+            <w:tcW w:w="2288" w:type="dxa"/>
             <w:tcMar>
               <w:top w:w="60" w:type="dxa"/>
               <w:left w:w="100" w:type="dxa"/>
@@ -14064,7 +14561,7 @@
         </w:tc>
         <w:tc>
           <w:tcPr>
-            <w:tcW w:w="1500" w:type="dxa"/>
+            <w:tcW w:w="1220" w:type="dxa"/>
             <w:tcMar>
               <w:top w:w="60" w:type="dxa"/>
               <w:left w:w="100" w:type="dxa"/>
@@ -14085,6 +14582,21 @@
               </w:rPr>
               <w:t>2</w:t>
             </w:r>
+          </w:p>
+        </w:tc>
+        <w:tc>
+          <w:tcPr>
+            <w:tcW w:w="923" w:type="dxa"/>
+          </w:tcPr>
+          <w:p>
+            <w:pPr>
+              <w:spacing w:before="20" w:after="20" w:line="260" w:lineRule="auto"/>
+              <w:jc w:val="center"/>
+              <w:rPr>
+                <w:sz w:val="18"/>
+                <w:szCs w:val="18"/>
+              </w:rPr>
+            </w:pPr>
           </w:p>
         </w:tc>
       </w:tr>
@@ -14097,7 +14609,7 @@
         </w:tblPrEx>
         <w:tc>
           <w:tcPr>
-            <w:tcW w:w="1100" w:type="dxa"/>
+            <w:tcW w:w="1076" w:type="dxa"/>
             <w:tcMar>
               <w:top w:w="60" w:type="dxa"/>
               <w:left w:w="100" w:type="dxa"/>
@@ -14118,13 +14630,14 @@
                 <w:sz w:val="18"/>
                 <w:szCs w:val="18"/>
               </w:rPr>
+              <w:lastRenderedPageBreak/>
               <w:t>P3-4</w:t>
             </w:r>
           </w:p>
         </w:tc>
         <w:tc>
           <w:tcPr>
-            <w:tcW w:w="2500" w:type="dxa"/>
+            <w:tcW w:w="2471" w:type="dxa"/>
             <w:tcMar>
               <w:top w:w="60" w:type="dxa"/>
               <w:left w:w="100" w:type="dxa"/>
@@ -14148,7 +14661,7 @@
         </w:tc>
         <w:tc>
           <w:tcPr>
-            <w:tcW w:w="5578" w:type="dxa"/>
+            <w:tcW w:w="5520" w:type="dxa"/>
             <w:tcMar>
               <w:top w:w="60" w:type="dxa"/>
               <w:left w:w="100" w:type="dxa"/>
@@ -14182,47 +14695,38 @@
                 <w:sz w:val="18"/>
                 <w:szCs w:val="18"/>
               </w:rPr>
-              <w:t xml:space="preserve"> DB</w:t>
-            </w:r>
-            <w:r>
-              <w:rPr>
-                <w:sz w:val="18"/>
-                <w:szCs w:val="18"/>
-              </w:rPr>
-              <w:lastRenderedPageBreak/>
-              <w:t>에 저장. 창을 닫았다 와도 이어서 진행되게 한다.</w:t>
-            </w:r>
-          </w:p>
-        </w:tc>
-        <w:tc>
-          <w:tcPr>
-            <w:tcW w:w="1600" w:type="dxa"/>
-            <w:tcMar>
-              <w:top w:w="60" w:type="dxa"/>
-              <w:left w:w="100" w:type="dxa"/>
-              <w:bottom w:w="60" w:type="dxa"/>
-              <w:right w:w="100" w:type="dxa"/>
-            </w:tcMar>
-            <w:vAlign w:val="center"/>
-          </w:tcPr>
-          <w:p>
-            <w:pPr>
-              <w:spacing w:before="20" w:after="20" w:line="260" w:lineRule="auto"/>
-              <w:jc w:val="center"/>
-            </w:pPr>
-            <w:r>
-              <w:rPr>
-                <w:sz w:val="18"/>
-                <w:szCs w:val="18"/>
-              </w:rPr>
-              <w:lastRenderedPageBreak/>
+              <w:t xml:space="preserve"> DB에 저장. 창을 닫았다 와도 이어서 진행되게 한다.</w:t>
+            </w:r>
+          </w:p>
+        </w:tc>
+        <w:tc>
+          <w:tcPr>
+            <w:tcW w:w="1170" w:type="dxa"/>
+            <w:tcMar>
+              <w:top w:w="60" w:type="dxa"/>
+              <w:left w:w="100" w:type="dxa"/>
+              <w:bottom w:w="60" w:type="dxa"/>
+              <w:right w:w="100" w:type="dxa"/>
+            </w:tcMar>
+            <w:vAlign w:val="center"/>
+          </w:tcPr>
+          <w:p>
+            <w:pPr>
+              <w:spacing w:before="20" w:after="20" w:line="260" w:lineRule="auto"/>
+              <w:jc w:val="center"/>
+            </w:pPr>
+            <w:r>
+              <w:rPr>
+                <w:sz w:val="18"/>
+                <w:szCs w:val="18"/>
+              </w:rPr>
               <w:t>Claude</w:t>
             </w:r>
           </w:p>
         </w:tc>
         <w:tc>
           <w:tcPr>
-            <w:tcW w:w="2400" w:type="dxa"/>
+            <w:tcW w:w="2288" w:type="dxa"/>
             <w:tcMar>
               <w:top w:w="60" w:type="dxa"/>
               <w:left w:w="100" w:type="dxa"/>
@@ -14246,7 +14750,7 @@
         </w:tc>
         <w:tc>
           <w:tcPr>
-            <w:tcW w:w="1500" w:type="dxa"/>
+            <w:tcW w:w="1220" w:type="dxa"/>
             <w:tcMar>
               <w:top w:w="60" w:type="dxa"/>
               <w:left w:w="100" w:type="dxa"/>
@@ -14267,6 +14771,21 @@
               </w:rPr>
               <w:t>1.5</w:t>
             </w:r>
+          </w:p>
+        </w:tc>
+        <w:tc>
+          <w:tcPr>
+            <w:tcW w:w="923" w:type="dxa"/>
+          </w:tcPr>
+          <w:p>
+            <w:pPr>
+              <w:spacing w:before="20" w:after="20" w:line="260" w:lineRule="auto"/>
+              <w:jc w:val="center"/>
+              <w:rPr>
+                <w:sz w:val="18"/>
+                <w:szCs w:val="18"/>
+              </w:rPr>
+            </w:pPr>
           </w:p>
         </w:tc>
       </w:tr>
@@ -14279,7 +14798,7 @@
         </w:tblPrEx>
         <w:tc>
           <w:tcPr>
-            <w:tcW w:w="1100" w:type="dxa"/>
+            <w:tcW w:w="1076" w:type="dxa"/>
             <w:tcMar>
               <w:top w:w="60" w:type="dxa"/>
               <w:left w:w="100" w:type="dxa"/>
@@ -14306,7 +14825,7 @@
         </w:tc>
         <w:tc>
           <w:tcPr>
-            <w:tcW w:w="2500" w:type="dxa"/>
+            <w:tcW w:w="2471" w:type="dxa"/>
             <w:tcMar>
               <w:top w:w="60" w:type="dxa"/>
               <w:left w:w="100" w:type="dxa"/>
@@ -14330,7 +14849,7 @@
         </w:tc>
         <w:tc>
           <w:tcPr>
-            <w:tcW w:w="5578" w:type="dxa"/>
+            <w:tcW w:w="5520" w:type="dxa"/>
             <w:tcMar>
               <w:top w:w="60" w:type="dxa"/>
               <w:left w:w="100" w:type="dxa"/>
@@ -14354,7 +14873,7 @@
         </w:tc>
         <w:tc>
           <w:tcPr>
-            <w:tcW w:w="1600" w:type="dxa"/>
+            <w:tcW w:w="1170" w:type="dxa"/>
             <w:tcMar>
               <w:top w:w="60" w:type="dxa"/>
               <w:left w:w="100" w:type="dxa"/>
@@ -14379,7 +14898,7 @@
         </w:tc>
         <w:tc>
           <w:tcPr>
-            <w:tcW w:w="2400" w:type="dxa"/>
+            <w:tcW w:w="2288" w:type="dxa"/>
             <w:tcMar>
               <w:top w:w="60" w:type="dxa"/>
               <w:left w:w="100" w:type="dxa"/>
@@ -14403,7 +14922,7 @@
         </w:tc>
         <w:tc>
           <w:tcPr>
-            <w:tcW w:w="1500" w:type="dxa"/>
+            <w:tcW w:w="1220" w:type="dxa"/>
             <w:tcMar>
               <w:top w:w="60" w:type="dxa"/>
               <w:left w:w="100" w:type="dxa"/>
@@ -14424,6 +14943,21 @@
               </w:rPr>
               <w:t>1.5</w:t>
             </w:r>
+          </w:p>
+        </w:tc>
+        <w:tc>
+          <w:tcPr>
+            <w:tcW w:w="923" w:type="dxa"/>
+          </w:tcPr>
+          <w:p>
+            <w:pPr>
+              <w:spacing w:before="20" w:after="20" w:line="260" w:lineRule="auto"/>
+              <w:jc w:val="center"/>
+              <w:rPr>
+                <w:sz w:val="18"/>
+                <w:szCs w:val="18"/>
+              </w:rPr>
+            </w:pPr>
           </w:p>
         </w:tc>
       </w:tr>
@@ -14436,7 +14970,7 @@
         </w:tblPrEx>
         <w:tc>
           <w:tcPr>
-            <w:tcW w:w="1100" w:type="dxa"/>
+            <w:tcW w:w="1076" w:type="dxa"/>
             <w:tcMar>
               <w:top w:w="60" w:type="dxa"/>
               <w:left w:w="100" w:type="dxa"/>
@@ -14463,7 +14997,7 @@
         </w:tc>
         <w:tc>
           <w:tcPr>
-            <w:tcW w:w="2500" w:type="dxa"/>
+            <w:tcW w:w="2471" w:type="dxa"/>
             <w:tcMar>
               <w:top w:w="60" w:type="dxa"/>
               <w:left w:w="100" w:type="dxa"/>
@@ -14487,7 +15021,7 @@
         </w:tc>
         <w:tc>
           <w:tcPr>
-            <w:tcW w:w="5578" w:type="dxa"/>
+            <w:tcW w:w="5520" w:type="dxa"/>
             <w:tcMar>
               <w:top w:w="60" w:type="dxa"/>
               <w:left w:w="100" w:type="dxa"/>
@@ -14527,7 +15061,7 @@
         </w:tc>
         <w:tc>
           <w:tcPr>
-            <w:tcW w:w="1600" w:type="dxa"/>
+            <w:tcW w:w="1170" w:type="dxa"/>
             <w:tcMar>
               <w:top w:w="60" w:type="dxa"/>
               <w:left w:w="100" w:type="dxa"/>
@@ -14552,7 +15086,7 @@
         </w:tc>
         <w:tc>
           <w:tcPr>
-            <w:tcW w:w="2400" w:type="dxa"/>
+            <w:tcW w:w="2288" w:type="dxa"/>
             <w:tcMar>
               <w:top w:w="60" w:type="dxa"/>
               <w:left w:w="100" w:type="dxa"/>
@@ -14576,7 +15110,7 @@
         </w:tc>
         <w:tc>
           <w:tcPr>
-            <w:tcW w:w="1500" w:type="dxa"/>
+            <w:tcW w:w="1220" w:type="dxa"/>
             <w:tcMar>
               <w:top w:w="60" w:type="dxa"/>
               <w:left w:w="100" w:type="dxa"/>
@@ -14597,6 +15131,21 @@
               </w:rPr>
               <w:t>1</w:t>
             </w:r>
+          </w:p>
+        </w:tc>
+        <w:tc>
+          <w:tcPr>
+            <w:tcW w:w="923" w:type="dxa"/>
+          </w:tcPr>
+          <w:p>
+            <w:pPr>
+              <w:spacing w:before="20" w:after="20" w:line="260" w:lineRule="auto"/>
+              <w:jc w:val="center"/>
+              <w:rPr>
+                <w:sz w:val="18"/>
+                <w:szCs w:val="18"/>
+              </w:rPr>
+            </w:pPr>
           </w:p>
         </w:tc>
       </w:tr>
@@ -14609,7 +15158,7 @@
         </w:tblPrEx>
         <w:tc>
           <w:tcPr>
-            <w:tcW w:w="1100" w:type="dxa"/>
+            <w:tcW w:w="1076" w:type="dxa"/>
             <w:tcMar>
               <w:top w:w="60" w:type="dxa"/>
               <w:left w:w="100" w:type="dxa"/>
@@ -14636,7 +15185,7 @@
         </w:tc>
         <w:tc>
           <w:tcPr>
-            <w:tcW w:w="2500" w:type="dxa"/>
+            <w:tcW w:w="2471" w:type="dxa"/>
             <w:tcMar>
               <w:top w:w="60" w:type="dxa"/>
               <w:left w:w="100" w:type="dxa"/>
@@ -14660,7 +15209,7 @@
         </w:tc>
         <w:tc>
           <w:tcPr>
-            <w:tcW w:w="5578" w:type="dxa"/>
+            <w:tcW w:w="5520" w:type="dxa"/>
             <w:tcMar>
               <w:top w:w="60" w:type="dxa"/>
               <w:left w:w="100" w:type="dxa"/>
@@ -14684,7 +15233,7 @@
         </w:tc>
         <w:tc>
           <w:tcPr>
-            <w:tcW w:w="1600" w:type="dxa"/>
+            <w:tcW w:w="1170" w:type="dxa"/>
             <w:tcMar>
               <w:top w:w="60" w:type="dxa"/>
               <w:left w:w="100" w:type="dxa"/>
@@ -14709,7 +15258,7 @@
         </w:tc>
         <w:tc>
           <w:tcPr>
-            <w:tcW w:w="2400" w:type="dxa"/>
+            <w:tcW w:w="2288" w:type="dxa"/>
             <w:tcMar>
               <w:top w:w="60" w:type="dxa"/>
               <w:left w:w="100" w:type="dxa"/>
@@ -14733,7 +15282,7 @@
         </w:tc>
         <w:tc>
           <w:tcPr>
-            <w:tcW w:w="1500" w:type="dxa"/>
+            <w:tcW w:w="1220" w:type="dxa"/>
             <w:tcMar>
               <w:top w:w="60" w:type="dxa"/>
               <w:left w:w="100" w:type="dxa"/>
@@ -14754,6 +15303,21 @@
               </w:rPr>
               <w:t>0.5</w:t>
             </w:r>
+          </w:p>
+        </w:tc>
+        <w:tc>
+          <w:tcPr>
+            <w:tcW w:w="923" w:type="dxa"/>
+          </w:tcPr>
+          <w:p>
+            <w:pPr>
+              <w:spacing w:before="20" w:after="20" w:line="260" w:lineRule="auto"/>
+              <w:jc w:val="center"/>
+              <w:rPr>
+                <w:sz w:val="18"/>
+                <w:szCs w:val="18"/>
+              </w:rPr>
+            </w:pPr>
           </w:p>
         </w:tc>
       </w:tr>
@@ -14766,7 +15330,7 @@
         </w:tblPrEx>
         <w:tc>
           <w:tcPr>
-            <w:tcW w:w="14678" w:type="dxa"/>
+            <w:tcW w:w="13745" w:type="dxa"/>
             <w:gridSpan w:val="6"/>
             <w:shd w:val="clear" w:color="auto" w:fill="EDEDED"/>
             <w:tcMar>
@@ -14850,6 +15414,23 @@
               </w:rPr>
               <w:t>예상 4 세션)</w:t>
             </w:r>
+          </w:p>
+        </w:tc>
+        <w:tc>
+          <w:tcPr>
+            <w:tcW w:w="923" w:type="dxa"/>
+            <w:shd w:val="clear" w:color="auto" w:fill="EDEDED"/>
+          </w:tcPr>
+          <w:p>
+            <w:pPr>
+              <w:spacing w:before="20" w:after="20" w:line="260" w:lineRule="auto"/>
+              <w:rPr>
+                <w:b/>
+                <w:bCs/>
+                <w:sz w:val="19"/>
+                <w:szCs w:val="19"/>
+              </w:rPr>
+            </w:pPr>
           </w:p>
         </w:tc>
       </w:tr>
@@ -14862,7 +15443,7 @@
         </w:tblPrEx>
         <w:tc>
           <w:tcPr>
-            <w:tcW w:w="1100" w:type="dxa"/>
+            <w:tcW w:w="1076" w:type="dxa"/>
             <w:tcMar>
               <w:top w:w="60" w:type="dxa"/>
               <w:left w:w="100" w:type="dxa"/>
@@ -14889,7 +15470,7 @@
         </w:tc>
         <w:tc>
           <w:tcPr>
-            <w:tcW w:w="2500" w:type="dxa"/>
+            <w:tcW w:w="2471" w:type="dxa"/>
             <w:tcMar>
               <w:top w:w="60" w:type="dxa"/>
               <w:left w:w="100" w:type="dxa"/>
@@ -14913,7 +15494,7 @@
         </w:tc>
         <w:tc>
           <w:tcPr>
-            <w:tcW w:w="5578" w:type="dxa"/>
+            <w:tcW w:w="5520" w:type="dxa"/>
             <w:tcMar>
               <w:top w:w="60" w:type="dxa"/>
               <w:left w:w="100" w:type="dxa"/>
@@ -14946,7 +15527,7 @@
         </w:tc>
         <w:tc>
           <w:tcPr>
-            <w:tcW w:w="1600" w:type="dxa"/>
+            <w:tcW w:w="1170" w:type="dxa"/>
             <w:tcMar>
               <w:top w:w="60" w:type="dxa"/>
               <w:left w:w="100" w:type="dxa"/>
@@ -14971,7 +15552,7 @@
         </w:tc>
         <w:tc>
           <w:tcPr>
-            <w:tcW w:w="2400" w:type="dxa"/>
+            <w:tcW w:w="2288" w:type="dxa"/>
             <w:tcMar>
               <w:top w:w="60" w:type="dxa"/>
               <w:left w:w="100" w:type="dxa"/>
@@ -14995,7 +15576,7 @@
         </w:tc>
         <w:tc>
           <w:tcPr>
-            <w:tcW w:w="1500" w:type="dxa"/>
+            <w:tcW w:w="1220" w:type="dxa"/>
             <w:tcMar>
               <w:top w:w="60" w:type="dxa"/>
               <w:left w:w="100" w:type="dxa"/>
@@ -15016,6 +15597,21 @@
               </w:rPr>
               <w:t>0.5</w:t>
             </w:r>
+          </w:p>
+        </w:tc>
+        <w:tc>
+          <w:tcPr>
+            <w:tcW w:w="923" w:type="dxa"/>
+          </w:tcPr>
+          <w:p>
+            <w:pPr>
+              <w:spacing w:before="20" w:after="20" w:line="260" w:lineRule="auto"/>
+              <w:jc w:val="center"/>
+              <w:rPr>
+                <w:sz w:val="18"/>
+                <w:szCs w:val="18"/>
+              </w:rPr>
+            </w:pPr>
           </w:p>
         </w:tc>
       </w:tr>
@@ -15028,7 +15624,7 @@
         </w:tblPrEx>
         <w:tc>
           <w:tcPr>
-            <w:tcW w:w="1100" w:type="dxa"/>
+            <w:tcW w:w="1076" w:type="dxa"/>
             <w:tcMar>
               <w:top w:w="60" w:type="dxa"/>
               <w:left w:w="100" w:type="dxa"/>
@@ -15055,7 +15651,7 @@
         </w:tc>
         <w:tc>
           <w:tcPr>
-            <w:tcW w:w="2500" w:type="dxa"/>
+            <w:tcW w:w="2471" w:type="dxa"/>
             <w:tcMar>
               <w:top w:w="60" w:type="dxa"/>
               <w:left w:w="100" w:type="dxa"/>
@@ -15079,7 +15675,7 @@
         </w:tc>
         <w:tc>
           <w:tcPr>
-            <w:tcW w:w="5578" w:type="dxa"/>
+            <w:tcW w:w="5520" w:type="dxa"/>
             <w:tcMar>
               <w:top w:w="60" w:type="dxa"/>
               <w:left w:w="100" w:type="dxa"/>
@@ -15103,7 +15699,7 @@
         </w:tc>
         <w:tc>
           <w:tcPr>
-            <w:tcW w:w="1600" w:type="dxa"/>
+            <w:tcW w:w="1170" w:type="dxa"/>
             <w:tcMar>
               <w:top w:w="60" w:type="dxa"/>
               <w:left w:w="100" w:type="dxa"/>
@@ -15128,7 +15724,7 @@
         </w:tc>
         <w:tc>
           <w:tcPr>
-            <w:tcW w:w="2400" w:type="dxa"/>
+            <w:tcW w:w="2288" w:type="dxa"/>
             <w:tcMar>
               <w:top w:w="60" w:type="dxa"/>
               <w:left w:w="100" w:type="dxa"/>
@@ -15152,7 +15748,7 @@
         </w:tc>
         <w:tc>
           <w:tcPr>
-            <w:tcW w:w="1500" w:type="dxa"/>
+            <w:tcW w:w="1220" w:type="dxa"/>
             <w:tcMar>
               <w:top w:w="60" w:type="dxa"/>
               <w:left w:w="100" w:type="dxa"/>
@@ -15173,6 +15769,21 @@
               </w:rPr>
               <w:t>0.5</w:t>
             </w:r>
+          </w:p>
+        </w:tc>
+        <w:tc>
+          <w:tcPr>
+            <w:tcW w:w="923" w:type="dxa"/>
+          </w:tcPr>
+          <w:p>
+            <w:pPr>
+              <w:spacing w:before="20" w:after="20" w:line="260" w:lineRule="auto"/>
+              <w:jc w:val="center"/>
+              <w:rPr>
+                <w:sz w:val="18"/>
+                <w:szCs w:val="18"/>
+              </w:rPr>
+            </w:pPr>
           </w:p>
         </w:tc>
       </w:tr>
@@ -15185,7 +15796,7 @@
         </w:tblPrEx>
         <w:tc>
           <w:tcPr>
-            <w:tcW w:w="1100" w:type="dxa"/>
+            <w:tcW w:w="1076" w:type="dxa"/>
             <w:tcMar>
               <w:top w:w="60" w:type="dxa"/>
               <w:left w:w="100" w:type="dxa"/>
@@ -15212,7 +15823,7 @@
         </w:tc>
         <w:tc>
           <w:tcPr>
-            <w:tcW w:w="2500" w:type="dxa"/>
+            <w:tcW w:w="2471" w:type="dxa"/>
             <w:tcMar>
               <w:top w:w="60" w:type="dxa"/>
               <w:left w:w="100" w:type="dxa"/>
@@ -15236,7 +15847,7 @@
         </w:tc>
         <w:tc>
           <w:tcPr>
-            <w:tcW w:w="5578" w:type="dxa"/>
+            <w:tcW w:w="5520" w:type="dxa"/>
             <w:tcMar>
               <w:top w:w="60" w:type="dxa"/>
               <w:left w:w="100" w:type="dxa"/>
@@ -15260,7 +15871,7 @@
         </w:tc>
         <w:tc>
           <w:tcPr>
-            <w:tcW w:w="1600" w:type="dxa"/>
+            <w:tcW w:w="1170" w:type="dxa"/>
             <w:tcMar>
               <w:top w:w="60" w:type="dxa"/>
               <w:left w:w="100" w:type="dxa"/>
@@ -15285,7 +15896,7 @@
         </w:tc>
         <w:tc>
           <w:tcPr>
-            <w:tcW w:w="2400" w:type="dxa"/>
+            <w:tcW w:w="2288" w:type="dxa"/>
             <w:tcMar>
               <w:top w:w="60" w:type="dxa"/>
               <w:left w:w="100" w:type="dxa"/>
@@ -15309,7 +15920,7 @@
         </w:tc>
         <w:tc>
           <w:tcPr>
-            <w:tcW w:w="1500" w:type="dxa"/>
+            <w:tcW w:w="1220" w:type="dxa"/>
             <w:tcMar>
               <w:top w:w="60" w:type="dxa"/>
               <w:left w:w="100" w:type="dxa"/>
@@ -15330,6 +15941,21 @@
               </w:rPr>
               <w:t>1.5</w:t>
             </w:r>
+          </w:p>
+        </w:tc>
+        <w:tc>
+          <w:tcPr>
+            <w:tcW w:w="923" w:type="dxa"/>
+          </w:tcPr>
+          <w:p>
+            <w:pPr>
+              <w:spacing w:before="20" w:after="20" w:line="260" w:lineRule="auto"/>
+              <w:jc w:val="center"/>
+              <w:rPr>
+                <w:sz w:val="18"/>
+                <w:szCs w:val="18"/>
+              </w:rPr>
+            </w:pPr>
           </w:p>
         </w:tc>
       </w:tr>
@@ -15342,7 +15968,7 @@
         </w:tblPrEx>
         <w:tc>
           <w:tcPr>
-            <w:tcW w:w="1100" w:type="dxa"/>
+            <w:tcW w:w="1076" w:type="dxa"/>
             <w:tcMar>
               <w:top w:w="60" w:type="dxa"/>
               <w:left w:w="100" w:type="dxa"/>
@@ -15369,7 +15995,7 @@
         </w:tc>
         <w:tc>
           <w:tcPr>
-            <w:tcW w:w="2500" w:type="dxa"/>
+            <w:tcW w:w="2471" w:type="dxa"/>
             <w:tcMar>
               <w:top w:w="60" w:type="dxa"/>
               <w:left w:w="100" w:type="dxa"/>
@@ -15393,7 +16019,7 @@
         </w:tc>
         <w:tc>
           <w:tcPr>
-            <w:tcW w:w="5578" w:type="dxa"/>
+            <w:tcW w:w="5520" w:type="dxa"/>
             <w:tcMar>
               <w:top w:w="60" w:type="dxa"/>
               <w:left w:w="100" w:type="dxa"/>
@@ -15417,7 +16043,7 @@
         </w:tc>
         <w:tc>
           <w:tcPr>
-            <w:tcW w:w="1600" w:type="dxa"/>
+            <w:tcW w:w="1170" w:type="dxa"/>
             <w:tcMar>
               <w:top w:w="60" w:type="dxa"/>
               <w:left w:w="100" w:type="dxa"/>
@@ -15442,7 +16068,7 @@
         </w:tc>
         <w:tc>
           <w:tcPr>
-            <w:tcW w:w="2400" w:type="dxa"/>
+            <w:tcW w:w="2288" w:type="dxa"/>
             <w:tcMar>
               <w:top w:w="60" w:type="dxa"/>
               <w:left w:w="100" w:type="dxa"/>
@@ -15466,7 +16092,7 @@
         </w:tc>
         <w:tc>
           <w:tcPr>
-            <w:tcW w:w="1500" w:type="dxa"/>
+            <w:tcW w:w="1220" w:type="dxa"/>
             <w:tcMar>
               <w:top w:w="60" w:type="dxa"/>
               <w:left w:w="100" w:type="dxa"/>
@@ -15487,6 +16113,21 @@
               </w:rPr>
               <w:t>1</w:t>
             </w:r>
+          </w:p>
+        </w:tc>
+        <w:tc>
+          <w:tcPr>
+            <w:tcW w:w="923" w:type="dxa"/>
+          </w:tcPr>
+          <w:p>
+            <w:pPr>
+              <w:spacing w:before="20" w:after="20" w:line="260" w:lineRule="auto"/>
+              <w:jc w:val="center"/>
+              <w:rPr>
+                <w:sz w:val="18"/>
+                <w:szCs w:val="18"/>
+              </w:rPr>
+            </w:pPr>
           </w:p>
         </w:tc>
       </w:tr>
@@ -15499,7 +16140,7 @@
         </w:tblPrEx>
         <w:tc>
           <w:tcPr>
-            <w:tcW w:w="1100" w:type="dxa"/>
+            <w:tcW w:w="1076" w:type="dxa"/>
             <w:tcMar>
               <w:top w:w="60" w:type="dxa"/>
               <w:left w:w="100" w:type="dxa"/>
@@ -15526,7 +16167,7 @@
         </w:tc>
         <w:tc>
           <w:tcPr>
-            <w:tcW w:w="2500" w:type="dxa"/>
+            <w:tcW w:w="2471" w:type="dxa"/>
             <w:tcMar>
               <w:top w:w="60" w:type="dxa"/>
               <w:left w:w="100" w:type="dxa"/>
@@ -15550,7 +16191,7 @@
         </w:tc>
         <w:tc>
           <w:tcPr>
-            <w:tcW w:w="5578" w:type="dxa"/>
+            <w:tcW w:w="5520" w:type="dxa"/>
             <w:tcMar>
               <w:top w:w="60" w:type="dxa"/>
               <w:left w:w="100" w:type="dxa"/>
@@ -15590,7 +16231,7 @@
         </w:tc>
         <w:tc>
           <w:tcPr>
-            <w:tcW w:w="1600" w:type="dxa"/>
+            <w:tcW w:w="1170" w:type="dxa"/>
             <w:tcMar>
               <w:top w:w="60" w:type="dxa"/>
               <w:left w:w="100" w:type="dxa"/>
@@ -15615,7 +16256,7 @@
         </w:tc>
         <w:tc>
           <w:tcPr>
-            <w:tcW w:w="2400" w:type="dxa"/>
+            <w:tcW w:w="2288" w:type="dxa"/>
             <w:tcMar>
               <w:top w:w="60" w:type="dxa"/>
               <w:left w:w="100" w:type="dxa"/>
@@ -15639,7 +16280,7 @@
         </w:tc>
         <w:tc>
           <w:tcPr>
-            <w:tcW w:w="1500" w:type="dxa"/>
+            <w:tcW w:w="1220" w:type="dxa"/>
             <w:tcMar>
               <w:top w:w="60" w:type="dxa"/>
               <w:left w:w="100" w:type="dxa"/>
@@ -15660,6 +16301,21 @@
               </w:rPr>
               <w:t>0.5</w:t>
             </w:r>
+          </w:p>
+        </w:tc>
+        <w:tc>
+          <w:tcPr>
+            <w:tcW w:w="923" w:type="dxa"/>
+          </w:tcPr>
+          <w:p>
+            <w:pPr>
+              <w:spacing w:before="20" w:after="20" w:line="260" w:lineRule="auto"/>
+              <w:jc w:val="center"/>
+              <w:rPr>
+                <w:sz w:val="18"/>
+                <w:szCs w:val="18"/>
+              </w:rPr>
+            </w:pPr>
           </w:p>
         </w:tc>
       </w:tr>
@@ -15672,7 +16328,7 @@
         </w:tblPrEx>
         <w:tc>
           <w:tcPr>
-            <w:tcW w:w="14678" w:type="dxa"/>
+            <w:tcW w:w="13745" w:type="dxa"/>
             <w:gridSpan w:val="6"/>
             <w:shd w:val="clear" w:color="auto" w:fill="EDEDED"/>
             <w:tcMar>
@@ -15756,6 +16412,23 @@
               </w:rPr>
               <w:t>예상 6 세션)</w:t>
             </w:r>
+          </w:p>
+        </w:tc>
+        <w:tc>
+          <w:tcPr>
+            <w:tcW w:w="923" w:type="dxa"/>
+            <w:shd w:val="clear" w:color="auto" w:fill="EDEDED"/>
+          </w:tcPr>
+          <w:p>
+            <w:pPr>
+              <w:spacing w:before="20" w:after="20" w:line="260" w:lineRule="auto"/>
+              <w:rPr>
+                <w:b/>
+                <w:bCs/>
+                <w:sz w:val="19"/>
+                <w:szCs w:val="19"/>
+              </w:rPr>
+            </w:pPr>
           </w:p>
         </w:tc>
       </w:tr>
@@ -15768,7 +16441,7 @@
         </w:tblPrEx>
         <w:tc>
           <w:tcPr>
-            <w:tcW w:w="1100" w:type="dxa"/>
+            <w:tcW w:w="1076" w:type="dxa"/>
             <w:tcMar>
               <w:top w:w="60" w:type="dxa"/>
               <w:left w:w="100" w:type="dxa"/>
@@ -15795,7 +16468,7 @@
         </w:tc>
         <w:tc>
           <w:tcPr>
-            <w:tcW w:w="2500" w:type="dxa"/>
+            <w:tcW w:w="2471" w:type="dxa"/>
             <w:tcMar>
               <w:top w:w="60" w:type="dxa"/>
               <w:left w:w="100" w:type="dxa"/>
@@ -15835,56 +16508,65 @@
         </w:tc>
         <w:tc>
           <w:tcPr>
-            <w:tcW w:w="5578" w:type="dxa"/>
-            <w:tcMar>
-              <w:top w:w="60" w:type="dxa"/>
-              <w:left w:w="100" w:type="dxa"/>
-              <w:bottom w:w="60" w:type="dxa"/>
-              <w:right w:w="100" w:type="dxa"/>
-            </w:tcMar>
-            <w:vAlign w:val="center"/>
-          </w:tcPr>
-          <w:p>
-            <w:pPr>
-              <w:spacing w:before="20" w:after="20" w:line="260" w:lineRule="auto"/>
-            </w:pPr>
-            <w:r>
-              <w:rPr>
-                <w:sz w:val="18"/>
-                <w:szCs w:val="18"/>
-              </w:rPr>
-              <w:t>/site/{프로젝트이름}/… 주소로 들어오면 Storage에서 해당 파일을 꺼내 보여주는 페이지 1개. 프로젝트마다 만드는 게 아니라 이 하나가 전부를 처리한다.</w:t>
-            </w:r>
-          </w:p>
-        </w:tc>
-        <w:tc>
-          <w:tcPr>
-            <w:tcW w:w="1600" w:type="dxa"/>
-            <w:tcMar>
-              <w:top w:w="60" w:type="dxa"/>
-              <w:left w:w="100" w:type="dxa"/>
-              <w:bottom w:w="60" w:type="dxa"/>
-              <w:right w:w="100" w:type="dxa"/>
-            </w:tcMar>
-            <w:vAlign w:val="center"/>
-          </w:tcPr>
-          <w:p>
-            <w:pPr>
-              <w:spacing w:before="20" w:after="20" w:line="260" w:lineRule="auto"/>
-              <w:jc w:val="center"/>
-            </w:pPr>
-            <w:r>
-              <w:rPr>
-                <w:sz w:val="18"/>
-                <w:szCs w:val="18"/>
-              </w:rPr>
+            <w:tcW w:w="5520" w:type="dxa"/>
+            <w:tcMar>
+              <w:top w:w="60" w:type="dxa"/>
+              <w:left w:w="100" w:type="dxa"/>
+              <w:bottom w:w="60" w:type="dxa"/>
+              <w:right w:w="100" w:type="dxa"/>
+            </w:tcMar>
+            <w:vAlign w:val="center"/>
+          </w:tcPr>
+          <w:p>
+            <w:pPr>
+              <w:spacing w:before="20" w:after="20" w:line="260" w:lineRule="auto"/>
+            </w:pPr>
+            <w:r>
+              <w:rPr>
+                <w:sz w:val="18"/>
+                <w:szCs w:val="18"/>
+              </w:rPr>
+              <w:t>/site/{프로젝트이름}/… 주소로 들어오면 Storage에서 해당 파일을 꺼내 보여주는 페이지 1개. 프로젝트마다 만드는 게 아니라 이 하</w:t>
+            </w:r>
+            <w:r>
+              <w:rPr>
+                <w:sz w:val="18"/>
+                <w:szCs w:val="18"/>
+              </w:rPr>
+              <w:lastRenderedPageBreak/>
+              <w:t>나가 전부를 처리한다.</w:t>
+            </w:r>
+          </w:p>
+        </w:tc>
+        <w:tc>
+          <w:tcPr>
+            <w:tcW w:w="1170" w:type="dxa"/>
+            <w:tcMar>
+              <w:top w:w="60" w:type="dxa"/>
+              <w:left w:w="100" w:type="dxa"/>
+              <w:bottom w:w="60" w:type="dxa"/>
+              <w:right w:w="100" w:type="dxa"/>
+            </w:tcMar>
+            <w:vAlign w:val="center"/>
+          </w:tcPr>
+          <w:p>
+            <w:pPr>
+              <w:spacing w:before="20" w:after="20" w:line="260" w:lineRule="auto"/>
+              <w:jc w:val="center"/>
+            </w:pPr>
+            <w:r>
+              <w:rPr>
+                <w:sz w:val="18"/>
+                <w:szCs w:val="18"/>
+              </w:rPr>
+              <w:lastRenderedPageBreak/>
               <w:t>Claude</w:t>
             </w:r>
           </w:p>
         </w:tc>
         <w:tc>
           <w:tcPr>
-            <w:tcW w:w="2400" w:type="dxa"/>
+            <w:tcW w:w="2288" w:type="dxa"/>
             <w:tcMar>
               <w:top w:w="60" w:type="dxa"/>
               <w:left w:w="100" w:type="dxa"/>
@@ -15917,7 +16599,7 @@
         </w:tc>
         <w:tc>
           <w:tcPr>
-            <w:tcW w:w="1500" w:type="dxa"/>
+            <w:tcW w:w="1220" w:type="dxa"/>
             <w:tcMar>
               <w:top w:w="60" w:type="dxa"/>
               <w:left w:w="100" w:type="dxa"/>
@@ -15938,6 +16620,21 @@
               </w:rPr>
               <w:t>1.5</w:t>
             </w:r>
+          </w:p>
+        </w:tc>
+        <w:tc>
+          <w:tcPr>
+            <w:tcW w:w="923" w:type="dxa"/>
+          </w:tcPr>
+          <w:p>
+            <w:pPr>
+              <w:spacing w:before="20" w:after="20" w:line="260" w:lineRule="auto"/>
+              <w:jc w:val="center"/>
+              <w:rPr>
+                <w:sz w:val="18"/>
+                <w:szCs w:val="18"/>
+              </w:rPr>
+            </w:pPr>
           </w:p>
         </w:tc>
       </w:tr>
@@ -15950,7 +16647,7 @@
         </w:tblPrEx>
         <w:tc>
           <w:tcPr>
-            <w:tcW w:w="1100" w:type="dxa"/>
+            <w:tcW w:w="1076" w:type="dxa"/>
             <w:tcMar>
               <w:top w:w="60" w:type="dxa"/>
               <w:left w:w="100" w:type="dxa"/>
@@ -15971,14 +16668,13 @@
                 <w:sz w:val="18"/>
                 <w:szCs w:val="18"/>
               </w:rPr>
-              <w:lastRenderedPageBreak/>
               <w:t>P5-2</w:t>
             </w:r>
           </w:p>
         </w:tc>
         <w:tc>
           <w:tcPr>
-            <w:tcW w:w="2500" w:type="dxa"/>
+            <w:tcW w:w="2471" w:type="dxa"/>
             <w:tcMar>
               <w:top w:w="60" w:type="dxa"/>
               <w:left w:w="100" w:type="dxa"/>
@@ -16002,7 +16698,7 @@
         </w:tc>
         <w:tc>
           <w:tcPr>
-            <w:tcW w:w="5578" w:type="dxa"/>
+            <w:tcW w:w="5520" w:type="dxa"/>
             <w:tcMar>
               <w:top w:w="60" w:type="dxa"/>
               <w:left w:w="100" w:type="dxa"/>
@@ -16026,7 +16722,7 @@
         </w:tc>
         <w:tc>
           <w:tcPr>
-            <w:tcW w:w="1600" w:type="dxa"/>
+            <w:tcW w:w="1170" w:type="dxa"/>
             <w:tcMar>
               <w:top w:w="60" w:type="dxa"/>
               <w:left w:w="100" w:type="dxa"/>
@@ -16051,7 +16747,7 @@
         </w:tc>
         <w:tc>
           <w:tcPr>
-            <w:tcW w:w="2400" w:type="dxa"/>
+            <w:tcW w:w="2288" w:type="dxa"/>
             <w:tcMar>
               <w:top w:w="60" w:type="dxa"/>
               <w:left w:w="100" w:type="dxa"/>
@@ -16075,7 +16771,7 @@
         </w:tc>
         <w:tc>
           <w:tcPr>
-            <w:tcW w:w="1500" w:type="dxa"/>
+            <w:tcW w:w="1220" w:type="dxa"/>
             <w:tcMar>
               <w:top w:w="60" w:type="dxa"/>
               <w:left w:w="100" w:type="dxa"/>
@@ -16096,6 +16792,21 @@
               </w:rPr>
               <w:t>1</w:t>
             </w:r>
+          </w:p>
+        </w:tc>
+        <w:tc>
+          <w:tcPr>
+            <w:tcW w:w="923" w:type="dxa"/>
+          </w:tcPr>
+          <w:p>
+            <w:pPr>
+              <w:spacing w:before="20" w:after="20" w:line="260" w:lineRule="auto"/>
+              <w:jc w:val="center"/>
+              <w:rPr>
+                <w:sz w:val="18"/>
+                <w:szCs w:val="18"/>
+              </w:rPr>
+            </w:pPr>
           </w:p>
         </w:tc>
       </w:tr>
@@ -16108,7 +16819,7 @@
         </w:tblPrEx>
         <w:tc>
           <w:tcPr>
-            <w:tcW w:w="1100" w:type="dxa"/>
+            <w:tcW w:w="1076" w:type="dxa"/>
             <w:shd w:val="clear" w:color="auto" w:fill="E2F0D9"/>
             <w:tcMar>
               <w:top w:w="60" w:type="dxa"/>
@@ -16136,7 +16847,7 @@
         </w:tc>
         <w:tc>
           <w:tcPr>
-            <w:tcW w:w="2500" w:type="dxa"/>
+            <w:tcW w:w="2471" w:type="dxa"/>
             <w:shd w:val="clear" w:color="auto" w:fill="E2F0D9"/>
             <w:tcMar>
               <w:top w:w="60" w:type="dxa"/>
@@ -16161,7 +16872,7 @@
         </w:tc>
         <w:tc>
           <w:tcPr>
-            <w:tcW w:w="5578" w:type="dxa"/>
+            <w:tcW w:w="5520" w:type="dxa"/>
             <w:shd w:val="clear" w:color="auto" w:fill="E2F0D9"/>
             <w:tcMar>
               <w:top w:w="60" w:type="dxa"/>
@@ -16234,7 +16945,7 @@
         </w:tc>
         <w:tc>
           <w:tcPr>
-            <w:tcW w:w="1600" w:type="dxa"/>
+            <w:tcW w:w="1170" w:type="dxa"/>
             <w:shd w:val="clear" w:color="auto" w:fill="E2F0D9"/>
             <w:tcMar>
               <w:top w:w="60" w:type="dxa"/>
@@ -16260,7 +16971,7 @@
         </w:tc>
         <w:tc>
           <w:tcPr>
-            <w:tcW w:w="2400" w:type="dxa"/>
+            <w:tcW w:w="2288" w:type="dxa"/>
             <w:shd w:val="clear" w:color="auto" w:fill="E2F0D9"/>
             <w:tcMar>
               <w:top w:w="60" w:type="dxa"/>
@@ -16285,7 +16996,7 @@
         </w:tc>
         <w:tc>
           <w:tcPr>
-            <w:tcW w:w="1500" w:type="dxa"/>
+            <w:tcW w:w="1220" w:type="dxa"/>
             <w:shd w:val="clear" w:color="auto" w:fill="E2F0D9"/>
             <w:tcMar>
               <w:top w:w="60" w:type="dxa"/>
@@ -16307,6 +17018,22 @@
               </w:rPr>
               <w:t>1</w:t>
             </w:r>
+          </w:p>
+        </w:tc>
+        <w:tc>
+          <w:tcPr>
+            <w:tcW w:w="923" w:type="dxa"/>
+            <w:shd w:val="clear" w:color="auto" w:fill="E2F0D9"/>
+          </w:tcPr>
+          <w:p>
+            <w:pPr>
+              <w:spacing w:before="20" w:after="20" w:line="260" w:lineRule="auto"/>
+              <w:jc w:val="center"/>
+              <w:rPr>
+                <w:sz w:val="18"/>
+                <w:szCs w:val="18"/>
+              </w:rPr>
+            </w:pPr>
           </w:p>
         </w:tc>
       </w:tr>
@@ -16319,7 +17046,7 @@
         </w:tblPrEx>
         <w:tc>
           <w:tcPr>
-            <w:tcW w:w="1100" w:type="dxa"/>
+            <w:tcW w:w="1076" w:type="dxa"/>
             <w:tcMar>
               <w:top w:w="60" w:type="dxa"/>
               <w:left w:w="100" w:type="dxa"/>
@@ -16346,7 +17073,7 @@
         </w:tc>
         <w:tc>
           <w:tcPr>
-            <w:tcW w:w="2500" w:type="dxa"/>
+            <w:tcW w:w="2471" w:type="dxa"/>
             <w:tcMar>
               <w:top w:w="60" w:type="dxa"/>
               <w:left w:w="100" w:type="dxa"/>
@@ -16370,7 +17097,7 @@
         </w:tc>
         <w:tc>
           <w:tcPr>
-            <w:tcW w:w="5578" w:type="dxa"/>
+            <w:tcW w:w="5520" w:type="dxa"/>
             <w:tcMar>
               <w:top w:w="60" w:type="dxa"/>
               <w:left w:w="100" w:type="dxa"/>
@@ -16394,7 +17121,7 @@
         </w:tc>
         <w:tc>
           <w:tcPr>
-            <w:tcW w:w="1600" w:type="dxa"/>
+            <w:tcW w:w="1170" w:type="dxa"/>
             <w:tcMar>
               <w:top w:w="60" w:type="dxa"/>
               <w:left w:w="100" w:type="dxa"/>
@@ -16419,7 +17146,7 @@
         </w:tc>
         <w:tc>
           <w:tcPr>
-            <w:tcW w:w="2400" w:type="dxa"/>
+            <w:tcW w:w="2288" w:type="dxa"/>
             <w:tcMar>
               <w:top w:w="60" w:type="dxa"/>
               <w:left w:w="100" w:type="dxa"/>
@@ -16443,7 +17170,7 @@
         </w:tc>
         <w:tc>
           <w:tcPr>
-            <w:tcW w:w="1500" w:type="dxa"/>
+            <w:tcW w:w="1220" w:type="dxa"/>
             <w:tcMar>
               <w:top w:w="60" w:type="dxa"/>
               <w:left w:w="100" w:type="dxa"/>
@@ -16464,6 +17191,21 @@
               </w:rPr>
               <w:t>1</w:t>
             </w:r>
+          </w:p>
+        </w:tc>
+        <w:tc>
+          <w:tcPr>
+            <w:tcW w:w="923" w:type="dxa"/>
+          </w:tcPr>
+          <w:p>
+            <w:pPr>
+              <w:spacing w:before="20" w:after="20" w:line="260" w:lineRule="auto"/>
+              <w:jc w:val="center"/>
+              <w:rPr>
+                <w:sz w:val="18"/>
+                <w:szCs w:val="18"/>
+              </w:rPr>
+            </w:pPr>
           </w:p>
         </w:tc>
       </w:tr>
@@ -16476,7 +17218,7 @@
         </w:tblPrEx>
         <w:tc>
           <w:tcPr>
-            <w:tcW w:w="1100" w:type="dxa"/>
+            <w:tcW w:w="1076" w:type="dxa"/>
             <w:tcMar>
               <w:top w:w="60" w:type="dxa"/>
               <w:left w:w="100" w:type="dxa"/>
@@ -16503,7 +17245,7 @@
         </w:tc>
         <w:tc>
           <w:tcPr>
-            <w:tcW w:w="2500" w:type="dxa"/>
+            <w:tcW w:w="2471" w:type="dxa"/>
             <w:tcMar>
               <w:top w:w="60" w:type="dxa"/>
               <w:left w:w="100" w:type="dxa"/>
@@ -16527,7 +17269,7 @@
         </w:tc>
         <w:tc>
           <w:tcPr>
-            <w:tcW w:w="5578" w:type="dxa"/>
+            <w:tcW w:w="5520" w:type="dxa"/>
             <w:tcMar>
               <w:top w:w="60" w:type="dxa"/>
               <w:left w:w="100" w:type="dxa"/>
@@ -16551,7 +17293,7 @@
         </w:tc>
         <w:tc>
           <w:tcPr>
-            <w:tcW w:w="1600" w:type="dxa"/>
+            <w:tcW w:w="1170" w:type="dxa"/>
             <w:tcMar>
               <w:top w:w="60" w:type="dxa"/>
               <w:left w:w="100" w:type="dxa"/>
@@ -16576,7 +17318,7 @@
         </w:tc>
         <w:tc>
           <w:tcPr>
-            <w:tcW w:w="2400" w:type="dxa"/>
+            <w:tcW w:w="2288" w:type="dxa"/>
             <w:tcMar>
               <w:top w:w="60" w:type="dxa"/>
               <w:left w:w="100" w:type="dxa"/>
@@ -16600,7 +17342,7 @@
         </w:tc>
         <w:tc>
           <w:tcPr>
-            <w:tcW w:w="1500" w:type="dxa"/>
+            <w:tcW w:w="1220" w:type="dxa"/>
             <w:tcMar>
               <w:top w:w="60" w:type="dxa"/>
               <w:left w:w="100" w:type="dxa"/>
@@ -16621,6 +17363,21 @@
               </w:rPr>
               <w:t>1.5</w:t>
             </w:r>
+          </w:p>
+        </w:tc>
+        <w:tc>
+          <w:tcPr>
+            <w:tcW w:w="923" w:type="dxa"/>
+          </w:tcPr>
+          <w:p>
+            <w:pPr>
+              <w:spacing w:before="20" w:after="20" w:line="260" w:lineRule="auto"/>
+              <w:jc w:val="center"/>
+              <w:rPr>
+                <w:sz w:val="18"/>
+                <w:szCs w:val="18"/>
+              </w:rPr>
+            </w:pPr>
           </w:p>
         </w:tc>
       </w:tr>
@@ -16633,7 +17390,7 @@
         </w:tblPrEx>
         <w:tc>
           <w:tcPr>
-            <w:tcW w:w="14678" w:type="dxa"/>
+            <w:tcW w:w="13745" w:type="dxa"/>
             <w:gridSpan w:val="6"/>
             <w:shd w:val="clear" w:color="auto" w:fill="FFF2CC"/>
             <w:tcMar>
@@ -16680,6 +17437,24 @@
               </w:rPr>
               <w:t xml:space="preserve"> MVP 완성 — 서비스가 근본적으로 성립하는지 여기서 판가름 난다. 누적 약 36.5 세션</w:t>
             </w:r>
+          </w:p>
+        </w:tc>
+        <w:tc>
+          <w:tcPr>
+            <w:tcW w:w="923" w:type="dxa"/>
+            <w:shd w:val="clear" w:color="auto" w:fill="FFF2CC"/>
+          </w:tcPr>
+          <w:p>
+            <w:pPr>
+              <w:spacing w:before="20" w:after="20" w:line="260" w:lineRule="auto"/>
+              <w:rPr>
+                <w:b/>
+                <w:bCs/>
+                <w:color w:val="833C00"/>
+                <w:sz w:val="19"/>
+                <w:szCs w:val="19"/>
+              </w:rPr>
+            </w:pPr>
           </w:p>
         </w:tc>
       </w:tr>
@@ -16692,7 +17467,7 @@
         </w:tblPrEx>
         <w:tc>
           <w:tcPr>
-            <w:tcW w:w="14678" w:type="dxa"/>
+            <w:tcW w:w="13745" w:type="dxa"/>
             <w:gridSpan w:val="6"/>
             <w:shd w:val="clear" w:color="auto" w:fill="EDEDED"/>
             <w:tcMar>
@@ -16756,6 +17531,23 @@
               </w:rPr>
               <w:t>예상 9 세션)</w:t>
             </w:r>
+          </w:p>
+        </w:tc>
+        <w:tc>
+          <w:tcPr>
+            <w:tcW w:w="923" w:type="dxa"/>
+            <w:shd w:val="clear" w:color="auto" w:fill="EDEDED"/>
+          </w:tcPr>
+          <w:p>
+            <w:pPr>
+              <w:spacing w:before="20" w:after="20" w:line="260" w:lineRule="auto"/>
+              <w:rPr>
+                <w:b/>
+                <w:bCs/>
+                <w:sz w:val="19"/>
+                <w:szCs w:val="19"/>
+              </w:rPr>
+            </w:pPr>
           </w:p>
         </w:tc>
       </w:tr>
@@ -16768,7 +17560,7 @@
         </w:tblPrEx>
         <w:tc>
           <w:tcPr>
-            <w:tcW w:w="1100" w:type="dxa"/>
+            <w:tcW w:w="1076" w:type="dxa"/>
             <w:tcMar>
               <w:top w:w="60" w:type="dxa"/>
               <w:left w:w="100" w:type="dxa"/>
@@ -16795,7 +17587,7 @@
         </w:tc>
         <w:tc>
           <w:tcPr>
-            <w:tcW w:w="2500" w:type="dxa"/>
+            <w:tcW w:w="2471" w:type="dxa"/>
             <w:tcMar>
               <w:top w:w="60" w:type="dxa"/>
               <w:left w:w="100" w:type="dxa"/>
@@ -16819,7 +17611,7 @@
         </w:tc>
         <w:tc>
           <w:tcPr>
-            <w:tcW w:w="5578" w:type="dxa"/>
+            <w:tcW w:w="5520" w:type="dxa"/>
             <w:tcMar>
               <w:top w:w="60" w:type="dxa"/>
               <w:left w:w="100" w:type="dxa"/>
@@ -16843,7 +17635,7 @@
         </w:tc>
         <w:tc>
           <w:tcPr>
-            <w:tcW w:w="1600" w:type="dxa"/>
+            <w:tcW w:w="1170" w:type="dxa"/>
             <w:tcMar>
               <w:top w:w="60" w:type="dxa"/>
               <w:left w:w="100" w:type="dxa"/>
@@ -16868,7 +17660,7 @@
         </w:tc>
         <w:tc>
           <w:tcPr>
-            <w:tcW w:w="2400" w:type="dxa"/>
+            <w:tcW w:w="2288" w:type="dxa"/>
             <w:tcMar>
               <w:top w:w="60" w:type="dxa"/>
               <w:left w:w="100" w:type="dxa"/>
@@ -16892,7 +17684,7 @@
         </w:tc>
         <w:tc>
           <w:tcPr>
-            <w:tcW w:w="1500" w:type="dxa"/>
+            <w:tcW w:w="1220" w:type="dxa"/>
             <w:tcMar>
               <w:top w:w="60" w:type="dxa"/>
               <w:left w:w="100" w:type="dxa"/>
@@ -16913,6 +17705,21 @@
               </w:rPr>
               <w:t>1</w:t>
             </w:r>
+          </w:p>
+        </w:tc>
+        <w:tc>
+          <w:tcPr>
+            <w:tcW w:w="923" w:type="dxa"/>
+          </w:tcPr>
+          <w:p>
+            <w:pPr>
+              <w:spacing w:before="20" w:after="20" w:line="260" w:lineRule="auto"/>
+              <w:jc w:val="center"/>
+              <w:rPr>
+                <w:sz w:val="18"/>
+                <w:szCs w:val="18"/>
+              </w:rPr>
+            </w:pPr>
           </w:p>
         </w:tc>
       </w:tr>
@@ -16925,7 +17732,7 @@
         </w:tblPrEx>
         <w:tc>
           <w:tcPr>
-            <w:tcW w:w="1100" w:type="dxa"/>
+            <w:tcW w:w="1076" w:type="dxa"/>
             <w:tcMar>
               <w:top w:w="60" w:type="dxa"/>
               <w:left w:w="100" w:type="dxa"/>
@@ -16952,7 +17759,7 @@
         </w:tc>
         <w:tc>
           <w:tcPr>
-            <w:tcW w:w="2500" w:type="dxa"/>
+            <w:tcW w:w="2471" w:type="dxa"/>
             <w:tcMar>
               <w:top w:w="60" w:type="dxa"/>
               <w:left w:w="100" w:type="dxa"/>
@@ -16976,7 +17783,7 @@
         </w:tc>
         <w:tc>
           <w:tcPr>
-            <w:tcW w:w="5578" w:type="dxa"/>
+            <w:tcW w:w="5520" w:type="dxa"/>
             <w:tcMar>
               <w:top w:w="60" w:type="dxa"/>
               <w:left w:w="100" w:type="dxa"/>
@@ -17000,7 +17807,7 @@
         </w:tc>
         <w:tc>
           <w:tcPr>
-            <w:tcW w:w="1600" w:type="dxa"/>
+            <w:tcW w:w="1170" w:type="dxa"/>
             <w:tcMar>
               <w:top w:w="60" w:type="dxa"/>
               <w:left w:w="100" w:type="dxa"/>
@@ -17025,7 +17832,7 @@
         </w:tc>
         <w:tc>
           <w:tcPr>
-            <w:tcW w:w="2400" w:type="dxa"/>
+            <w:tcW w:w="2288" w:type="dxa"/>
             <w:tcMar>
               <w:top w:w="60" w:type="dxa"/>
               <w:left w:w="100" w:type="dxa"/>
@@ -17049,7 +17856,7 @@
         </w:tc>
         <w:tc>
           <w:tcPr>
-            <w:tcW w:w="1500" w:type="dxa"/>
+            <w:tcW w:w="1220" w:type="dxa"/>
             <w:tcMar>
               <w:top w:w="60" w:type="dxa"/>
               <w:left w:w="100" w:type="dxa"/>
@@ -17070,6 +17877,21 @@
               </w:rPr>
               <w:t>0.5</w:t>
             </w:r>
+          </w:p>
+        </w:tc>
+        <w:tc>
+          <w:tcPr>
+            <w:tcW w:w="923" w:type="dxa"/>
+          </w:tcPr>
+          <w:p>
+            <w:pPr>
+              <w:spacing w:before="20" w:after="20" w:line="260" w:lineRule="auto"/>
+              <w:jc w:val="center"/>
+              <w:rPr>
+                <w:sz w:val="18"/>
+                <w:szCs w:val="18"/>
+              </w:rPr>
+            </w:pPr>
           </w:p>
         </w:tc>
       </w:tr>
@@ -17082,7 +17904,7 @@
         </w:tblPrEx>
         <w:tc>
           <w:tcPr>
-            <w:tcW w:w="1100" w:type="dxa"/>
+            <w:tcW w:w="1076" w:type="dxa"/>
             <w:tcMar>
               <w:top w:w="60" w:type="dxa"/>
               <w:left w:w="100" w:type="dxa"/>
@@ -17109,7 +17931,7 @@
         </w:tc>
         <w:tc>
           <w:tcPr>
-            <w:tcW w:w="2500" w:type="dxa"/>
+            <w:tcW w:w="2471" w:type="dxa"/>
             <w:tcMar>
               <w:top w:w="60" w:type="dxa"/>
               <w:left w:w="100" w:type="dxa"/>
@@ -17133,7 +17955,7 @@
         </w:tc>
         <w:tc>
           <w:tcPr>
-            <w:tcW w:w="5578" w:type="dxa"/>
+            <w:tcW w:w="5520" w:type="dxa"/>
             <w:tcMar>
               <w:top w:w="60" w:type="dxa"/>
               <w:left w:w="100" w:type="dxa"/>
@@ -17157,7 +17979,7 @@
         </w:tc>
         <w:tc>
           <w:tcPr>
-            <w:tcW w:w="1600" w:type="dxa"/>
+            <w:tcW w:w="1170" w:type="dxa"/>
             <w:tcMar>
               <w:top w:w="60" w:type="dxa"/>
               <w:left w:w="100" w:type="dxa"/>
@@ -17182,7 +18004,7 @@
         </w:tc>
         <w:tc>
           <w:tcPr>
-            <w:tcW w:w="2400" w:type="dxa"/>
+            <w:tcW w:w="2288" w:type="dxa"/>
             <w:tcMar>
               <w:top w:w="60" w:type="dxa"/>
               <w:left w:w="100" w:type="dxa"/>
@@ -17206,7 +18028,7 @@
         </w:tc>
         <w:tc>
           <w:tcPr>
-            <w:tcW w:w="1500" w:type="dxa"/>
+            <w:tcW w:w="1220" w:type="dxa"/>
             <w:tcMar>
               <w:top w:w="60" w:type="dxa"/>
               <w:left w:w="100" w:type="dxa"/>
@@ -17227,6 +18049,21 @@
               </w:rPr>
               <w:t>2</w:t>
             </w:r>
+          </w:p>
+        </w:tc>
+        <w:tc>
+          <w:tcPr>
+            <w:tcW w:w="923" w:type="dxa"/>
+          </w:tcPr>
+          <w:p>
+            <w:pPr>
+              <w:spacing w:before="20" w:after="20" w:line="260" w:lineRule="auto"/>
+              <w:jc w:val="center"/>
+              <w:rPr>
+                <w:sz w:val="18"/>
+                <w:szCs w:val="18"/>
+              </w:rPr>
+            </w:pPr>
           </w:p>
         </w:tc>
       </w:tr>
@@ -17239,7 +18076,7 @@
         </w:tblPrEx>
         <w:tc>
           <w:tcPr>
-            <w:tcW w:w="1100" w:type="dxa"/>
+            <w:tcW w:w="1076" w:type="dxa"/>
             <w:tcMar>
               <w:top w:w="60" w:type="dxa"/>
               <w:left w:w="100" w:type="dxa"/>
@@ -17266,7 +18103,7 @@
         </w:tc>
         <w:tc>
           <w:tcPr>
-            <w:tcW w:w="2500" w:type="dxa"/>
+            <w:tcW w:w="2471" w:type="dxa"/>
             <w:tcMar>
               <w:top w:w="60" w:type="dxa"/>
               <w:left w:w="100" w:type="dxa"/>
@@ -17290,7 +18127,7 @@
         </w:tc>
         <w:tc>
           <w:tcPr>
-            <w:tcW w:w="5578" w:type="dxa"/>
+            <w:tcW w:w="5520" w:type="dxa"/>
             <w:tcMar>
               <w:top w:w="60" w:type="dxa"/>
               <w:left w:w="100" w:type="dxa"/>
@@ -17330,7 +18167,7 @@
         </w:tc>
         <w:tc>
           <w:tcPr>
-            <w:tcW w:w="1600" w:type="dxa"/>
+            <w:tcW w:w="1170" w:type="dxa"/>
             <w:tcMar>
               <w:top w:w="60" w:type="dxa"/>
               <w:left w:w="100" w:type="dxa"/>
@@ -17355,7 +18192,7 @@
         </w:tc>
         <w:tc>
           <w:tcPr>
-            <w:tcW w:w="2400" w:type="dxa"/>
+            <w:tcW w:w="2288" w:type="dxa"/>
             <w:tcMar>
               <w:top w:w="60" w:type="dxa"/>
               <w:left w:w="100" w:type="dxa"/>
@@ -17388,7 +18225,7 @@
         </w:tc>
         <w:tc>
           <w:tcPr>
-            <w:tcW w:w="1500" w:type="dxa"/>
+            <w:tcW w:w="1220" w:type="dxa"/>
             <w:tcMar>
               <w:top w:w="60" w:type="dxa"/>
               <w:left w:w="100" w:type="dxa"/>
@@ -17409,6 +18246,21 @@
               </w:rPr>
               <w:t>1.5</w:t>
             </w:r>
+          </w:p>
+        </w:tc>
+        <w:tc>
+          <w:tcPr>
+            <w:tcW w:w="923" w:type="dxa"/>
+          </w:tcPr>
+          <w:p>
+            <w:pPr>
+              <w:spacing w:before="20" w:after="20" w:line="260" w:lineRule="auto"/>
+              <w:jc w:val="center"/>
+              <w:rPr>
+                <w:sz w:val="18"/>
+                <w:szCs w:val="18"/>
+              </w:rPr>
+            </w:pPr>
           </w:p>
         </w:tc>
       </w:tr>
@@ -17421,7 +18273,7 @@
         </w:tblPrEx>
         <w:tc>
           <w:tcPr>
-            <w:tcW w:w="1100" w:type="dxa"/>
+            <w:tcW w:w="1076" w:type="dxa"/>
             <w:shd w:val="clear" w:color="auto" w:fill="E2F0D9"/>
             <w:tcMar>
               <w:top w:w="60" w:type="dxa"/>
@@ -17443,13 +18295,14 @@
                 <w:sz w:val="18"/>
                 <w:szCs w:val="18"/>
               </w:rPr>
+              <w:lastRenderedPageBreak/>
               <w:t>P6-5</w:t>
             </w:r>
           </w:p>
         </w:tc>
         <w:tc>
           <w:tcPr>
-            <w:tcW w:w="2500" w:type="dxa"/>
+            <w:tcW w:w="2471" w:type="dxa"/>
             <w:shd w:val="clear" w:color="auto" w:fill="E2F0D9"/>
             <w:tcMar>
               <w:top w:w="60" w:type="dxa"/>
@@ -17474,7 +18327,7 @@
         </w:tc>
         <w:tc>
           <w:tcPr>
-            <w:tcW w:w="5578" w:type="dxa"/>
+            <w:tcW w:w="5520" w:type="dxa"/>
             <w:shd w:val="clear" w:color="auto" w:fill="E2F0D9"/>
             <w:tcMar>
               <w:top w:w="60" w:type="dxa"/>
@@ -17493,21 +18346,13 @@
                 <w:sz w:val="18"/>
                 <w:szCs w:val="18"/>
               </w:rPr>
-              <w:t xml:space="preserve">결제하면 등급이 오르고, 해지·미납이면 자동으로 내려간다. 등급이 </w:t>
-            </w:r>
-            <w:r>
-              <w:rPr>
-                <w:sz w:val="18"/>
-                <w:szCs w:val="18"/>
-              </w:rPr>
-              <w:lastRenderedPageBreak/>
-              <w:t>바뀌면 P2-6 권한 검사 결과도 즉시 따라 바뀌어야 한다.</w:t>
-            </w:r>
-          </w:p>
-        </w:tc>
-        <w:tc>
-          <w:tcPr>
-            <w:tcW w:w="1600" w:type="dxa"/>
+              <w:t>결제하면 등급이 오르고, 해지·미납이면 자동으로 내려간다. 등급이 바뀌면 P2-6 권한 검사 결과도 즉시 따라 바뀌어야 한다.</w:t>
+            </w:r>
+          </w:p>
+        </w:tc>
+        <w:tc>
+          <w:tcPr>
+            <w:tcW w:w="1170" w:type="dxa"/>
             <w:shd w:val="clear" w:color="auto" w:fill="E2F0D9"/>
             <w:tcMar>
               <w:top w:w="60" w:type="dxa"/>
@@ -17527,14 +18372,13 @@
                 <w:sz w:val="18"/>
                 <w:szCs w:val="18"/>
               </w:rPr>
-              <w:lastRenderedPageBreak/>
               <w:t>Claude</w:t>
             </w:r>
           </w:p>
         </w:tc>
         <w:tc>
           <w:tcPr>
-            <w:tcW w:w="2400" w:type="dxa"/>
+            <w:tcW w:w="2288" w:type="dxa"/>
             <w:shd w:val="clear" w:color="auto" w:fill="E2F0D9"/>
             <w:tcMar>
               <w:top w:w="60" w:type="dxa"/>
@@ -17559,7 +18403,7 @@
         </w:tc>
         <w:tc>
           <w:tcPr>
-            <w:tcW w:w="1500" w:type="dxa"/>
+            <w:tcW w:w="1220" w:type="dxa"/>
             <w:shd w:val="clear" w:color="auto" w:fill="E2F0D9"/>
             <w:tcMar>
               <w:top w:w="60" w:type="dxa"/>
@@ -17581,6 +18425,22 @@
               </w:rPr>
               <w:t>1</w:t>
             </w:r>
+          </w:p>
+        </w:tc>
+        <w:tc>
+          <w:tcPr>
+            <w:tcW w:w="923" w:type="dxa"/>
+            <w:shd w:val="clear" w:color="auto" w:fill="E2F0D9"/>
+          </w:tcPr>
+          <w:p>
+            <w:pPr>
+              <w:spacing w:before="20" w:after="20" w:line="260" w:lineRule="auto"/>
+              <w:jc w:val="center"/>
+              <w:rPr>
+                <w:sz w:val="18"/>
+                <w:szCs w:val="18"/>
+              </w:rPr>
+            </w:pPr>
           </w:p>
         </w:tc>
       </w:tr>
@@ -17593,7 +18453,7 @@
         </w:tblPrEx>
         <w:tc>
           <w:tcPr>
-            <w:tcW w:w="1100" w:type="dxa"/>
+            <w:tcW w:w="1076" w:type="dxa"/>
             <w:tcMar>
               <w:top w:w="60" w:type="dxa"/>
               <w:left w:w="100" w:type="dxa"/>
@@ -17620,7 +18480,7 @@
         </w:tc>
         <w:tc>
           <w:tcPr>
-            <w:tcW w:w="2500" w:type="dxa"/>
+            <w:tcW w:w="2471" w:type="dxa"/>
             <w:tcMar>
               <w:top w:w="60" w:type="dxa"/>
               <w:left w:w="100" w:type="dxa"/>
@@ -17644,7 +18504,7 @@
         </w:tc>
         <w:tc>
           <w:tcPr>
-            <w:tcW w:w="5578" w:type="dxa"/>
+            <w:tcW w:w="5520" w:type="dxa"/>
             <w:tcMar>
               <w:top w:w="60" w:type="dxa"/>
               <w:left w:w="100" w:type="dxa"/>
@@ -17716,7 +18576,7 @@
         </w:tc>
         <w:tc>
           <w:tcPr>
-            <w:tcW w:w="1600" w:type="dxa"/>
+            <w:tcW w:w="1170" w:type="dxa"/>
             <w:tcMar>
               <w:top w:w="60" w:type="dxa"/>
               <w:left w:w="100" w:type="dxa"/>
@@ -17741,7 +18601,7 @@
         </w:tc>
         <w:tc>
           <w:tcPr>
-            <w:tcW w:w="2400" w:type="dxa"/>
+            <w:tcW w:w="2288" w:type="dxa"/>
             <w:tcMar>
               <w:top w:w="60" w:type="dxa"/>
               <w:left w:w="100" w:type="dxa"/>
@@ -17765,7 +18625,7 @@
         </w:tc>
         <w:tc>
           <w:tcPr>
-            <w:tcW w:w="1500" w:type="dxa"/>
+            <w:tcW w:w="1220" w:type="dxa"/>
             <w:tcMar>
               <w:top w:w="60" w:type="dxa"/>
               <w:left w:w="100" w:type="dxa"/>
@@ -17786,6 +18646,21 @@
               </w:rPr>
               <w:t>1</w:t>
             </w:r>
+          </w:p>
+        </w:tc>
+        <w:tc>
+          <w:tcPr>
+            <w:tcW w:w="923" w:type="dxa"/>
+          </w:tcPr>
+          <w:p>
+            <w:pPr>
+              <w:spacing w:before="20" w:after="20" w:line="260" w:lineRule="auto"/>
+              <w:jc w:val="center"/>
+              <w:rPr>
+                <w:sz w:val="18"/>
+                <w:szCs w:val="18"/>
+              </w:rPr>
+            </w:pPr>
           </w:p>
         </w:tc>
       </w:tr>
@@ -17798,7 +18673,7 @@
         </w:tblPrEx>
         <w:tc>
           <w:tcPr>
-            <w:tcW w:w="1100" w:type="dxa"/>
+            <w:tcW w:w="1076" w:type="dxa"/>
             <w:tcMar>
               <w:top w:w="60" w:type="dxa"/>
               <w:left w:w="100" w:type="dxa"/>
@@ -17825,7 +18700,7 @@
         </w:tc>
         <w:tc>
           <w:tcPr>
-            <w:tcW w:w="2500" w:type="dxa"/>
+            <w:tcW w:w="2471" w:type="dxa"/>
             <w:tcMar>
               <w:top w:w="60" w:type="dxa"/>
               <w:left w:w="100" w:type="dxa"/>
@@ -17849,7 +18724,7 @@
         </w:tc>
         <w:tc>
           <w:tcPr>
-            <w:tcW w:w="5578" w:type="dxa"/>
+            <w:tcW w:w="5520" w:type="dxa"/>
             <w:tcMar>
               <w:top w:w="60" w:type="dxa"/>
               <w:left w:w="100" w:type="dxa"/>
@@ -17873,7 +18748,7 @@
         </w:tc>
         <w:tc>
           <w:tcPr>
-            <w:tcW w:w="1600" w:type="dxa"/>
+            <w:tcW w:w="1170" w:type="dxa"/>
             <w:tcMar>
               <w:top w:w="60" w:type="dxa"/>
               <w:left w:w="100" w:type="dxa"/>
@@ -17898,7 +18773,7 @@
         </w:tc>
         <w:tc>
           <w:tcPr>
-            <w:tcW w:w="2400" w:type="dxa"/>
+            <w:tcW w:w="2288" w:type="dxa"/>
             <w:tcMar>
               <w:top w:w="60" w:type="dxa"/>
               <w:left w:w="100" w:type="dxa"/>
@@ -17922,7 +18797,7 @@
         </w:tc>
         <w:tc>
           <w:tcPr>
-            <w:tcW w:w="1500" w:type="dxa"/>
+            <w:tcW w:w="1220" w:type="dxa"/>
             <w:tcMar>
               <w:top w:w="60" w:type="dxa"/>
               <w:left w:w="100" w:type="dxa"/>
@@ -17943,6 +18818,21 @@
               </w:rPr>
               <w:t>1</w:t>
             </w:r>
+          </w:p>
+        </w:tc>
+        <w:tc>
+          <w:tcPr>
+            <w:tcW w:w="923" w:type="dxa"/>
+          </w:tcPr>
+          <w:p>
+            <w:pPr>
+              <w:spacing w:before="20" w:after="20" w:line="260" w:lineRule="auto"/>
+              <w:jc w:val="center"/>
+              <w:rPr>
+                <w:sz w:val="18"/>
+                <w:szCs w:val="18"/>
+              </w:rPr>
+            </w:pPr>
           </w:p>
         </w:tc>
       </w:tr>
@@ -17955,7 +18845,7 @@
         </w:tblPrEx>
         <w:tc>
           <w:tcPr>
-            <w:tcW w:w="1100" w:type="dxa"/>
+            <w:tcW w:w="1076" w:type="dxa"/>
             <w:tcMar>
               <w:top w:w="60" w:type="dxa"/>
               <w:left w:w="100" w:type="dxa"/>
@@ -17982,7 +18872,7 @@
         </w:tc>
         <w:tc>
           <w:tcPr>
-            <w:tcW w:w="2500" w:type="dxa"/>
+            <w:tcW w:w="2471" w:type="dxa"/>
             <w:tcMar>
               <w:top w:w="60" w:type="dxa"/>
               <w:left w:w="100" w:type="dxa"/>
@@ -18006,7 +18896,7 @@
         </w:tc>
         <w:tc>
           <w:tcPr>
-            <w:tcW w:w="5578" w:type="dxa"/>
+            <w:tcW w:w="5520" w:type="dxa"/>
             <w:tcMar>
               <w:top w:w="60" w:type="dxa"/>
               <w:left w:w="100" w:type="dxa"/>
@@ -18030,7 +18920,7 @@
         </w:tc>
         <w:tc>
           <w:tcPr>
-            <w:tcW w:w="1600" w:type="dxa"/>
+            <w:tcW w:w="1170" w:type="dxa"/>
             <w:tcMar>
               <w:top w:w="60" w:type="dxa"/>
               <w:left w:w="100" w:type="dxa"/>
@@ -18055,7 +18945,7 @@
         </w:tc>
         <w:tc>
           <w:tcPr>
-            <w:tcW w:w="2400" w:type="dxa"/>
+            <w:tcW w:w="2288" w:type="dxa"/>
             <w:tcMar>
               <w:top w:w="60" w:type="dxa"/>
               <w:left w:w="100" w:type="dxa"/>
@@ -18079,7 +18969,7 @@
         </w:tc>
         <w:tc>
           <w:tcPr>
-            <w:tcW w:w="1500" w:type="dxa"/>
+            <w:tcW w:w="1220" w:type="dxa"/>
             <w:tcMar>
               <w:top w:w="60" w:type="dxa"/>
               <w:left w:w="100" w:type="dxa"/>
@@ -18100,6 +18990,21 @@
               </w:rPr>
               <w:t>1</w:t>
             </w:r>
+          </w:p>
+        </w:tc>
+        <w:tc>
+          <w:tcPr>
+            <w:tcW w:w="923" w:type="dxa"/>
+          </w:tcPr>
+          <w:p>
+            <w:pPr>
+              <w:spacing w:before="20" w:after="20" w:line="260" w:lineRule="auto"/>
+              <w:jc w:val="center"/>
+              <w:rPr>
+                <w:sz w:val="18"/>
+                <w:szCs w:val="18"/>
+              </w:rPr>
+            </w:pPr>
           </w:p>
         </w:tc>
       </w:tr>
@@ -18112,7 +19017,7 @@
         </w:tblPrEx>
         <w:tc>
           <w:tcPr>
-            <w:tcW w:w="14678" w:type="dxa"/>
+            <w:tcW w:w="13745" w:type="dxa"/>
             <w:gridSpan w:val="6"/>
             <w:shd w:val="clear" w:color="auto" w:fill="FFF2CC"/>
             <w:tcMar>
@@ -18159,6 +19064,24 @@
               </w:rPr>
               <w:t xml:space="preserve"> 판매 가능 상태 — 이 시점부터 실제 유료 고객(개발자)을 받을 수 있다. 누적 약 45.5 세션</w:t>
             </w:r>
+          </w:p>
+        </w:tc>
+        <w:tc>
+          <w:tcPr>
+            <w:tcW w:w="923" w:type="dxa"/>
+            <w:shd w:val="clear" w:color="auto" w:fill="FFF2CC"/>
+          </w:tcPr>
+          <w:p>
+            <w:pPr>
+              <w:spacing w:before="20" w:after="20" w:line="260" w:lineRule="auto"/>
+              <w:rPr>
+                <w:b/>
+                <w:bCs/>
+                <w:color w:val="833C00"/>
+                <w:sz w:val="19"/>
+                <w:szCs w:val="19"/>
+              </w:rPr>
+            </w:pPr>
           </w:p>
         </w:tc>
       </w:tr>
@@ -18171,7 +19094,7 @@
         </w:tblPrEx>
         <w:tc>
           <w:tcPr>
-            <w:tcW w:w="14678" w:type="dxa"/>
+            <w:tcW w:w="13745" w:type="dxa"/>
             <w:gridSpan w:val="6"/>
             <w:shd w:val="clear" w:color="auto" w:fill="EDEDED"/>
             <w:tcMar>
@@ -18255,6 +19178,23 @@
               </w:rPr>
               <w:t>예상 9 세션)</w:t>
             </w:r>
+          </w:p>
+        </w:tc>
+        <w:tc>
+          <w:tcPr>
+            <w:tcW w:w="923" w:type="dxa"/>
+            <w:shd w:val="clear" w:color="auto" w:fill="EDEDED"/>
+          </w:tcPr>
+          <w:p>
+            <w:pPr>
+              <w:spacing w:before="20" w:after="20" w:line="260" w:lineRule="auto"/>
+              <w:rPr>
+                <w:b/>
+                <w:bCs/>
+                <w:sz w:val="19"/>
+                <w:szCs w:val="19"/>
+              </w:rPr>
+            </w:pPr>
           </w:p>
         </w:tc>
       </w:tr>
@@ -18267,7 +19207,7 @@
         </w:tblPrEx>
         <w:tc>
           <w:tcPr>
-            <w:tcW w:w="1100" w:type="dxa"/>
+            <w:tcW w:w="1076" w:type="dxa"/>
             <w:shd w:val="clear" w:color="auto" w:fill="E2F0D9"/>
             <w:tcMar>
               <w:top w:w="60" w:type="dxa"/>
@@ -18295,7 +19235,7 @@
         </w:tc>
         <w:tc>
           <w:tcPr>
-            <w:tcW w:w="2500" w:type="dxa"/>
+            <w:tcW w:w="2471" w:type="dxa"/>
             <w:shd w:val="clear" w:color="auto" w:fill="E2F0D9"/>
             <w:tcMar>
               <w:top w:w="60" w:type="dxa"/>
@@ -18320,7 +19260,7 @@
         </w:tc>
         <w:tc>
           <w:tcPr>
-            <w:tcW w:w="5578" w:type="dxa"/>
+            <w:tcW w:w="5520" w:type="dxa"/>
             <w:shd w:val="clear" w:color="auto" w:fill="E2F0D9"/>
             <w:tcMar>
               <w:top w:w="60" w:type="dxa"/>
@@ -18361,7 +19301,7 @@
         </w:tc>
         <w:tc>
           <w:tcPr>
-            <w:tcW w:w="1600" w:type="dxa"/>
+            <w:tcW w:w="1170" w:type="dxa"/>
             <w:shd w:val="clear" w:color="auto" w:fill="E2F0D9"/>
             <w:tcMar>
               <w:top w:w="60" w:type="dxa"/>
@@ -18387,7 +19327,7 @@
         </w:tc>
         <w:tc>
           <w:tcPr>
-            <w:tcW w:w="2400" w:type="dxa"/>
+            <w:tcW w:w="2288" w:type="dxa"/>
             <w:shd w:val="clear" w:color="auto" w:fill="E2F0D9"/>
             <w:tcMar>
               <w:top w:w="60" w:type="dxa"/>
@@ -18412,7 +19352,7 @@
         </w:tc>
         <w:tc>
           <w:tcPr>
-            <w:tcW w:w="1500" w:type="dxa"/>
+            <w:tcW w:w="1220" w:type="dxa"/>
             <w:shd w:val="clear" w:color="auto" w:fill="E2F0D9"/>
             <w:tcMar>
               <w:top w:w="60" w:type="dxa"/>
@@ -18434,6 +19374,22 @@
               </w:rPr>
               <w:t>1</w:t>
             </w:r>
+          </w:p>
+        </w:tc>
+        <w:tc>
+          <w:tcPr>
+            <w:tcW w:w="923" w:type="dxa"/>
+            <w:shd w:val="clear" w:color="auto" w:fill="E2F0D9"/>
+          </w:tcPr>
+          <w:p>
+            <w:pPr>
+              <w:spacing w:before="20" w:after="20" w:line="260" w:lineRule="auto"/>
+              <w:jc w:val="center"/>
+              <w:rPr>
+                <w:sz w:val="18"/>
+                <w:szCs w:val="18"/>
+              </w:rPr>
+            </w:pPr>
           </w:p>
         </w:tc>
       </w:tr>
@@ -18446,7 +19402,7 @@
         </w:tblPrEx>
         <w:tc>
           <w:tcPr>
-            <w:tcW w:w="1100" w:type="dxa"/>
+            <w:tcW w:w="1076" w:type="dxa"/>
             <w:shd w:val="clear" w:color="auto" w:fill="E2F0D9"/>
             <w:tcMar>
               <w:top w:w="60" w:type="dxa"/>
@@ -18474,7 +19430,7 @@
         </w:tc>
         <w:tc>
           <w:tcPr>
-            <w:tcW w:w="2500" w:type="dxa"/>
+            <w:tcW w:w="2471" w:type="dxa"/>
             <w:shd w:val="clear" w:color="auto" w:fill="E2F0D9"/>
             <w:tcMar>
               <w:top w:w="60" w:type="dxa"/>
@@ -18499,7 +19455,7 @@
         </w:tc>
         <w:tc>
           <w:tcPr>
-            <w:tcW w:w="5578" w:type="dxa"/>
+            <w:tcW w:w="5520" w:type="dxa"/>
             <w:shd w:val="clear" w:color="auto" w:fill="E2F0D9"/>
             <w:tcMar>
               <w:top w:w="60" w:type="dxa"/>
@@ -18540,7 +19496,7 @@
         </w:tc>
         <w:tc>
           <w:tcPr>
-            <w:tcW w:w="1600" w:type="dxa"/>
+            <w:tcW w:w="1170" w:type="dxa"/>
             <w:shd w:val="clear" w:color="auto" w:fill="E2F0D9"/>
             <w:tcMar>
               <w:top w:w="60" w:type="dxa"/>
@@ -18566,7 +19522,7 @@
         </w:tc>
         <w:tc>
           <w:tcPr>
-            <w:tcW w:w="2400" w:type="dxa"/>
+            <w:tcW w:w="2288" w:type="dxa"/>
             <w:shd w:val="clear" w:color="auto" w:fill="E2F0D9"/>
             <w:tcMar>
               <w:top w:w="60" w:type="dxa"/>
@@ -18591,7 +19547,7 @@
         </w:tc>
         <w:tc>
           <w:tcPr>
-            <w:tcW w:w="1500" w:type="dxa"/>
+            <w:tcW w:w="1220" w:type="dxa"/>
             <w:shd w:val="clear" w:color="auto" w:fill="E2F0D9"/>
             <w:tcMar>
               <w:top w:w="60" w:type="dxa"/>
@@ -18613,6 +19569,22 @@
               </w:rPr>
               <w:t>1.5</w:t>
             </w:r>
+          </w:p>
+        </w:tc>
+        <w:tc>
+          <w:tcPr>
+            <w:tcW w:w="923" w:type="dxa"/>
+            <w:shd w:val="clear" w:color="auto" w:fill="E2F0D9"/>
+          </w:tcPr>
+          <w:p>
+            <w:pPr>
+              <w:spacing w:before="20" w:after="20" w:line="260" w:lineRule="auto"/>
+              <w:jc w:val="center"/>
+              <w:rPr>
+                <w:sz w:val="18"/>
+                <w:szCs w:val="18"/>
+              </w:rPr>
+            </w:pPr>
           </w:p>
         </w:tc>
       </w:tr>
@@ -18625,7 +19597,7 @@
         </w:tblPrEx>
         <w:tc>
           <w:tcPr>
-            <w:tcW w:w="1100" w:type="dxa"/>
+            <w:tcW w:w="1076" w:type="dxa"/>
             <w:shd w:val="clear" w:color="auto" w:fill="E2F0D9"/>
             <w:tcMar>
               <w:top w:w="60" w:type="dxa"/>
@@ -18653,7 +19625,7 @@
         </w:tc>
         <w:tc>
           <w:tcPr>
-            <w:tcW w:w="2500" w:type="dxa"/>
+            <w:tcW w:w="2471" w:type="dxa"/>
             <w:shd w:val="clear" w:color="auto" w:fill="E2F0D9"/>
             <w:tcMar>
               <w:top w:w="60" w:type="dxa"/>
@@ -18678,7 +19650,7 @@
         </w:tc>
         <w:tc>
           <w:tcPr>
-            <w:tcW w:w="5578" w:type="dxa"/>
+            <w:tcW w:w="5520" w:type="dxa"/>
             <w:shd w:val="clear" w:color="auto" w:fill="E2F0D9"/>
             <w:tcMar>
               <w:top w:w="60" w:type="dxa"/>
@@ -18735,7 +19707,7 @@
         </w:tc>
         <w:tc>
           <w:tcPr>
-            <w:tcW w:w="1600" w:type="dxa"/>
+            <w:tcW w:w="1170" w:type="dxa"/>
             <w:shd w:val="clear" w:color="auto" w:fill="E2F0D9"/>
             <w:tcMar>
               <w:top w:w="60" w:type="dxa"/>
@@ -18761,7 +19733,7 @@
         </w:tc>
         <w:tc>
           <w:tcPr>
-            <w:tcW w:w="2400" w:type="dxa"/>
+            <w:tcW w:w="2288" w:type="dxa"/>
             <w:shd w:val="clear" w:color="auto" w:fill="E2F0D9"/>
             <w:tcMar>
               <w:top w:w="60" w:type="dxa"/>
@@ -18786,7 +19758,7 @@
         </w:tc>
         <w:tc>
           <w:tcPr>
-            <w:tcW w:w="1500" w:type="dxa"/>
+            <w:tcW w:w="1220" w:type="dxa"/>
             <w:shd w:val="clear" w:color="auto" w:fill="E2F0D9"/>
             <w:tcMar>
               <w:top w:w="60" w:type="dxa"/>
@@ -18808,6 +19780,22 @@
               </w:rPr>
               <w:t>2</w:t>
             </w:r>
+          </w:p>
+        </w:tc>
+        <w:tc>
+          <w:tcPr>
+            <w:tcW w:w="923" w:type="dxa"/>
+            <w:shd w:val="clear" w:color="auto" w:fill="E2F0D9"/>
+          </w:tcPr>
+          <w:p>
+            <w:pPr>
+              <w:spacing w:before="20" w:after="20" w:line="260" w:lineRule="auto"/>
+              <w:jc w:val="center"/>
+              <w:rPr>
+                <w:sz w:val="18"/>
+                <w:szCs w:val="18"/>
+              </w:rPr>
+            </w:pPr>
           </w:p>
         </w:tc>
       </w:tr>
@@ -18820,7 +19808,7 @@
         </w:tblPrEx>
         <w:tc>
           <w:tcPr>
-            <w:tcW w:w="1100" w:type="dxa"/>
+            <w:tcW w:w="1076" w:type="dxa"/>
             <w:shd w:val="clear" w:color="auto" w:fill="E2F0D9"/>
             <w:tcMar>
               <w:top w:w="60" w:type="dxa"/>
@@ -18848,7 +19836,7 @@
         </w:tc>
         <w:tc>
           <w:tcPr>
-            <w:tcW w:w="2500" w:type="dxa"/>
+            <w:tcW w:w="2471" w:type="dxa"/>
             <w:shd w:val="clear" w:color="auto" w:fill="E2F0D9"/>
             <w:tcMar>
               <w:top w:w="60" w:type="dxa"/>
@@ -18873,7 +19861,7 @@
         </w:tc>
         <w:tc>
           <w:tcPr>
-            <w:tcW w:w="5578" w:type="dxa"/>
+            <w:tcW w:w="5520" w:type="dxa"/>
             <w:shd w:val="clear" w:color="auto" w:fill="E2F0D9"/>
             <w:tcMar>
               <w:top w:w="60" w:type="dxa"/>
@@ -18898,7 +19886,7 @@
         </w:tc>
         <w:tc>
           <w:tcPr>
-            <w:tcW w:w="1600" w:type="dxa"/>
+            <w:tcW w:w="1170" w:type="dxa"/>
             <w:shd w:val="clear" w:color="auto" w:fill="E2F0D9"/>
             <w:tcMar>
               <w:top w:w="60" w:type="dxa"/>
@@ -18924,7 +19912,7 @@
         </w:tc>
         <w:tc>
           <w:tcPr>
-            <w:tcW w:w="2400" w:type="dxa"/>
+            <w:tcW w:w="2288" w:type="dxa"/>
             <w:shd w:val="clear" w:color="auto" w:fill="E2F0D9"/>
             <w:tcMar>
               <w:top w:w="60" w:type="dxa"/>
@@ -18949,7 +19937,7 @@
         </w:tc>
         <w:tc>
           <w:tcPr>
-            <w:tcW w:w="1500" w:type="dxa"/>
+            <w:tcW w:w="1220" w:type="dxa"/>
             <w:shd w:val="clear" w:color="auto" w:fill="E2F0D9"/>
             <w:tcMar>
               <w:top w:w="60" w:type="dxa"/>
@@ -18971,6 +19959,22 @@
               </w:rPr>
               <w:t>1.5</w:t>
             </w:r>
+          </w:p>
+        </w:tc>
+        <w:tc>
+          <w:tcPr>
+            <w:tcW w:w="923" w:type="dxa"/>
+            <w:shd w:val="clear" w:color="auto" w:fill="E2F0D9"/>
+          </w:tcPr>
+          <w:p>
+            <w:pPr>
+              <w:spacing w:before="20" w:after="20" w:line="260" w:lineRule="auto"/>
+              <w:jc w:val="center"/>
+              <w:rPr>
+                <w:sz w:val="18"/>
+                <w:szCs w:val="18"/>
+              </w:rPr>
+            </w:pPr>
           </w:p>
         </w:tc>
       </w:tr>
@@ -18983,7 +19987,7 @@
         </w:tblPrEx>
         <w:tc>
           <w:tcPr>
-            <w:tcW w:w="1100" w:type="dxa"/>
+            <w:tcW w:w="1076" w:type="dxa"/>
             <w:shd w:val="clear" w:color="auto" w:fill="E2F0D9"/>
             <w:tcMar>
               <w:top w:w="60" w:type="dxa"/>
@@ -19012,7 +20016,7 @@
         </w:tc>
         <w:tc>
           <w:tcPr>
-            <w:tcW w:w="2500" w:type="dxa"/>
+            <w:tcW w:w="2471" w:type="dxa"/>
             <w:shd w:val="clear" w:color="auto" w:fill="E2F0D9"/>
             <w:tcMar>
               <w:top w:w="60" w:type="dxa"/>
@@ -19037,7 +20041,7 @@
         </w:tc>
         <w:tc>
           <w:tcPr>
-            <w:tcW w:w="5578" w:type="dxa"/>
+            <w:tcW w:w="5520" w:type="dxa"/>
             <w:shd w:val="clear" w:color="auto" w:fill="E2F0D9"/>
             <w:tcMar>
               <w:top w:w="60" w:type="dxa"/>
@@ -19062,7 +20066,7 @@
         </w:tc>
         <w:tc>
           <w:tcPr>
-            <w:tcW w:w="1600" w:type="dxa"/>
+            <w:tcW w:w="1170" w:type="dxa"/>
             <w:shd w:val="clear" w:color="auto" w:fill="E2F0D9"/>
             <w:tcMar>
               <w:top w:w="60" w:type="dxa"/>
@@ -19088,7 +20092,7 @@
         </w:tc>
         <w:tc>
           <w:tcPr>
-            <w:tcW w:w="2400" w:type="dxa"/>
+            <w:tcW w:w="2288" w:type="dxa"/>
             <w:shd w:val="clear" w:color="auto" w:fill="E2F0D9"/>
             <w:tcMar>
               <w:top w:w="60" w:type="dxa"/>
@@ -19113,7 +20117,7 @@
         </w:tc>
         <w:tc>
           <w:tcPr>
-            <w:tcW w:w="1500" w:type="dxa"/>
+            <w:tcW w:w="1220" w:type="dxa"/>
             <w:shd w:val="clear" w:color="auto" w:fill="E2F0D9"/>
             <w:tcMar>
               <w:top w:w="60" w:type="dxa"/>
@@ -19135,6 +20139,22 @@
               </w:rPr>
               <w:t>1</w:t>
             </w:r>
+          </w:p>
+        </w:tc>
+        <w:tc>
+          <w:tcPr>
+            <w:tcW w:w="923" w:type="dxa"/>
+            <w:shd w:val="clear" w:color="auto" w:fill="E2F0D9"/>
+          </w:tcPr>
+          <w:p>
+            <w:pPr>
+              <w:spacing w:before="20" w:after="20" w:line="260" w:lineRule="auto"/>
+              <w:jc w:val="center"/>
+              <w:rPr>
+                <w:sz w:val="18"/>
+                <w:szCs w:val="18"/>
+              </w:rPr>
+            </w:pPr>
           </w:p>
         </w:tc>
       </w:tr>
@@ -19147,7 +20167,7 @@
         </w:tblPrEx>
         <w:tc>
           <w:tcPr>
-            <w:tcW w:w="1100" w:type="dxa"/>
+            <w:tcW w:w="1076" w:type="dxa"/>
             <w:shd w:val="clear" w:color="auto" w:fill="E2F0D9"/>
             <w:tcMar>
               <w:top w:w="60" w:type="dxa"/>
@@ -19175,7 +20195,7 @@
         </w:tc>
         <w:tc>
           <w:tcPr>
-            <w:tcW w:w="2500" w:type="dxa"/>
+            <w:tcW w:w="2471" w:type="dxa"/>
             <w:shd w:val="clear" w:color="auto" w:fill="E2F0D9"/>
             <w:tcMar>
               <w:top w:w="60" w:type="dxa"/>
@@ -19200,7 +20220,7 @@
         </w:tc>
         <w:tc>
           <w:tcPr>
-            <w:tcW w:w="5578" w:type="dxa"/>
+            <w:tcW w:w="5520" w:type="dxa"/>
             <w:shd w:val="clear" w:color="auto" w:fill="E2F0D9"/>
             <w:tcMar>
               <w:top w:w="60" w:type="dxa"/>
@@ -19225,7 +20245,7 @@
         </w:tc>
         <w:tc>
           <w:tcPr>
-            <w:tcW w:w="1600" w:type="dxa"/>
+            <w:tcW w:w="1170" w:type="dxa"/>
             <w:shd w:val="clear" w:color="auto" w:fill="E2F0D9"/>
             <w:tcMar>
               <w:top w:w="60" w:type="dxa"/>
@@ -19251,7 +20271,7 @@
         </w:tc>
         <w:tc>
           <w:tcPr>
-            <w:tcW w:w="2400" w:type="dxa"/>
+            <w:tcW w:w="2288" w:type="dxa"/>
             <w:shd w:val="clear" w:color="auto" w:fill="E2F0D9"/>
             <w:tcMar>
               <w:top w:w="60" w:type="dxa"/>
@@ -19276,7 +20296,7 @@
         </w:tc>
         <w:tc>
           <w:tcPr>
-            <w:tcW w:w="1500" w:type="dxa"/>
+            <w:tcW w:w="1220" w:type="dxa"/>
             <w:shd w:val="clear" w:color="auto" w:fill="E2F0D9"/>
             <w:tcMar>
               <w:top w:w="60" w:type="dxa"/>
@@ -19298,6 +20318,22 @@
               </w:rPr>
               <w:t>1.5</w:t>
             </w:r>
+          </w:p>
+        </w:tc>
+        <w:tc>
+          <w:tcPr>
+            <w:tcW w:w="923" w:type="dxa"/>
+            <w:shd w:val="clear" w:color="auto" w:fill="E2F0D9"/>
+          </w:tcPr>
+          <w:p>
+            <w:pPr>
+              <w:spacing w:before="20" w:after="20" w:line="260" w:lineRule="auto"/>
+              <w:jc w:val="center"/>
+              <w:rPr>
+                <w:sz w:val="18"/>
+                <w:szCs w:val="18"/>
+              </w:rPr>
+            </w:pPr>
           </w:p>
         </w:tc>
       </w:tr>
@@ -19310,7 +20346,7 @@
         </w:tblPrEx>
         <w:tc>
           <w:tcPr>
-            <w:tcW w:w="1100" w:type="dxa"/>
+            <w:tcW w:w="1076" w:type="dxa"/>
             <w:shd w:val="clear" w:color="auto" w:fill="E2F0D9"/>
             <w:tcMar>
               <w:top w:w="60" w:type="dxa"/>
@@ -19338,7 +20374,7 @@
         </w:tc>
         <w:tc>
           <w:tcPr>
-            <w:tcW w:w="2500" w:type="dxa"/>
+            <w:tcW w:w="2471" w:type="dxa"/>
             <w:shd w:val="clear" w:color="auto" w:fill="E2F0D9"/>
             <w:tcMar>
               <w:top w:w="60" w:type="dxa"/>
@@ -19363,7 +20399,7 @@
         </w:tc>
         <w:tc>
           <w:tcPr>
-            <w:tcW w:w="5578" w:type="dxa"/>
+            <w:tcW w:w="5520" w:type="dxa"/>
             <w:shd w:val="clear" w:color="auto" w:fill="E2F0D9"/>
             <w:tcMar>
               <w:top w:w="60" w:type="dxa"/>
@@ -19404,7 +20440,7 @@
         </w:tc>
         <w:tc>
           <w:tcPr>
-            <w:tcW w:w="1600" w:type="dxa"/>
+            <w:tcW w:w="1170" w:type="dxa"/>
             <w:shd w:val="clear" w:color="auto" w:fill="E2F0D9"/>
             <w:tcMar>
               <w:top w:w="60" w:type="dxa"/>
@@ -19430,7 +20466,7 @@
         </w:tc>
         <w:tc>
           <w:tcPr>
-            <w:tcW w:w="2400" w:type="dxa"/>
+            <w:tcW w:w="2288" w:type="dxa"/>
             <w:shd w:val="clear" w:color="auto" w:fill="E2F0D9"/>
             <w:tcMar>
               <w:top w:w="60" w:type="dxa"/>
@@ -19455,7 +20491,7 @@
         </w:tc>
         <w:tc>
           <w:tcPr>
-            <w:tcW w:w="1500" w:type="dxa"/>
+            <w:tcW w:w="1220" w:type="dxa"/>
             <w:shd w:val="clear" w:color="auto" w:fill="E2F0D9"/>
             <w:tcMar>
               <w:top w:w="60" w:type="dxa"/>
@@ -19477,6 +20513,22 @@
               </w:rPr>
               <w:t>0.5</w:t>
             </w:r>
+          </w:p>
+        </w:tc>
+        <w:tc>
+          <w:tcPr>
+            <w:tcW w:w="923" w:type="dxa"/>
+            <w:shd w:val="clear" w:color="auto" w:fill="E2F0D9"/>
+          </w:tcPr>
+          <w:p>
+            <w:pPr>
+              <w:spacing w:before="20" w:after="20" w:line="260" w:lineRule="auto"/>
+              <w:jc w:val="center"/>
+              <w:rPr>
+                <w:sz w:val="18"/>
+                <w:szCs w:val="18"/>
+              </w:rPr>
+            </w:pPr>
           </w:p>
         </w:tc>
       </w:tr>
@@ -19489,7 +20541,7 @@
         </w:tblPrEx>
         <w:tc>
           <w:tcPr>
-            <w:tcW w:w="14678" w:type="dxa"/>
+            <w:tcW w:w="13745" w:type="dxa"/>
             <w:gridSpan w:val="6"/>
             <w:shd w:val="clear" w:color="auto" w:fill="EDEDED"/>
             <w:tcMar>
@@ -19553,6 +20605,23 @@
               </w:rPr>
               <w:t>예상 9 세션)</w:t>
             </w:r>
+          </w:p>
+        </w:tc>
+        <w:tc>
+          <w:tcPr>
+            <w:tcW w:w="923" w:type="dxa"/>
+            <w:shd w:val="clear" w:color="auto" w:fill="EDEDED"/>
+          </w:tcPr>
+          <w:p>
+            <w:pPr>
+              <w:spacing w:before="20" w:after="20" w:line="260" w:lineRule="auto"/>
+              <w:rPr>
+                <w:b/>
+                <w:bCs/>
+                <w:sz w:val="19"/>
+                <w:szCs w:val="19"/>
+              </w:rPr>
+            </w:pPr>
           </w:p>
         </w:tc>
       </w:tr>
@@ -19565,7 +20634,7 @@
         </w:tblPrEx>
         <w:tc>
           <w:tcPr>
-            <w:tcW w:w="1100" w:type="dxa"/>
+            <w:tcW w:w="1076" w:type="dxa"/>
             <w:shd w:val="clear" w:color="auto" w:fill="E2F0D9"/>
             <w:tcMar>
               <w:top w:w="60" w:type="dxa"/>
@@ -19593,7 +20662,7 @@
         </w:tc>
         <w:tc>
           <w:tcPr>
-            <w:tcW w:w="2500" w:type="dxa"/>
+            <w:tcW w:w="2471" w:type="dxa"/>
             <w:shd w:val="clear" w:color="auto" w:fill="E2F0D9"/>
             <w:tcMar>
               <w:top w:w="60" w:type="dxa"/>
@@ -19618,7 +20687,7 @@
         </w:tc>
         <w:tc>
           <w:tcPr>
-            <w:tcW w:w="5578" w:type="dxa"/>
+            <w:tcW w:w="5520" w:type="dxa"/>
             <w:shd w:val="clear" w:color="auto" w:fill="E2F0D9"/>
             <w:tcMar>
               <w:top w:w="60" w:type="dxa"/>
@@ -19691,7 +20760,7 @@
         </w:tc>
         <w:tc>
           <w:tcPr>
-            <w:tcW w:w="1600" w:type="dxa"/>
+            <w:tcW w:w="1170" w:type="dxa"/>
             <w:shd w:val="clear" w:color="auto" w:fill="E2F0D9"/>
             <w:tcMar>
               <w:top w:w="60" w:type="dxa"/>
@@ -19717,7 +20786,7 @@
         </w:tc>
         <w:tc>
           <w:tcPr>
-            <w:tcW w:w="2400" w:type="dxa"/>
+            <w:tcW w:w="2288" w:type="dxa"/>
             <w:shd w:val="clear" w:color="auto" w:fill="E2F0D9"/>
             <w:tcMar>
               <w:top w:w="60" w:type="dxa"/>
@@ -19742,7 +20811,7 @@
         </w:tc>
         <w:tc>
           <w:tcPr>
-            <w:tcW w:w="1500" w:type="dxa"/>
+            <w:tcW w:w="1220" w:type="dxa"/>
             <w:shd w:val="clear" w:color="auto" w:fill="E2F0D9"/>
             <w:tcMar>
               <w:top w:w="60" w:type="dxa"/>
@@ -19764,6 +20833,22 @@
               </w:rPr>
               <w:t>1</w:t>
             </w:r>
+          </w:p>
+        </w:tc>
+        <w:tc>
+          <w:tcPr>
+            <w:tcW w:w="923" w:type="dxa"/>
+            <w:shd w:val="clear" w:color="auto" w:fill="E2F0D9"/>
+          </w:tcPr>
+          <w:p>
+            <w:pPr>
+              <w:spacing w:before="20" w:after="20" w:line="260" w:lineRule="auto"/>
+              <w:jc w:val="center"/>
+              <w:rPr>
+                <w:sz w:val="18"/>
+                <w:szCs w:val="18"/>
+              </w:rPr>
+            </w:pPr>
           </w:p>
         </w:tc>
       </w:tr>
@@ -19776,7 +20861,7 @@
         </w:tblPrEx>
         <w:tc>
           <w:tcPr>
-            <w:tcW w:w="1100" w:type="dxa"/>
+            <w:tcW w:w="1076" w:type="dxa"/>
             <w:shd w:val="clear" w:color="auto" w:fill="E2F0D9"/>
             <w:tcMar>
               <w:top w:w="60" w:type="dxa"/>
@@ -19804,7 +20889,7 @@
         </w:tc>
         <w:tc>
           <w:tcPr>
-            <w:tcW w:w="2500" w:type="dxa"/>
+            <w:tcW w:w="2471" w:type="dxa"/>
             <w:shd w:val="clear" w:color="auto" w:fill="E2F0D9"/>
             <w:tcMar>
               <w:top w:w="60" w:type="dxa"/>
@@ -19829,7 +20914,7 @@
         </w:tc>
         <w:tc>
           <w:tcPr>
-            <w:tcW w:w="5578" w:type="dxa"/>
+            <w:tcW w:w="5520" w:type="dxa"/>
             <w:shd w:val="clear" w:color="auto" w:fill="E2F0D9"/>
             <w:tcMar>
               <w:top w:w="60" w:type="dxa"/>
@@ -19854,7 +20939,7 @@
         </w:tc>
         <w:tc>
           <w:tcPr>
-            <w:tcW w:w="1600" w:type="dxa"/>
+            <w:tcW w:w="1170" w:type="dxa"/>
             <w:shd w:val="clear" w:color="auto" w:fill="E2F0D9"/>
             <w:tcMar>
               <w:top w:w="60" w:type="dxa"/>
@@ -19880,7 +20965,7 @@
         </w:tc>
         <w:tc>
           <w:tcPr>
-            <w:tcW w:w="2400" w:type="dxa"/>
+            <w:tcW w:w="2288" w:type="dxa"/>
             <w:shd w:val="clear" w:color="auto" w:fill="E2F0D9"/>
             <w:tcMar>
               <w:top w:w="60" w:type="dxa"/>
@@ -19905,7 +20990,7 @@
         </w:tc>
         <w:tc>
           <w:tcPr>
-            <w:tcW w:w="1500" w:type="dxa"/>
+            <w:tcW w:w="1220" w:type="dxa"/>
             <w:shd w:val="clear" w:color="auto" w:fill="E2F0D9"/>
             <w:tcMar>
               <w:top w:w="60" w:type="dxa"/>
@@ -19927,6 +21012,22 @@
               </w:rPr>
               <w:t>1.5</w:t>
             </w:r>
+          </w:p>
+        </w:tc>
+        <w:tc>
+          <w:tcPr>
+            <w:tcW w:w="923" w:type="dxa"/>
+            <w:shd w:val="clear" w:color="auto" w:fill="E2F0D9"/>
+          </w:tcPr>
+          <w:p>
+            <w:pPr>
+              <w:spacing w:before="20" w:after="20" w:line="260" w:lineRule="auto"/>
+              <w:jc w:val="center"/>
+              <w:rPr>
+                <w:sz w:val="18"/>
+                <w:szCs w:val="18"/>
+              </w:rPr>
+            </w:pPr>
           </w:p>
         </w:tc>
       </w:tr>
@@ -19939,7 +21040,7 @@
         </w:tblPrEx>
         <w:tc>
           <w:tcPr>
-            <w:tcW w:w="1100" w:type="dxa"/>
+            <w:tcW w:w="1076" w:type="dxa"/>
             <w:tcMar>
               <w:top w:w="60" w:type="dxa"/>
               <w:left w:w="100" w:type="dxa"/>
@@ -19966,7 +21067,7 @@
         </w:tc>
         <w:tc>
           <w:tcPr>
-            <w:tcW w:w="2500" w:type="dxa"/>
+            <w:tcW w:w="2471" w:type="dxa"/>
             <w:tcMar>
               <w:top w:w="60" w:type="dxa"/>
               <w:left w:w="100" w:type="dxa"/>
@@ -19990,7 +21091,7 @@
         </w:tc>
         <w:tc>
           <w:tcPr>
-            <w:tcW w:w="5578" w:type="dxa"/>
+            <w:tcW w:w="5520" w:type="dxa"/>
             <w:tcMar>
               <w:top w:w="60" w:type="dxa"/>
               <w:left w:w="100" w:type="dxa"/>
@@ -20014,7 +21115,7 @@
         </w:tc>
         <w:tc>
           <w:tcPr>
-            <w:tcW w:w="1600" w:type="dxa"/>
+            <w:tcW w:w="1170" w:type="dxa"/>
             <w:tcMar>
               <w:top w:w="60" w:type="dxa"/>
               <w:left w:w="100" w:type="dxa"/>
@@ -20039,7 +21140,7 @@
         </w:tc>
         <w:tc>
           <w:tcPr>
-            <w:tcW w:w="2400" w:type="dxa"/>
+            <w:tcW w:w="2288" w:type="dxa"/>
             <w:tcMar>
               <w:top w:w="60" w:type="dxa"/>
               <w:left w:w="100" w:type="dxa"/>
@@ -20063,7 +21164,7 @@
         </w:tc>
         <w:tc>
           <w:tcPr>
-            <w:tcW w:w="1500" w:type="dxa"/>
+            <w:tcW w:w="1220" w:type="dxa"/>
             <w:tcMar>
               <w:top w:w="60" w:type="dxa"/>
               <w:left w:w="100" w:type="dxa"/>
@@ -20084,6 +21185,21 @@
               </w:rPr>
               <w:t>1.5</w:t>
             </w:r>
+          </w:p>
+        </w:tc>
+        <w:tc>
+          <w:tcPr>
+            <w:tcW w:w="923" w:type="dxa"/>
+          </w:tcPr>
+          <w:p>
+            <w:pPr>
+              <w:spacing w:before="20" w:after="20" w:line="260" w:lineRule="auto"/>
+              <w:jc w:val="center"/>
+              <w:rPr>
+                <w:sz w:val="18"/>
+                <w:szCs w:val="18"/>
+              </w:rPr>
+            </w:pPr>
           </w:p>
         </w:tc>
       </w:tr>
@@ -20096,7 +21212,7 @@
         </w:tblPrEx>
         <w:tc>
           <w:tcPr>
-            <w:tcW w:w="1100" w:type="dxa"/>
+            <w:tcW w:w="1076" w:type="dxa"/>
             <w:tcMar>
               <w:top w:w="60" w:type="dxa"/>
               <w:left w:w="100" w:type="dxa"/>
@@ -20123,7 +21239,7 @@
         </w:tc>
         <w:tc>
           <w:tcPr>
-            <w:tcW w:w="2500" w:type="dxa"/>
+            <w:tcW w:w="2471" w:type="dxa"/>
             <w:tcMar>
               <w:top w:w="60" w:type="dxa"/>
               <w:left w:w="100" w:type="dxa"/>
@@ -20147,7 +21263,7 @@
         </w:tc>
         <w:tc>
           <w:tcPr>
-            <w:tcW w:w="5578" w:type="dxa"/>
+            <w:tcW w:w="5520" w:type="dxa"/>
             <w:tcMar>
               <w:top w:w="60" w:type="dxa"/>
               <w:left w:w="100" w:type="dxa"/>
@@ -20187,7 +21303,7 @@
         </w:tc>
         <w:tc>
           <w:tcPr>
-            <w:tcW w:w="1600" w:type="dxa"/>
+            <w:tcW w:w="1170" w:type="dxa"/>
             <w:tcMar>
               <w:top w:w="60" w:type="dxa"/>
               <w:left w:w="100" w:type="dxa"/>
@@ -20212,7 +21328,7 @@
         </w:tc>
         <w:tc>
           <w:tcPr>
-            <w:tcW w:w="2400" w:type="dxa"/>
+            <w:tcW w:w="2288" w:type="dxa"/>
             <w:tcMar>
               <w:top w:w="60" w:type="dxa"/>
               <w:left w:w="100" w:type="dxa"/>
@@ -20236,7 +21352,7 @@
         </w:tc>
         <w:tc>
           <w:tcPr>
-            <w:tcW w:w="1500" w:type="dxa"/>
+            <w:tcW w:w="1220" w:type="dxa"/>
             <w:tcMar>
               <w:top w:w="60" w:type="dxa"/>
               <w:left w:w="100" w:type="dxa"/>
@@ -20257,6 +21373,21 @@
               </w:rPr>
               <w:t>1.5</w:t>
             </w:r>
+          </w:p>
+        </w:tc>
+        <w:tc>
+          <w:tcPr>
+            <w:tcW w:w="923" w:type="dxa"/>
+          </w:tcPr>
+          <w:p>
+            <w:pPr>
+              <w:spacing w:before="20" w:after="20" w:line="260" w:lineRule="auto"/>
+              <w:jc w:val="center"/>
+              <w:rPr>
+                <w:sz w:val="18"/>
+                <w:szCs w:val="18"/>
+              </w:rPr>
+            </w:pPr>
           </w:p>
         </w:tc>
       </w:tr>
@@ -20269,7 +21400,7 @@
         </w:tblPrEx>
         <w:tc>
           <w:tcPr>
-            <w:tcW w:w="1100" w:type="dxa"/>
+            <w:tcW w:w="1076" w:type="dxa"/>
             <w:shd w:val="clear" w:color="auto" w:fill="E2F0D9"/>
             <w:tcMar>
               <w:top w:w="60" w:type="dxa"/>
@@ -20297,7 +21428,7 @@
         </w:tc>
         <w:tc>
           <w:tcPr>
-            <w:tcW w:w="2500" w:type="dxa"/>
+            <w:tcW w:w="2471" w:type="dxa"/>
             <w:shd w:val="clear" w:color="auto" w:fill="E2F0D9"/>
             <w:tcMar>
               <w:top w:w="60" w:type="dxa"/>
@@ -20322,7 +21453,7 @@
         </w:tc>
         <w:tc>
           <w:tcPr>
-            <w:tcW w:w="5578" w:type="dxa"/>
+            <w:tcW w:w="5520" w:type="dxa"/>
             <w:shd w:val="clear" w:color="auto" w:fill="E2F0D9"/>
             <w:tcMar>
               <w:top w:w="60" w:type="dxa"/>
@@ -20347,7 +21478,7 @@
         </w:tc>
         <w:tc>
           <w:tcPr>
-            <w:tcW w:w="1600" w:type="dxa"/>
+            <w:tcW w:w="1170" w:type="dxa"/>
             <w:shd w:val="clear" w:color="auto" w:fill="E2F0D9"/>
             <w:tcMar>
               <w:top w:w="60" w:type="dxa"/>
@@ -20373,7 +21504,7 @@
         </w:tc>
         <w:tc>
           <w:tcPr>
-            <w:tcW w:w="2400" w:type="dxa"/>
+            <w:tcW w:w="2288" w:type="dxa"/>
             <w:shd w:val="clear" w:color="auto" w:fill="E2F0D9"/>
             <w:tcMar>
               <w:top w:w="60" w:type="dxa"/>
@@ -20398,7 +21529,7 @@
         </w:tc>
         <w:tc>
           <w:tcPr>
-            <w:tcW w:w="1500" w:type="dxa"/>
+            <w:tcW w:w="1220" w:type="dxa"/>
             <w:shd w:val="clear" w:color="auto" w:fill="E2F0D9"/>
             <w:tcMar>
               <w:top w:w="60" w:type="dxa"/>
@@ -20420,6 +21551,22 @@
               </w:rPr>
               <w:t>1</w:t>
             </w:r>
+          </w:p>
+        </w:tc>
+        <w:tc>
+          <w:tcPr>
+            <w:tcW w:w="923" w:type="dxa"/>
+            <w:shd w:val="clear" w:color="auto" w:fill="E2F0D9"/>
+          </w:tcPr>
+          <w:p>
+            <w:pPr>
+              <w:spacing w:before="20" w:after="20" w:line="260" w:lineRule="auto"/>
+              <w:jc w:val="center"/>
+              <w:rPr>
+                <w:sz w:val="18"/>
+                <w:szCs w:val="18"/>
+              </w:rPr>
+            </w:pPr>
           </w:p>
         </w:tc>
       </w:tr>
@@ -20432,7 +21579,7 @@
         </w:tblPrEx>
         <w:tc>
           <w:tcPr>
-            <w:tcW w:w="1100" w:type="dxa"/>
+            <w:tcW w:w="1076" w:type="dxa"/>
             <w:shd w:val="clear" w:color="auto" w:fill="E2F0D9"/>
             <w:tcMar>
               <w:top w:w="60" w:type="dxa"/>
@@ -20460,7 +21607,7 @@
         </w:tc>
         <w:tc>
           <w:tcPr>
-            <w:tcW w:w="2500" w:type="dxa"/>
+            <w:tcW w:w="2471" w:type="dxa"/>
             <w:shd w:val="clear" w:color="auto" w:fill="E2F0D9"/>
             <w:tcMar>
               <w:top w:w="60" w:type="dxa"/>
@@ -20485,7 +21632,7 @@
         </w:tc>
         <w:tc>
           <w:tcPr>
-            <w:tcW w:w="5578" w:type="dxa"/>
+            <w:tcW w:w="5520" w:type="dxa"/>
             <w:shd w:val="clear" w:color="auto" w:fill="E2F0D9"/>
             <w:tcMar>
               <w:top w:w="60" w:type="dxa"/>
@@ -20534,7 +21681,7 @@
         </w:tc>
         <w:tc>
           <w:tcPr>
-            <w:tcW w:w="1600" w:type="dxa"/>
+            <w:tcW w:w="1170" w:type="dxa"/>
             <w:shd w:val="clear" w:color="auto" w:fill="E2F0D9"/>
             <w:tcMar>
               <w:top w:w="60" w:type="dxa"/>
@@ -20561,7 +21708,7 @@
         </w:tc>
         <w:tc>
           <w:tcPr>
-            <w:tcW w:w="2400" w:type="dxa"/>
+            <w:tcW w:w="2288" w:type="dxa"/>
             <w:shd w:val="clear" w:color="auto" w:fill="E2F0D9"/>
             <w:tcMar>
               <w:top w:w="60" w:type="dxa"/>
@@ -20586,7 +21733,7 @@
         </w:tc>
         <w:tc>
           <w:tcPr>
-            <w:tcW w:w="1500" w:type="dxa"/>
+            <w:tcW w:w="1220" w:type="dxa"/>
             <w:shd w:val="clear" w:color="auto" w:fill="E2F0D9"/>
             <w:tcMar>
               <w:top w:w="60" w:type="dxa"/>
@@ -20608,6 +21755,22 @@
               </w:rPr>
               <w:t>1</w:t>
             </w:r>
+          </w:p>
+        </w:tc>
+        <w:tc>
+          <w:tcPr>
+            <w:tcW w:w="923" w:type="dxa"/>
+            <w:shd w:val="clear" w:color="auto" w:fill="E2F0D9"/>
+          </w:tcPr>
+          <w:p>
+            <w:pPr>
+              <w:spacing w:before="20" w:after="20" w:line="260" w:lineRule="auto"/>
+              <w:jc w:val="center"/>
+              <w:rPr>
+                <w:sz w:val="18"/>
+                <w:szCs w:val="18"/>
+              </w:rPr>
+            </w:pPr>
           </w:p>
         </w:tc>
       </w:tr>
@@ -20620,7 +21783,7 @@
         </w:tblPrEx>
         <w:tc>
           <w:tcPr>
-            <w:tcW w:w="1100" w:type="dxa"/>
+            <w:tcW w:w="1076" w:type="dxa"/>
             <w:shd w:val="clear" w:color="auto" w:fill="E2F0D9"/>
             <w:tcMar>
               <w:top w:w="60" w:type="dxa"/>
@@ -20648,7 +21811,7 @@
         </w:tc>
         <w:tc>
           <w:tcPr>
-            <w:tcW w:w="2500" w:type="dxa"/>
+            <w:tcW w:w="2471" w:type="dxa"/>
             <w:shd w:val="clear" w:color="auto" w:fill="E2F0D9"/>
             <w:tcMar>
               <w:top w:w="60" w:type="dxa"/>
@@ -20673,7 +21836,7 @@
         </w:tc>
         <w:tc>
           <w:tcPr>
-            <w:tcW w:w="5578" w:type="dxa"/>
+            <w:tcW w:w="5520" w:type="dxa"/>
             <w:shd w:val="clear" w:color="auto" w:fill="E2F0D9"/>
             <w:tcMar>
               <w:top w:w="60" w:type="dxa"/>
@@ -20698,7 +21861,7 @@
         </w:tc>
         <w:tc>
           <w:tcPr>
-            <w:tcW w:w="1600" w:type="dxa"/>
+            <w:tcW w:w="1170" w:type="dxa"/>
             <w:shd w:val="clear" w:color="auto" w:fill="E2F0D9"/>
             <w:tcMar>
               <w:top w:w="60" w:type="dxa"/>
@@ -20724,7 +21887,7 @@
         </w:tc>
         <w:tc>
           <w:tcPr>
-            <w:tcW w:w="2400" w:type="dxa"/>
+            <w:tcW w:w="2288" w:type="dxa"/>
             <w:shd w:val="clear" w:color="auto" w:fill="E2F0D9"/>
             <w:tcMar>
               <w:top w:w="60" w:type="dxa"/>
@@ -20749,7 +21912,7 @@
         </w:tc>
         <w:tc>
           <w:tcPr>
-            <w:tcW w:w="1500" w:type="dxa"/>
+            <w:tcW w:w="1220" w:type="dxa"/>
             <w:shd w:val="clear" w:color="auto" w:fill="E2F0D9"/>
             <w:tcMar>
               <w:top w:w="60" w:type="dxa"/>
@@ -20771,6 +21934,22 @@
               </w:rPr>
               <w:t>1</w:t>
             </w:r>
+          </w:p>
+        </w:tc>
+        <w:tc>
+          <w:tcPr>
+            <w:tcW w:w="923" w:type="dxa"/>
+            <w:shd w:val="clear" w:color="auto" w:fill="E2F0D9"/>
+          </w:tcPr>
+          <w:p>
+            <w:pPr>
+              <w:spacing w:before="20" w:after="20" w:line="260" w:lineRule="auto"/>
+              <w:jc w:val="center"/>
+              <w:rPr>
+                <w:sz w:val="18"/>
+                <w:szCs w:val="18"/>
+              </w:rPr>
+            </w:pPr>
           </w:p>
         </w:tc>
       </w:tr>
@@ -20783,7 +21962,7 @@
         </w:tblPrEx>
         <w:tc>
           <w:tcPr>
-            <w:tcW w:w="1100" w:type="dxa"/>
+            <w:tcW w:w="1076" w:type="dxa"/>
             <w:shd w:val="clear" w:color="auto" w:fill="E2F0D9"/>
             <w:tcMar>
               <w:top w:w="60" w:type="dxa"/>
@@ -20811,7 +21990,7 @@
         </w:tc>
         <w:tc>
           <w:tcPr>
-            <w:tcW w:w="2500" w:type="dxa"/>
+            <w:tcW w:w="2471" w:type="dxa"/>
             <w:shd w:val="clear" w:color="auto" w:fill="E2F0D9"/>
             <w:tcMar>
               <w:top w:w="60" w:type="dxa"/>
@@ -20836,7 +22015,7 @@
         </w:tc>
         <w:tc>
           <w:tcPr>
-            <w:tcW w:w="5578" w:type="dxa"/>
+            <w:tcW w:w="5520" w:type="dxa"/>
             <w:shd w:val="clear" w:color="auto" w:fill="E2F0D9"/>
             <w:tcMar>
               <w:top w:w="60" w:type="dxa"/>
@@ -20861,7 +22040,7 @@
         </w:tc>
         <w:tc>
           <w:tcPr>
-            <w:tcW w:w="1600" w:type="dxa"/>
+            <w:tcW w:w="1170" w:type="dxa"/>
             <w:shd w:val="clear" w:color="auto" w:fill="E2F0D9"/>
             <w:tcMar>
               <w:top w:w="60" w:type="dxa"/>
@@ -20887,7 +22066,7 @@
         </w:tc>
         <w:tc>
           <w:tcPr>
-            <w:tcW w:w="2400" w:type="dxa"/>
+            <w:tcW w:w="2288" w:type="dxa"/>
             <w:shd w:val="clear" w:color="auto" w:fill="E2F0D9"/>
             <w:tcMar>
               <w:top w:w="60" w:type="dxa"/>
@@ -20912,7 +22091,7 @@
         </w:tc>
         <w:tc>
           <w:tcPr>
-            <w:tcW w:w="1500" w:type="dxa"/>
+            <w:tcW w:w="1220" w:type="dxa"/>
             <w:shd w:val="clear" w:color="auto" w:fill="E2F0D9"/>
             <w:tcMar>
               <w:top w:w="60" w:type="dxa"/>
@@ -20934,6 +22113,22 @@
               </w:rPr>
               <w:t>0.5</w:t>
             </w:r>
+          </w:p>
+        </w:tc>
+        <w:tc>
+          <w:tcPr>
+            <w:tcW w:w="923" w:type="dxa"/>
+            <w:shd w:val="clear" w:color="auto" w:fill="E2F0D9"/>
+          </w:tcPr>
+          <w:p>
+            <w:pPr>
+              <w:spacing w:before="20" w:after="20" w:line="260" w:lineRule="auto"/>
+              <w:jc w:val="center"/>
+              <w:rPr>
+                <w:sz w:val="18"/>
+                <w:szCs w:val="18"/>
+              </w:rPr>
+            </w:pPr>
           </w:p>
         </w:tc>
       </w:tr>
@@ -20946,7 +22141,7 @@
         </w:tblPrEx>
         <w:tc>
           <w:tcPr>
-            <w:tcW w:w="14678" w:type="dxa"/>
+            <w:tcW w:w="13745" w:type="dxa"/>
             <w:gridSpan w:val="6"/>
             <w:shd w:val="clear" w:color="auto" w:fill="EDEDED"/>
             <w:tcMar>
@@ -20990,6 +22185,23 @@
               </w:rPr>
               <w:t>예상 7 세션)</w:t>
             </w:r>
+          </w:p>
+        </w:tc>
+        <w:tc>
+          <w:tcPr>
+            <w:tcW w:w="923" w:type="dxa"/>
+            <w:shd w:val="clear" w:color="auto" w:fill="EDEDED"/>
+          </w:tcPr>
+          <w:p>
+            <w:pPr>
+              <w:spacing w:before="20" w:after="20" w:line="260" w:lineRule="auto"/>
+              <w:rPr>
+                <w:b/>
+                <w:bCs/>
+                <w:sz w:val="19"/>
+                <w:szCs w:val="19"/>
+              </w:rPr>
+            </w:pPr>
           </w:p>
         </w:tc>
       </w:tr>
@@ -21002,7 +22214,7 @@
         </w:tblPrEx>
         <w:tc>
           <w:tcPr>
-            <w:tcW w:w="1100" w:type="dxa"/>
+            <w:tcW w:w="1076" w:type="dxa"/>
             <w:tcMar>
               <w:top w:w="60" w:type="dxa"/>
               <w:left w:w="100" w:type="dxa"/>
@@ -21029,7 +22241,7 @@
         </w:tc>
         <w:tc>
           <w:tcPr>
-            <w:tcW w:w="2500" w:type="dxa"/>
+            <w:tcW w:w="2471" w:type="dxa"/>
             <w:tcMar>
               <w:top w:w="60" w:type="dxa"/>
               <w:left w:w="100" w:type="dxa"/>
@@ -21053,7 +22265,7 @@
         </w:tc>
         <w:tc>
           <w:tcPr>
-            <w:tcW w:w="5578" w:type="dxa"/>
+            <w:tcW w:w="5520" w:type="dxa"/>
             <w:tcMar>
               <w:top w:w="60" w:type="dxa"/>
               <w:left w:w="100" w:type="dxa"/>
@@ -21093,7 +22305,7 @@
         </w:tc>
         <w:tc>
           <w:tcPr>
-            <w:tcW w:w="1600" w:type="dxa"/>
+            <w:tcW w:w="1170" w:type="dxa"/>
             <w:tcMar>
               <w:top w:w="60" w:type="dxa"/>
               <w:left w:w="100" w:type="dxa"/>
@@ -21118,7 +22330,7 @@
         </w:tc>
         <w:tc>
           <w:tcPr>
-            <w:tcW w:w="2400" w:type="dxa"/>
+            <w:tcW w:w="2288" w:type="dxa"/>
             <w:tcMar>
               <w:top w:w="60" w:type="dxa"/>
               <w:left w:w="100" w:type="dxa"/>
@@ -21142,7 +22354,7 @@
         </w:tc>
         <w:tc>
           <w:tcPr>
-            <w:tcW w:w="1500" w:type="dxa"/>
+            <w:tcW w:w="1220" w:type="dxa"/>
             <w:tcMar>
               <w:top w:w="60" w:type="dxa"/>
               <w:left w:w="100" w:type="dxa"/>
@@ -21163,6 +22375,21 @@
               </w:rPr>
               <w:t>2.5</w:t>
             </w:r>
+          </w:p>
+        </w:tc>
+        <w:tc>
+          <w:tcPr>
+            <w:tcW w:w="923" w:type="dxa"/>
+          </w:tcPr>
+          <w:p>
+            <w:pPr>
+              <w:spacing w:before="20" w:after="20" w:line="260" w:lineRule="auto"/>
+              <w:jc w:val="center"/>
+              <w:rPr>
+                <w:sz w:val="18"/>
+                <w:szCs w:val="18"/>
+              </w:rPr>
+            </w:pPr>
           </w:p>
         </w:tc>
       </w:tr>
@@ -21175,7 +22402,7 @@
         </w:tblPrEx>
         <w:tc>
           <w:tcPr>
-            <w:tcW w:w="1100" w:type="dxa"/>
+            <w:tcW w:w="1076" w:type="dxa"/>
             <w:tcMar>
               <w:top w:w="60" w:type="dxa"/>
               <w:left w:w="100" w:type="dxa"/>
@@ -21202,7 +22429,7 @@
         </w:tc>
         <w:tc>
           <w:tcPr>
-            <w:tcW w:w="2500" w:type="dxa"/>
+            <w:tcW w:w="2471" w:type="dxa"/>
             <w:tcMar>
               <w:top w:w="60" w:type="dxa"/>
               <w:left w:w="100" w:type="dxa"/>
@@ -21235,7 +22462,7 @@
         </w:tc>
         <w:tc>
           <w:tcPr>
-            <w:tcW w:w="5578" w:type="dxa"/>
+            <w:tcW w:w="5520" w:type="dxa"/>
             <w:tcMar>
               <w:top w:w="60" w:type="dxa"/>
               <w:left w:w="100" w:type="dxa"/>
@@ -21275,7 +22502,7 @@
         </w:tc>
         <w:tc>
           <w:tcPr>
-            <w:tcW w:w="1600" w:type="dxa"/>
+            <w:tcW w:w="1170" w:type="dxa"/>
             <w:tcMar>
               <w:top w:w="60" w:type="dxa"/>
               <w:left w:w="100" w:type="dxa"/>
@@ -21300,7 +22527,7 @@
         </w:tc>
         <w:tc>
           <w:tcPr>
-            <w:tcW w:w="2400" w:type="dxa"/>
+            <w:tcW w:w="2288" w:type="dxa"/>
             <w:tcMar>
               <w:top w:w="60" w:type="dxa"/>
               <w:left w:w="100" w:type="dxa"/>
@@ -21324,7 +22551,7 @@
         </w:tc>
         <w:tc>
           <w:tcPr>
-            <w:tcW w:w="1500" w:type="dxa"/>
+            <w:tcW w:w="1220" w:type="dxa"/>
             <w:tcMar>
               <w:top w:w="60" w:type="dxa"/>
               <w:left w:w="100" w:type="dxa"/>
@@ -21345,6 +22572,21 @@
               </w:rPr>
               <w:t>1</w:t>
             </w:r>
+          </w:p>
+        </w:tc>
+        <w:tc>
+          <w:tcPr>
+            <w:tcW w:w="923" w:type="dxa"/>
+          </w:tcPr>
+          <w:p>
+            <w:pPr>
+              <w:spacing w:before="20" w:after="20" w:line="260" w:lineRule="auto"/>
+              <w:jc w:val="center"/>
+              <w:rPr>
+                <w:sz w:val="18"/>
+                <w:szCs w:val="18"/>
+              </w:rPr>
+            </w:pPr>
           </w:p>
         </w:tc>
       </w:tr>
@@ -21357,7 +22599,7 @@
         </w:tblPrEx>
         <w:tc>
           <w:tcPr>
-            <w:tcW w:w="1100" w:type="dxa"/>
+            <w:tcW w:w="1076" w:type="dxa"/>
             <w:shd w:val="clear" w:color="auto" w:fill="E2F0D9"/>
             <w:tcMar>
               <w:top w:w="60" w:type="dxa"/>
@@ -21385,7 +22627,7 @@
         </w:tc>
         <w:tc>
           <w:tcPr>
-            <w:tcW w:w="2500" w:type="dxa"/>
+            <w:tcW w:w="2471" w:type="dxa"/>
             <w:shd w:val="clear" w:color="auto" w:fill="E2F0D9"/>
             <w:tcMar>
               <w:top w:w="60" w:type="dxa"/>
@@ -21410,7 +22652,7 @@
         </w:tc>
         <w:tc>
           <w:tcPr>
-            <w:tcW w:w="5578" w:type="dxa"/>
+            <w:tcW w:w="5520" w:type="dxa"/>
             <w:shd w:val="clear" w:color="auto" w:fill="E2F0D9"/>
             <w:tcMar>
               <w:top w:w="60" w:type="dxa"/>
@@ -21467,7 +22709,7 @@
         </w:tc>
         <w:tc>
           <w:tcPr>
-            <w:tcW w:w="1600" w:type="dxa"/>
+            <w:tcW w:w="1170" w:type="dxa"/>
             <w:shd w:val="clear" w:color="auto" w:fill="E2F0D9"/>
             <w:tcMar>
               <w:top w:w="60" w:type="dxa"/>
@@ -21493,7 +22735,7 @@
         </w:tc>
         <w:tc>
           <w:tcPr>
-            <w:tcW w:w="2400" w:type="dxa"/>
+            <w:tcW w:w="2288" w:type="dxa"/>
             <w:shd w:val="clear" w:color="auto" w:fill="E2F0D9"/>
             <w:tcMar>
               <w:top w:w="60" w:type="dxa"/>
@@ -21518,7 +22760,7 @@
         </w:tc>
         <w:tc>
           <w:tcPr>
-            <w:tcW w:w="1500" w:type="dxa"/>
+            <w:tcW w:w="1220" w:type="dxa"/>
             <w:shd w:val="clear" w:color="auto" w:fill="E2F0D9"/>
             <w:tcMar>
               <w:top w:w="60" w:type="dxa"/>
@@ -21540,6 +22782,22 @@
               </w:rPr>
               <w:t>1.5</w:t>
             </w:r>
+          </w:p>
+        </w:tc>
+        <w:tc>
+          <w:tcPr>
+            <w:tcW w:w="923" w:type="dxa"/>
+            <w:shd w:val="clear" w:color="auto" w:fill="E2F0D9"/>
+          </w:tcPr>
+          <w:p>
+            <w:pPr>
+              <w:spacing w:before="20" w:after="20" w:line="260" w:lineRule="auto"/>
+              <w:jc w:val="center"/>
+              <w:rPr>
+                <w:sz w:val="18"/>
+                <w:szCs w:val="18"/>
+              </w:rPr>
+            </w:pPr>
           </w:p>
         </w:tc>
       </w:tr>
@@ -21552,7 +22810,7 @@
         </w:tblPrEx>
         <w:tc>
           <w:tcPr>
-            <w:tcW w:w="1100" w:type="dxa"/>
+            <w:tcW w:w="1076" w:type="dxa"/>
             <w:shd w:val="clear" w:color="auto" w:fill="E2F0D9"/>
             <w:tcMar>
               <w:top w:w="60" w:type="dxa"/>
@@ -21580,7 +22838,7 @@
         </w:tc>
         <w:tc>
           <w:tcPr>
-            <w:tcW w:w="2500" w:type="dxa"/>
+            <w:tcW w:w="2471" w:type="dxa"/>
             <w:shd w:val="clear" w:color="auto" w:fill="E2F0D9"/>
             <w:tcMar>
               <w:top w:w="60" w:type="dxa"/>
@@ -21605,7 +22863,7 @@
         </w:tc>
         <w:tc>
           <w:tcPr>
-            <w:tcW w:w="5578" w:type="dxa"/>
+            <w:tcW w:w="5520" w:type="dxa"/>
             <w:shd w:val="clear" w:color="auto" w:fill="E2F0D9"/>
             <w:tcMar>
               <w:top w:w="60" w:type="dxa"/>
@@ -21630,7 +22888,7 @@
         </w:tc>
         <w:tc>
           <w:tcPr>
-            <w:tcW w:w="1600" w:type="dxa"/>
+            <w:tcW w:w="1170" w:type="dxa"/>
             <w:shd w:val="clear" w:color="auto" w:fill="E2F0D9"/>
             <w:tcMar>
               <w:top w:w="60" w:type="dxa"/>
@@ -21656,7 +22914,7 @@
         </w:tc>
         <w:tc>
           <w:tcPr>
-            <w:tcW w:w="2400" w:type="dxa"/>
+            <w:tcW w:w="2288" w:type="dxa"/>
             <w:shd w:val="clear" w:color="auto" w:fill="E2F0D9"/>
             <w:tcMar>
               <w:top w:w="60" w:type="dxa"/>
@@ -21681,7 +22939,7 @@
         </w:tc>
         <w:tc>
           <w:tcPr>
-            <w:tcW w:w="1500" w:type="dxa"/>
+            <w:tcW w:w="1220" w:type="dxa"/>
             <w:shd w:val="clear" w:color="auto" w:fill="E2F0D9"/>
             <w:tcMar>
               <w:top w:w="60" w:type="dxa"/>
@@ -21703,6 +22961,22 @@
               </w:rPr>
               <w:t>1</w:t>
             </w:r>
+          </w:p>
+        </w:tc>
+        <w:tc>
+          <w:tcPr>
+            <w:tcW w:w="923" w:type="dxa"/>
+            <w:shd w:val="clear" w:color="auto" w:fill="E2F0D9"/>
+          </w:tcPr>
+          <w:p>
+            <w:pPr>
+              <w:spacing w:before="20" w:after="20" w:line="260" w:lineRule="auto"/>
+              <w:jc w:val="center"/>
+              <w:rPr>
+                <w:sz w:val="18"/>
+                <w:szCs w:val="18"/>
+              </w:rPr>
+            </w:pPr>
           </w:p>
         </w:tc>
       </w:tr>
@@ -21715,7 +22989,7 @@
         </w:tblPrEx>
         <w:tc>
           <w:tcPr>
-            <w:tcW w:w="1100" w:type="dxa"/>
+            <w:tcW w:w="1076" w:type="dxa"/>
             <w:tcMar>
               <w:top w:w="60" w:type="dxa"/>
               <w:left w:w="100" w:type="dxa"/>
@@ -21742,7 +23016,7 @@
         </w:tc>
         <w:tc>
           <w:tcPr>
-            <w:tcW w:w="2500" w:type="dxa"/>
+            <w:tcW w:w="2471" w:type="dxa"/>
             <w:tcMar>
               <w:top w:w="60" w:type="dxa"/>
               <w:left w:w="100" w:type="dxa"/>
@@ -21766,7 +23040,7 @@
         </w:tc>
         <w:tc>
           <w:tcPr>
-            <w:tcW w:w="5578" w:type="dxa"/>
+            <w:tcW w:w="5520" w:type="dxa"/>
             <w:tcMar>
               <w:top w:w="60" w:type="dxa"/>
               <w:left w:w="100" w:type="dxa"/>
@@ -21790,7 +23064,7 @@
         </w:tc>
         <w:tc>
           <w:tcPr>
-            <w:tcW w:w="1600" w:type="dxa"/>
+            <w:tcW w:w="1170" w:type="dxa"/>
             <w:tcMar>
               <w:top w:w="60" w:type="dxa"/>
               <w:left w:w="100" w:type="dxa"/>
@@ -21815,7 +23089,7 @@
         </w:tc>
         <w:tc>
           <w:tcPr>
-            <w:tcW w:w="2400" w:type="dxa"/>
+            <w:tcW w:w="2288" w:type="dxa"/>
             <w:tcMar>
               <w:top w:w="60" w:type="dxa"/>
               <w:left w:w="100" w:type="dxa"/>
@@ -21839,7 +23113,7 @@
         </w:tc>
         <w:tc>
           <w:tcPr>
-            <w:tcW w:w="1500" w:type="dxa"/>
+            <w:tcW w:w="1220" w:type="dxa"/>
             <w:tcMar>
               <w:top w:w="60" w:type="dxa"/>
               <w:left w:w="100" w:type="dxa"/>
@@ -21860,6 +23134,21 @@
               </w:rPr>
               <w:t>1</w:t>
             </w:r>
+          </w:p>
+        </w:tc>
+        <w:tc>
+          <w:tcPr>
+            <w:tcW w:w="923" w:type="dxa"/>
+          </w:tcPr>
+          <w:p>
+            <w:pPr>
+              <w:spacing w:before="20" w:after="20" w:line="260" w:lineRule="auto"/>
+              <w:jc w:val="center"/>
+              <w:rPr>
+                <w:sz w:val="18"/>
+                <w:szCs w:val="18"/>
+              </w:rPr>
+            </w:pPr>
           </w:p>
         </w:tc>
       </w:tr>
@@ -21872,7 +23161,7 @@
         </w:tblPrEx>
         <w:tc>
           <w:tcPr>
-            <w:tcW w:w="14678" w:type="dxa"/>
+            <w:tcW w:w="13745" w:type="dxa"/>
             <w:gridSpan w:val="6"/>
             <w:shd w:val="clear" w:color="auto" w:fill="EDEDED"/>
             <w:tcMar>
@@ -21916,6 +23205,23 @@
               </w:rPr>
               <w:t>예상 5 세션)</w:t>
             </w:r>
+          </w:p>
+        </w:tc>
+        <w:tc>
+          <w:tcPr>
+            <w:tcW w:w="923" w:type="dxa"/>
+            <w:shd w:val="clear" w:color="auto" w:fill="EDEDED"/>
+          </w:tcPr>
+          <w:p>
+            <w:pPr>
+              <w:spacing w:before="20" w:after="20" w:line="260" w:lineRule="auto"/>
+              <w:rPr>
+                <w:b/>
+                <w:bCs/>
+                <w:sz w:val="19"/>
+                <w:szCs w:val="19"/>
+              </w:rPr>
+            </w:pPr>
           </w:p>
         </w:tc>
       </w:tr>
@@ -21928,7 +23234,7 @@
         </w:tblPrEx>
         <w:tc>
           <w:tcPr>
-            <w:tcW w:w="1100" w:type="dxa"/>
+            <w:tcW w:w="1076" w:type="dxa"/>
             <w:tcMar>
               <w:top w:w="60" w:type="dxa"/>
               <w:left w:w="100" w:type="dxa"/>
@@ -21956,7 +23262,7 @@
         </w:tc>
         <w:tc>
           <w:tcPr>
-            <w:tcW w:w="2500" w:type="dxa"/>
+            <w:tcW w:w="2471" w:type="dxa"/>
             <w:tcMar>
               <w:top w:w="60" w:type="dxa"/>
               <w:left w:w="100" w:type="dxa"/>
@@ -21980,7 +23286,7 @@
         </w:tc>
         <w:tc>
           <w:tcPr>
-            <w:tcW w:w="5578" w:type="dxa"/>
+            <w:tcW w:w="5520" w:type="dxa"/>
             <w:tcMar>
               <w:top w:w="60" w:type="dxa"/>
               <w:left w:w="100" w:type="dxa"/>
@@ -22020,7 +23326,7 @@
         </w:tc>
         <w:tc>
           <w:tcPr>
-            <w:tcW w:w="1600" w:type="dxa"/>
+            <w:tcW w:w="1170" w:type="dxa"/>
             <w:tcMar>
               <w:top w:w="60" w:type="dxa"/>
               <w:left w:w="100" w:type="dxa"/>
@@ -22045,7 +23351,7 @@
         </w:tc>
         <w:tc>
           <w:tcPr>
-            <w:tcW w:w="2400" w:type="dxa"/>
+            <w:tcW w:w="2288" w:type="dxa"/>
             <w:tcMar>
               <w:top w:w="60" w:type="dxa"/>
               <w:left w:w="100" w:type="dxa"/>
@@ -22069,7 +23375,7 @@
         </w:tc>
         <w:tc>
           <w:tcPr>
-            <w:tcW w:w="1500" w:type="dxa"/>
+            <w:tcW w:w="1220" w:type="dxa"/>
             <w:tcMar>
               <w:top w:w="60" w:type="dxa"/>
               <w:left w:w="100" w:type="dxa"/>
@@ -22090,6 +23396,21 @@
               </w:rPr>
               <w:t>0.5</w:t>
             </w:r>
+          </w:p>
+        </w:tc>
+        <w:tc>
+          <w:tcPr>
+            <w:tcW w:w="923" w:type="dxa"/>
+          </w:tcPr>
+          <w:p>
+            <w:pPr>
+              <w:spacing w:before="20" w:after="20" w:line="260" w:lineRule="auto"/>
+              <w:jc w:val="center"/>
+              <w:rPr>
+                <w:sz w:val="18"/>
+                <w:szCs w:val="18"/>
+              </w:rPr>
+            </w:pPr>
           </w:p>
         </w:tc>
       </w:tr>
@@ -22102,7 +23423,7 @@
         </w:tblPrEx>
         <w:tc>
           <w:tcPr>
-            <w:tcW w:w="1100" w:type="dxa"/>
+            <w:tcW w:w="1076" w:type="dxa"/>
             <w:tcMar>
               <w:top w:w="60" w:type="dxa"/>
               <w:left w:w="100" w:type="dxa"/>
@@ -22129,7 +23450,7 @@
         </w:tc>
         <w:tc>
           <w:tcPr>
-            <w:tcW w:w="2500" w:type="dxa"/>
+            <w:tcW w:w="2471" w:type="dxa"/>
             <w:tcMar>
               <w:top w:w="60" w:type="dxa"/>
               <w:left w:w="100" w:type="dxa"/>
@@ -22153,7 +23474,7 @@
         </w:tc>
         <w:tc>
           <w:tcPr>
-            <w:tcW w:w="5578" w:type="dxa"/>
+            <w:tcW w:w="5520" w:type="dxa"/>
             <w:tcMar>
               <w:top w:w="60" w:type="dxa"/>
               <w:left w:w="100" w:type="dxa"/>
@@ -22177,7 +23498,7 @@
         </w:tc>
         <w:tc>
           <w:tcPr>
-            <w:tcW w:w="1600" w:type="dxa"/>
+            <w:tcW w:w="1170" w:type="dxa"/>
             <w:tcMar>
               <w:top w:w="60" w:type="dxa"/>
               <w:left w:w="100" w:type="dxa"/>
@@ -22218,7 +23539,7 @@
         </w:tc>
         <w:tc>
           <w:tcPr>
-            <w:tcW w:w="2400" w:type="dxa"/>
+            <w:tcW w:w="2288" w:type="dxa"/>
             <w:tcMar>
               <w:top w:w="60" w:type="dxa"/>
               <w:left w:w="100" w:type="dxa"/>
@@ -22242,7 +23563,7 @@
         </w:tc>
         <w:tc>
           <w:tcPr>
-            <w:tcW w:w="1500" w:type="dxa"/>
+            <w:tcW w:w="1220" w:type="dxa"/>
             <w:tcMar>
               <w:top w:w="60" w:type="dxa"/>
               <w:left w:w="100" w:type="dxa"/>
@@ -22263,6 +23584,21 @@
               </w:rPr>
               <w:t>2</w:t>
             </w:r>
+          </w:p>
+        </w:tc>
+        <w:tc>
+          <w:tcPr>
+            <w:tcW w:w="923" w:type="dxa"/>
+          </w:tcPr>
+          <w:p>
+            <w:pPr>
+              <w:spacing w:before="20" w:after="20" w:line="260" w:lineRule="auto"/>
+              <w:jc w:val="center"/>
+              <w:rPr>
+                <w:sz w:val="18"/>
+                <w:szCs w:val="18"/>
+              </w:rPr>
+            </w:pPr>
           </w:p>
         </w:tc>
       </w:tr>
@@ -22275,7 +23611,7 @@
         </w:tblPrEx>
         <w:tc>
           <w:tcPr>
-            <w:tcW w:w="1100" w:type="dxa"/>
+            <w:tcW w:w="1076" w:type="dxa"/>
             <w:tcMar>
               <w:top w:w="60" w:type="dxa"/>
               <w:left w:w="100" w:type="dxa"/>
@@ -22302,7 +23638,7 @@
         </w:tc>
         <w:tc>
           <w:tcPr>
-            <w:tcW w:w="2500" w:type="dxa"/>
+            <w:tcW w:w="2471" w:type="dxa"/>
             <w:tcMar>
               <w:top w:w="60" w:type="dxa"/>
               <w:left w:w="100" w:type="dxa"/>
@@ -22326,7 +23662,7 @@
         </w:tc>
         <w:tc>
           <w:tcPr>
-            <w:tcW w:w="5578" w:type="dxa"/>
+            <w:tcW w:w="5520" w:type="dxa"/>
             <w:tcMar>
               <w:top w:w="60" w:type="dxa"/>
               <w:left w:w="100" w:type="dxa"/>
@@ -22350,7 +23686,7 @@
         </w:tc>
         <w:tc>
           <w:tcPr>
-            <w:tcW w:w="1600" w:type="dxa"/>
+            <w:tcW w:w="1170" w:type="dxa"/>
             <w:tcMar>
               <w:top w:w="60" w:type="dxa"/>
               <w:left w:w="100" w:type="dxa"/>
@@ -22375,7 +23711,7 @@
         </w:tc>
         <w:tc>
           <w:tcPr>
-            <w:tcW w:w="2400" w:type="dxa"/>
+            <w:tcW w:w="2288" w:type="dxa"/>
             <w:tcMar>
               <w:top w:w="60" w:type="dxa"/>
               <w:left w:w="100" w:type="dxa"/>
@@ -22399,7 +23735,7 @@
         </w:tc>
         <w:tc>
           <w:tcPr>
-            <w:tcW w:w="1500" w:type="dxa"/>
+            <w:tcW w:w="1220" w:type="dxa"/>
             <w:tcMar>
               <w:top w:w="60" w:type="dxa"/>
               <w:left w:w="100" w:type="dxa"/>
@@ -22420,6 +23756,21 @@
               </w:rPr>
               <w:t>0.5</w:t>
             </w:r>
+          </w:p>
+        </w:tc>
+        <w:tc>
+          <w:tcPr>
+            <w:tcW w:w="923" w:type="dxa"/>
+          </w:tcPr>
+          <w:p>
+            <w:pPr>
+              <w:spacing w:before="20" w:after="20" w:line="260" w:lineRule="auto"/>
+              <w:jc w:val="center"/>
+              <w:rPr>
+                <w:sz w:val="18"/>
+                <w:szCs w:val="18"/>
+              </w:rPr>
+            </w:pPr>
           </w:p>
         </w:tc>
       </w:tr>
@@ -22432,7 +23783,7 @@
         </w:tblPrEx>
         <w:tc>
           <w:tcPr>
-            <w:tcW w:w="1100" w:type="dxa"/>
+            <w:tcW w:w="1076" w:type="dxa"/>
             <w:tcMar>
               <w:top w:w="60" w:type="dxa"/>
               <w:left w:w="100" w:type="dxa"/>
@@ -22459,7 +23810,7 @@
         </w:tc>
         <w:tc>
           <w:tcPr>
-            <w:tcW w:w="2500" w:type="dxa"/>
+            <w:tcW w:w="2471" w:type="dxa"/>
             <w:tcMar>
               <w:top w:w="60" w:type="dxa"/>
               <w:left w:w="100" w:type="dxa"/>
@@ -22483,7 +23834,7 @@
         </w:tc>
         <w:tc>
           <w:tcPr>
-            <w:tcW w:w="5578" w:type="dxa"/>
+            <w:tcW w:w="5520" w:type="dxa"/>
             <w:tcMar>
               <w:top w:w="60" w:type="dxa"/>
               <w:left w:w="100" w:type="dxa"/>
@@ -22507,7 +23858,7 @@
         </w:tc>
         <w:tc>
           <w:tcPr>
-            <w:tcW w:w="1600" w:type="dxa"/>
+            <w:tcW w:w="1170" w:type="dxa"/>
             <w:tcMar>
               <w:top w:w="60" w:type="dxa"/>
               <w:left w:w="100" w:type="dxa"/>
@@ -22532,7 +23883,7 @@
         </w:tc>
         <w:tc>
           <w:tcPr>
-            <w:tcW w:w="2400" w:type="dxa"/>
+            <w:tcW w:w="2288" w:type="dxa"/>
             <w:tcMar>
               <w:top w:w="60" w:type="dxa"/>
               <w:left w:w="100" w:type="dxa"/>
@@ -22556,7 +23907,7 @@
         </w:tc>
         <w:tc>
           <w:tcPr>
-            <w:tcW w:w="1500" w:type="dxa"/>
+            <w:tcW w:w="1220" w:type="dxa"/>
             <w:tcMar>
               <w:top w:w="60" w:type="dxa"/>
               <w:left w:w="100" w:type="dxa"/>
@@ -22577,6 +23928,21 @@
               </w:rPr>
               <w:t>2</w:t>
             </w:r>
+          </w:p>
+        </w:tc>
+        <w:tc>
+          <w:tcPr>
+            <w:tcW w:w="923" w:type="dxa"/>
+          </w:tcPr>
+          <w:p>
+            <w:pPr>
+              <w:spacing w:before="20" w:after="20" w:line="260" w:lineRule="auto"/>
+              <w:jc w:val="center"/>
+              <w:rPr>
+                <w:sz w:val="18"/>
+                <w:szCs w:val="18"/>
+              </w:rPr>
+            </w:pPr>
           </w:p>
         </w:tc>
       </w:tr>
@@ -22589,7 +23955,7 @@
         </w:tblPrEx>
         <w:tc>
           <w:tcPr>
-            <w:tcW w:w="14678" w:type="dxa"/>
+            <w:tcW w:w="13745" w:type="dxa"/>
             <w:gridSpan w:val="6"/>
             <w:shd w:val="clear" w:color="auto" w:fill="FFF2CC"/>
             <w:tcMar>
@@ -22636,6 +24002,24 @@
               </w:rPr>
               <w:t xml:space="preserve"> 출시 — 누적 약 75.5 세션</w:t>
             </w:r>
+          </w:p>
+        </w:tc>
+        <w:tc>
+          <w:tcPr>
+            <w:tcW w:w="923" w:type="dxa"/>
+            <w:shd w:val="clear" w:color="auto" w:fill="FFF2CC"/>
+          </w:tcPr>
+          <w:p>
+            <w:pPr>
+              <w:spacing w:before="20" w:after="20" w:line="260" w:lineRule="auto"/>
+              <w:rPr>
+                <w:b/>
+                <w:bCs/>
+                <w:color w:val="833C00"/>
+                <w:sz w:val="19"/>
+                <w:szCs w:val="19"/>
+              </w:rPr>
+            </w:pPr>
           </w:p>
         </w:tc>
       </w:tr>
@@ -24327,6 +25711,7 @@
                 <w:sz w:val="19"/>
                 <w:szCs w:val="19"/>
               </w:rPr>
+              <w:lastRenderedPageBreak/>
               <w:t>P6-1</w:t>
             </w:r>
           </w:p>
